--- a/beginner dsa/step 4/4] st4 greedy.docx
+++ b/beginner dsa/step 4/4] st4 greedy.docx
@@ -3021,17 +3021,19 @@
           <w:color w:val="7030A0"/>
           <w:lang w:val="en-US"/>
         </w:rPr>
-        <w:t xml:space="preserve">    base_sum=sum(b)  </w:t>
-      </w:r>
-      <w:r>
+        <w:t xml:space="preserve">    base_sum=sum(b)        # Assume Bob takes all orders initially</w:t>
+      </w:r>
+    </w:p>
+    <w:p>
+      <w:pPr>
+        <w:spacing w:after="0"/>
         <w:rPr>
           <w:b/>
           <w:bCs/>
           <w:color w:val="7030A0"/>
           <w:lang w:val="en-US"/>
         </w:rPr>
-        <w:t xml:space="preserve">      </w:t>
-      </w:r>
+      </w:pPr>
       <w:r>
         <w:rPr>
           <w:b/>
@@ -3039,7 +3041,7 @@
           <w:color w:val="7030A0"/>
           <w:lang w:val="en-US"/>
         </w:rPr>
-        <w:t># Assume Bob takes all orders initially</w:t>
+        <w:t xml:space="preserve">    diff=[]      # Stores extra profit if Andy takes an order</w:t>
       </w:r>
     </w:p>
     <w:p>
@@ -3059,17 +3061,19 @@
           <w:color w:val="7030A0"/>
           <w:lang w:val="en-US"/>
         </w:rPr>
-        <w:t xml:space="preserve">    diff=[]  </w:t>
-      </w:r>
-      <w:r>
+        <w:t xml:space="preserve">    for i in range(n):</w:t>
+      </w:r>
+    </w:p>
+    <w:p>
+      <w:pPr>
+        <w:spacing w:after="0"/>
         <w:rPr>
           <w:b/>
           <w:bCs/>
           <w:color w:val="7030A0"/>
           <w:lang w:val="en-US"/>
         </w:rPr>
-        <w:t xml:space="preserve">    </w:t>
-      </w:r>
+      </w:pPr>
       <w:r>
         <w:rPr>
           <w:b/>
@@ -3077,7 +3081,7 @@
           <w:color w:val="7030A0"/>
           <w:lang w:val="en-US"/>
         </w:rPr>
-        <w:t># Stores extra profit if Andy takes an order</w:t>
+        <w:t xml:space="preserve">        diff.append(a[i]-b[i])             # Difference between Andy and Bob tips</w:t>
       </w:r>
     </w:p>
     <w:p>
@@ -3097,7 +3101,7 @@
           <w:color w:val="7030A0"/>
           <w:lang w:val="en-US"/>
         </w:rPr>
-        <w:t xml:space="preserve">    for i in range(n):</w:t>
+        <w:t xml:space="preserve">    diff.sort(reverse=True)             # Higher differences should come first</w:t>
       </w:r>
     </w:p>
     <w:p>
@@ -3117,17 +3121,19 @@
           <w:color w:val="7030A0"/>
           <w:lang w:val="en-US"/>
         </w:rPr>
-        <w:t xml:space="preserve">        diff.append(a[i]-b[i])  </w:t>
-      </w:r>
-      <w:r>
+        <w:t xml:space="preserve">    prefix=[0]*(n+1)                   # Prefix sum array</w:t>
+      </w:r>
+    </w:p>
+    <w:p>
+      <w:pPr>
+        <w:spacing w:after="0"/>
         <w:rPr>
           <w:b/>
           <w:bCs/>
           <w:color w:val="7030A0"/>
           <w:lang w:val="en-US"/>
         </w:rPr>
-        <w:t xml:space="preserve">           </w:t>
-      </w:r>
+      </w:pPr>
       <w:r>
         <w:rPr>
           <w:b/>
@@ -3135,7 +3141,7 @@
           <w:color w:val="7030A0"/>
           <w:lang w:val="en-US"/>
         </w:rPr>
-        <w:t># Difference between Andy and Bob tips</w:t>
+        <w:t xml:space="preserve">    for i in range(1,n+1):</w:t>
       </w:r>
     </w:p>
     <w:p>
@@ -3155,17 +3161,19 @@
           <w:color w:val="7030A0"/>
           <w:lang w:val="en-US"/>
         </w:rPr>
-        <w:t xml:space="preserve">    diff.sort(reverse=True) </w:t>
-      </w:r>
-      <w:r>
+        <w:t xml:space="preserve">        prefix[i]=prefix[i-1]+diff[i-1]            # Build prefix sums</w:t>
+      </w:r>
+    </w:p>
+    <w:p>
+      <w:pPr>
+        <w:spacing w:after="0"/>
         <w:rPr>
           <w:b/>
           <w:bCs/>
           <w:color w:val="7030A0"/>
           <w:lang w:val="en-US"/>
         </w:rPr>
-        <w:t xml:space="preserve">           </w:t>
-      </w:r>
+      </w:pPr>
       <w:r>
         <w:rPr>
           <w:b/>
@@ -3173,7 +3181,7 @@
           <w:color w:val="7030A0"/>
           <w:lang w:val="en-US"/>
         </w:rPr>
-        <w:t xml:space="preserve"> # Higher differences should come first</w:t>
+        <w:t xml:space="preserve">    max_tip=0             # Stores maximum possible tip</w:t>
       </w:r>
     </w:p>
     <w:p>
@@ -3193,17 +3201,19 @@
           <w:color w:val="7030A0"/>
           <w:lang w:val="en-US"/>
         </w:rPr>
-        <w:t xml:space="preserve">    prefix=[0]*(n+1)  </w:t>
-      </w:r>
-      <w:r>
+        <w:t xml:space="preserve">    for i in range(n+1):            # i orders assigned to Andy</w:t>
+      </w:r>
+    </w:p>
+    <w:p>
+      <w:pPr>
+        <w:spacing w:after="0"/>
         <w:rPr>
           <w:b/>
           <w:bCs/>
           <w:color w:val="7030A0"/>
           <w:lang w:val="en-US"/>
         </w:rPr>
-        <w:t xml:space="preserve">                 </w:t>
-      </w:r>
+      </w:pPr>
       <w:r>
         <w:rPr>
           <w:b/>
@@ -3211,7 +3221,7 @@
           <w:color w:val="7030A0"/>
           <w:lang w:val="en-US"/>
         </w:rPr>
-        <w:t># Prefix sum array</w:t>
+        <w:t xml:space="preserve">        if i&lt;=x and (n-i)&lt;=y:            # Valid assignment check</w:t>
       </w:r>
     </w:p>
     <w:p>
@@ -3231,7 +3241,7 @@
           <w:color w:val="7030A0"/>
           <w:lang w:val="en-US"/>
         </w:rPr>
-        <w:t xml:space="preserve">    for i in range(1,n+1):</w:t>
+        <w:t xml:space="preserve">            max_tip=max(max_tip,base_sum+prefix[i])     # Update answer</w:t>
       </w:r>
     </w:p>
     <w:p>
@@ -3251,46 +3261,50 @@
           <w:color w:val="7030A0"/>
           <w:lang w:val="en-US"/>
         </w:rPr>
-        <w:t xml:space="preserve">        prefix[i]=prefix[i-1]+diff[i-1]  </w:t>
-      </w:r>
-      <w:r>
+        <w:t xml:space="preserve">    return max_tip</w:t>
+      </w:r>
+    </w:p>
+    <w:p>
+      <w:pPr>
+        <w:spacing w:after="0"/>
         <w:rPr>
           <w:b/>
           <w:bCs/>
           <w:color w:val="7030A0"/>
           <w:lang w:val="en-US"/>
         </w:rPr>
-        <w:t xml:space="preserve">          </w:t>
-      </w:r>
-      <w:r>
+      </w:pPr>
+    </w:p>
+    <w:p>
+      <w:pPr>
+        <w:spacing w:after="0"/>
         <w:rPr>
           <w:b/>
           <w:bCs/>
           <w:color w:val="7030A0"/>
           <w:lang w:val="en-US"/>
         </w:rPr>
-        <w:t># Build prefix sums</w:t>
-      </w:r>
-    </w:p>
-    <w:p>
-      <w:pPr>
-        <w:spacing w:after="0"/>
+      </w:pPr>
+      <w:r>
         <w:rPr>
           <w:b/>
           <w:bCs/>
           <w:color w:val="7030A0"/>
           <w:lang w:val="en-US"/>
         </w:rPr>
-      </w:pPr>
-      <w:r>
+        <w:t>n,x,y=map(int,input().split())  # Read N,X,Y</w:t>
+      </w:r>
+    </w:p>
+    <w:p>
+      <w:pPr>
+        <w:spacing w:after="0"/>
         <w:rPr>
           <w:b/>
           <w:bCs/>
           <w:color w:val="7030A0"/>
           <w:lang w:val="en-US"/>
         </w:rPr>
-        <w:t xml:space="preserve">    max_tip=0  </w:t>
-      </w:r>
+      </w:pPr>
       <w:r>
         <w:rPr>
           <w:b/>
@@ -3298,37 +3312,39 @@
           <w:color w:val="7030A0"/>
           <w:lang w:val="en-US"/>
         </w:rPr>
-        <w:t xml:space="preserve">           </w:t>
-      </w:r>
-      <w:r>
+        <w:t>a=list(map(int,input().split()))  # Andy's tips</w:t>
+      </w:r>
+    </w:p>
+    <w:p>
+      <w:pPr>
+        <w:spacing w:after="0"/>
         <w:rPr>
           <w:b/>
           <w:bCs/>
           <w:color w:val="7030A0"/>
           <w:lang w:val="en-US"/>
         </w:rPr>
-        <w:t># Stores maximum possible tip</w:t>
-      </w:r>
-    </w:p>
-    <w:p>
-      <w:pPr>
-        <w:spacing w:after="0"/>
+      </w:pPr>
+      <w:r>
         <w:rPr>
           <w:b/>
           <w:bCs/>
           <w:color w:val="7030A0"/>
           <w:lang w:val="en-US"/>
         </w:rPr>
-      </w:pPr>
-      <w:r>
+        <w:t>b=list(map(int,input().split()))  # Bob's tips</w:t>
+      </w:r>
+    </w:p>
+    <w:p>
+      <w:pPr>
+        <w:spacing w:after="0"/>
         <w:rPr>
           <w:b/>
           <w:bCs/>
           <w:color w:val="7030A0"/>
           <w:lang w:val="en-US"/>
         </w:rPr>
-        <w:t xml:space="preserve">    for i in range(n+1):  </w:t>
-      </w:r>
+      </w:pPr>
       <w:r>
         <w:rPr>
           <w:b/>
@@ -3336,121 +3352,101 @@
           <w:color w:val="7030A0"/>
           <w:lang w:val="en-US"/>
         </w:rPr>
-        <w:t xml:space="preserve">          </w:t>
-      </w:r>
-      <w:r>
-        <w:rPr>
-          <w:b/>
-          <w:bCs/>
-          <w:color w:val="7030A0"/>
+        <w:t>print(max_tips(n,x,y,a,b))  # Print maximum tip</w:t>
+      </w:r>
+    </w:p>
+    <w:p>
+      <w:pPr>
+        <w:spacing w:after="0"/>
+        <w:rPr>
           <w:lang w:val="en-US"/>
         </w:rPr>
-        <w:t># i orders assigned to Andy</w:t>
-      </w:r>
-    </w:p>
-    <w:p>
-      <w:pPr>
-        <w:spacing w:after="0"/>
-        <w:rPr>
-          <w:b/>
-          <w:bCs/>
-          <w:color w:val="7030A0"/>
+      </w:pPr>
+    </w:p>
+    <w:p>
+      <w:pPr>
+        <w:spacing w:after="0"/>
+        <w:rPr>
           <w:lang w:val="en-US"/>
         </w:rPr>
       </w:pPr>
-      <w:r>
-        <w:rPr>
-          <w:b/>
-          <w:bCs/>
-          <w:color w:val="7030A0"/>
+    </w:p>
+    <w:p>
+      <w:pPr>
+        <w:spacing w:after="0"/>
+        <w:rPr>
           <w:lang w:val="en-US"/>
         </w:rPr>
-        <w:t xml:space="preserve">        if i&lt;=x and (n-i)&lt;=y:  </w:t>
-      </w:r>
-      <w:r>
-        <w:rPr>
-          <w:b/>
-          <w:bCs/>
-          <w:color w:val="7030A0"/>
+      </w:pPr>
+    </w:p>
+    <w:p>
+      <w:pPr>
+        <w:spacing w:after="0"/>
+        <w:rPr>
           <w:lang w:val="en-US"/>
         </w:rPr>
-        <w:t xml:space="preserve">          </w:t>
-      </w:r>
-      <w:r>
-        <w:rPr>
-          <w:b/>
-          <w:bCs/>
-          <w:color w:val="7030A0"/>
+      </w:pPr>
+    </w:p>
+    <w:p>
+      <w:pPr>
+        <w:spacing w:after="0"/>
+        <w:rPr>
           <w:lang w:val="en-US"/>
         </w:rPr>
-        <w:t># Valid assignment check</w:t>
-      </w:r>
-    </w:p>
-    <w:p>
-      <w:pPr>
-        <w:spacing w:after="0"/>
-        <w:rPr>
-          <w:b/>
-          <w:bCs/>
-          <w:color w:val="7030A0"/>
+      </w:pPr>
+    </w:p>
+    <w:p>
+      <w:pPr>
+        <w:spacing w:after="0"/>
+        <w:rPr>
           <w:lang w:val="en-US"/>
         </w:rPr>
       </w:pPr>
-      <w:r>
-        <w:rPr>
-          <w:b/>
-          <w:bCs/>
-          <w:color w:val="7030A0"/>
+    </w:p>
+    <w:p>
+      <w:pPr>
+        <w:spacing w:after="0"/>
+        <w:rPr>
           <w:lang w:val="en-US"/>
         </w:rPr>
-        <w:t xml:space="preserve">            max_tip=max(max_tip,base_sum+prefix[i])  </w:t>
-      </w:r>
-      <w:r>
-        <w:rPr>
-          <w:b/>
-          <w:bCs/>
-          <w:color w:val="7030A0"/>
+      </w:pPr>
+    </w:p>
+    <w:p>
+      <w:pPr>
+        <w:spacing w:after="0"/>
+        <w:rPr>
           <w:lang w:val="en-US"/>
         </w:rPr>
-        <w:t xml:space="preserve">   </w:t>
-      </w:r>
-      <w:r>
-        <w:rPr>
-          <w:b/>
-          <w:bCs/>
-          <w:color w:val="7030A0"/>
+      </w:pPr>
+    </w:p>
+    <w:p>
+      <w:pPr>
+        <w:spacing w:after="0"/>
+        <w:rPr>
           <w:lang w:val="en-US"/>
         </w:rPr>
-        <w:t># Update answer</w:t>
-      </w:r>
-    </w:p>
-    <w:p>
-      <w:pPr>
-        <w:spacing w:after="0"/>
-        <w:rPr>
-          <w:b/>
-          <w:bCs/>
-          <w:color w:val="7030A0"/>
+      </w:pPr>
+    </w:p>
+    <w:p>
+      <w:pPr>
+        <w:spacing w:after="0"/>
+        <w:rPr>
           <w:lang w:val="en-US"/>
         </w:rPr>
       </w:pPr>
-      <w:r>
-        <w:rPr>
-          <w:b/>
-          <w:bCs/>
-          <w:color w:val="7030A0"/>
+    </w:p>
+    <w:p>
+      <w:pPr>
+        <w:spacing w:after="0"/>
+        <w:rPr>
           <w:lang w:val="en-US"/>
         </w:rPr>
-        <w:t xml:space="preserve">    return max_tip</w:t>
-      </w:r>
-    </w:p>
-    <w:p>
-      <w:pPr>
-        <w:spacing w:after="0"/>
-        <w:rPr>
-          <w:b/>
-          <w:bCs/>
-          <w:color w:val="7030A0"/>
+      </w:pPr>
+    </w:p>
+    <w:p>
+      <w:pPr>
+        <w:spacing w:after="0"/>
+        <w:rPr>
           <w:lang w:val="en-US"/>
         </w:rPr>
       </w:pPr>
@@ -3459,235 +3455,62 @@
       <w:pPr>
         <w:spacing w:after="0"/>
         <w:rPr>
-          <w:b/>
-          <w:bCs/>
-          <w:color w:val="7030A0"/>
           <w:lang w:val="en-US"/>
         </w:rPr>
       </w:pPr>
-      <w:r>
-        <w:rPr>
-          <w:b/>
-          <w:bCs/>
-          <w:color w:val="7030A0"/>
+    </w:p>
+    <w:p>
+      <w:pPr>
+        <w:spacing w:after="0"/>
+        <w:rPr>
           <w:lang w:val="en-US"/>
         </w:rPr>
-        <w:t>n,x,y=map(int,input().split())  # Read N,X,Y</w:t>
-      </w:r>
-    </w:p>
-    <w:p>
-      <w:pPr>
-        <w:spacing w:after="0"/>
-        <w:rPr>
-          <w:b/>
-          <w:bCs/>
-          <w:color w:val="7030A0"/>
+      </w:pPr>
+    </w:p>
+    <w:p>
+      <w:pPr>
+        <w:spacing w:after="0"/>
+        <w:rPr>
           <w:lang w:val="en-US"/>
         </w:rPr>
       </w:pPr>
-      <w:r>
-        <w:rPr>
-          <w:b/>
-          <w:bCs/>
-          <w:color w:val="7030A0"/>
+    </w:p>
+    <w:p>
+      <w:pPr>
+        <w:pStyle w:val="Heading1"/>
+        <w:rPr>
           <w:lang w:val="en-US"/>
         </w:rPr>
-        <w:t>a=list(map(int,input().split()))  # Andy's tips</w:t>
-      </w:r>
-    </w:p>
-    <w:p>
-      <w:pPr>
-        <w:spacing w:after="0"/>
-        <w:rPr>
-          <w:b/>
-          <w:bCs/>
-          <w:color w:val="7030A0"/>
+      </w:pPr>
+      <w:r>
+        <w:rPr>
           <w:lang w:val="en-US"/>
         </w:rPr>
-      </w:pPr>
-      <w:r>
-        <w:rPr>
-          <w:b/>
-          <w:bCs/>
-          <w:color w:val="7030A0"/>
+        <w:t xml:space="preserve">4] number of operations needed to change all elements into </w:t>
+      </w:r>
+      <w:r>
+        <w:rPr>
           <w:lang w:val="en-US"/>
         </w:rPr>
-        <w:t>b=list(map(int,input().split()))  # Bob's tips</w:t>
-      </w:r>
-    </w:p>
-    <w:p>
-      <w:pPr>
-        <w:spacing w:after="0"/>
-        <w:rPr>
-          <w:b/>
-          <w:bCs/>
-          <w:color w:val="7030A0"/>
+        <w:t>target</w:t>
+      </w:r>
+    </w:p>
+    <w:p>
+      <w:pPr>
+        <w:spacing w:after="0"/>
+        <w:rPr>
           <w:lang w:val="en-US"/>
         </w:rPr>
       </w:pPr>
-      <w:r>
-        <w:rPr>
-          <w:b/>
-          <w:bCs/>
-          <w:color w:val="7030A0"/>
-          <w:lang w:val="en-US"/>
-        </w:rPr>
-        <w:t>print(max_tips(n,x,y,a,b))  # Print maximum tip</w:t>
-      </w:r>
-    </w:p>
-    <w:p>
-      <w:pPr>
-        <w:spacing w:after="0"/>
-        <w:rPr>
-          <w:lang w:val="en-US"/>
-        </w:rPr>
-      </w:pPr>
-    </w:p>
-    <w:p>
-      <w:pPr>
-        <w:spacing w:after="0"/>
-        <w:rPr>
-          <w:lang w:val="en-US"/>
-        </w:rPr>
-      </w:pPr>
-    </w:p>
-    <w:p>
-      <w:pPr>
-        <w:spacing w:after="0"/>
-        <w:rPr>
-          <w:lang w:val="en-US"/>
-        </w:rPr>
-      </w:pPr>
-    </w:p>
-    <w:p>
-      <w:pPr>
-        <w:spacing w:after="0"/>
-        <w:rPr>
-          <w:lang w:val="en-US"/>
-        </w:rPr>
-      </w:pPr>
-    </w:p>
-    <w:p>
-      <w:pPr>
-        <w:spacing w:after="0"/>
-        <w:rPr>
-          <w:lang w:val="en-US"/>
-        </w:rPr>
-      </w:pPr>
-    </w:p>
-    <w:p>
-      <w:pPr>
-        <w:spacing w:after="0"/>
-        <w:rPr>
-          <w:lang w:val="en-US"/>
-        </w:rPr>
-      </w:pPr>
-    </w:p>
-    <w:p>
-      <w:pPr>
-        <w:spacing w:after="0"/>
-        <w:rPr>
-          <w:lang w:val="en-US"/>
-        </w:rPr>
-      </w:pPr>
-    </w:p>
-    <w:p>
-      <w:pPr>
-        <w:spacing w:after="0"/>
-        <w:rPr>
-          <w:lang w:val="en-US"/>
-        </w:rPr>
-      </w:pPr>
-    </w:p>
-    <w:p>
-      <w:pPr>
-        <w:spacing w:after="0"/>
-        <w:rPr>
-          <w:lang w:val="en-US"/>
-        </w:rPr>
-      </w:pPr>
-    </w:p>
-    <w:p>
-      <w:pPr>
-        <w:spacing w:after="0"/>
-        <w:rPr>
-          <w:lang w:val="en-US"/>
-        </w:rPr>
-      </w:pPr>
-    </w:p>
-    <w:p>
-      <w:pPr>
-        <w:spacing w:after="0"/>
-        <w:rPr>
-          <w:lang w:val="en-US"/>
-        </w:rPr>
-      </w:pPr>
-    </w:p>
-    <w:p>
-      <w:pPr>
-        <w:spacing w:after="0"/>
-        <w:rPr>
-          <w:lang w:val="en-US"/>
-        </w:rPr>
-      </w:pPr>
-    </w:p>
-    <w:p>
-      <w:pPr>
-        <w:spacing w:after="0"/>
-        <w:rPr>
-          <w:lang w:val="en-US"/>
-        </w:rPr>
-      </w:pPr>
-    </w:p>
-    <w:p>
-      <w:pPr>
-        <w:spacing w:after="0"/>
-        <w:rPr>
-          <w:lang w:val="en-US"/>
-        </w:rPr>
-      </w:pPr>
-    </w:p>
-    <w:p>
-      <w:pPr>
-        <w:spacing w:after="0"/>
-        <w:rPr>
-          <w:lang w:val="en-US"/>
-        </w:rPr>
-      </w:pPr>
-    </w:p>
-    <w:p>
-      <w:pPr>
-        <w:pStyle w:val="Heading1"/>
-        <w:rPr>
-          <w:lang w:val="en-US"/>
-        </w:rPr>
-      </w:pPr>
-      <w:r>
-        <w:rPr>
-          <w:lang w:val="en-US"/>
-        </w:rPr>
-        <w:t xml:space="preserve">4] number of operations needed to change all elements into </w:t>
-      </w:r>
-      <w:r>
-        <w:rPr>
-          <w:lang w:val="en-US"/>
-        </w:rPr>
-        <w:t>target</w:t>
-      </w:r>
-    </w:p>
-    <w:p>
-      <w:pPr>
-        <w:spacing w:after="0"/>
-        <w:rPr>
-          <w:lang w:val="en-US"/>
-        </w:rPr>
-      </w:pPr>
-    </w:p>
-    <w:p>
-      <w:pPr>
-        <w:spacing w:after="0"/>
-      </w:pPr>
-      <w:r>
+    </w:p>
+    <w:p>
+      <w:pPr>
+        <w:spacing w:after="0"/>
+      </w:pPr>
+      <w:r>
+        <w:rPr>
+          <w:noProof/>
+        </w:rPr>
         <w:lastRenderedPageBreak/>
         <w:drawing>
           <wp:inline distT="0" distB="0" distL="0" distR="0" wp14:anchorId="7E464CFF" wp14:editId="4E09B6AB">
@@ -3749,6 +3572,9 @@
         <w:spacing w:after="0"/>
       </w:pPr>
       <w:r>
+        <w:rPr>
+          <w:noProof/>
+        </w:rPr>
         <w:lastRenderedPageBreak/>
         <w:drawing>
           <wp:inline distT="0" distB="0" distL="0" distR="0" wp14:anchorId="6A04D9A8" wp14:editId="19FD58BB">
@@ -3805,6 +3631,9 @@
         <w:spacing w:after="0"/>
       </w:pPr>
       <w:r>
+        <w:rPr>
+          <w:noProof/>
+        </w:rPr>
         <w:lastRenderedPageBreak/>
         <w:drawing>
           <wp:inline distT="0" distB="0" distL="0" distR="0" wp14:anchorId="571EE828" wp14:editId="40FD1AC3">
@@ -5353,19 +5182,7 @@
         <w:rPr>
           <w:rStyle w:val="Hyperlink"/>
         </w:rPr>
-        <w:t>https://www.codechef.com/problems</w:t>
-      </w:r>
-      <w:r>
-        <w:rPr>
-          <w:rStyle w:val="Hyperlink"/>
-        </w:rPr>
-        <w:t>/</w:t>
-      </w:r>
-      <w:r>
-        <w:rPr>
-          <w:rStyle w:val="Hyperlink"/>
-        </w:rPr>
-        <w:t>SHOOT0</w:t>
+        <w:t>https://www.codechef.com/problems/SHOOT0</w:t>
       </w:r>
       <w:r>
         <w:fldChar w:fldCharType="end"/>
@@ -7752,7 +7569,7 @@
       </w:pPr>
       <w:r>
         <w:pict w14:anchorId="5163417A">
-          <v:rect id="_x0000_i1106" style="width:0;height:1.5pt" o:hralign="center" o:hrstd="t" o:hr="t" fillcolor="#a0a0a0" stroked="f"/>
+          <v:rect id="_x0000_i1025" style="width:0;height:1.5pt" o:hralign="center" o:hrstd="t" o:hr="t" fillcolor="#a0a0a0" stroked="f"/>
         </w:pict>
       </w:r>
     </w:p>
@@ -7830,7 +7647,7 @@
       </w:pPr>
       <w:r>
         <w:pict w14:anchorId="67D3CF0B">
-          <v:rect id="_x0000_i1107" style="width:0;height:1.5pt" o:hralign="center" o:hrstd="t" o:hr="t" fillcolor="#a0a0a0" stroked="f"/>
+          <v:rect id="_x0000_i1026" style="width:0;height:1.5pt" o:hralign="center" o:hrstd="t" o:hr="t" fillcolor="#a0a0a0" stroked="f"/>
         </w:pict>
       </w:r>
     </w:p>
@@ -7905,7 +7722,7 @@
       </w:pPr>
       <w:r>
         <w:pict w14:anchorId="43BABE26">
-          <v:rect id="_x0000_i1108" style="width:0;height:1.5pt" o:hralign="center" o:hrstd="t" o:hr="t" fillcolor="#a0a0a0" stroked="f"/>
+          <v:rect id="_x0000_i1027" style="width:0;height:1.5pt" o:hralign="center" o:hrstd="t" o:hr="t" fillcolor="#a0a0a0" stroked="f"/>
         </w:pict>
       </w:r>
     </w:p>
@@ -7999,7 +7816,7 @@
       </w:pPr>
       <w:r>
         <w:pict w14:anchorId="6E1D99E2">
-          <v:rect id="_x0000_i1109" style="width:0;height:1.5pt" o:hralign="center" o:hrstd="t" o:hr="t" fillcolor="#a0a0a0" stroked="f"/>
+          <v:rect id="_x0000_i1028" style="width:0;height:1.5pt" o:hralign="center" o:hrstd="t" o:hr="t" fillcolor="#a0a0a0" stroked="f"/>
         </w:pict>
       </w:r>
     </w:p>
@@ -8057,7 +7874,7 @@
       </w:pPr>
       <w:r>
         <w:pict w14:anchorId="00A56A64">
-          <v:rect id="_x0000_i1110" style="width:0;height:1.5pt" o:hralign="center" o:hrstd="t" o:hr="t" fillcolor="#a0a0a0" stroked="f"/>
+          <v:rect id="_x0000_i1029" style="width:0;height:1.5pt" o:hralign="center" o:hrstd="t" o:hr="t" fillcolor="#a0a0a0" stroked="f"/>
         </w:pict>
       </w:r>
     </w:p>
@@ -8115,7 +7932,7 @@
       </w:pPr>
       <w:r>
         <w:pict w14:anchorId="64EF3865">
-          <v:rect id="_x0000_i1111" style="width:0;height:1.5pt" o:hralign="center" o:hrstd="t" o:hr="t" fillcolor="#a0a0a0" stroked="f"/>
+          <v:rect id="_x0000_i1030" style="width:0;height:1.5pt" o:hralign="center" o:hrstd="t" o:hr="t" fillcolor="#a0a0a0" stroked="f"/>
         </w:pict>
       </w:r>
     </w:p>
@@ -8189,7 +8006,7 @@
       </w:pPr>
       <w:r>
         <w:pict w14:anchorId="48537221">
-          <v:rect id="_x0000_i1112" style="width:0;height:1.5pt" o:hralign="center" o:hrstd="t" o:hr="t" fillcolor="#a0a0a0" stroked="f"/>
+          <v:rect id="_x0000_i1031" style="width:0;height:1.5pt" o:hralign="center" o:hrstd="t" o:hr="t" fillcolor="#a0a0a0" stroked="f"/>
         </w:pict>
       </w:r>
     </w:p>
@@ -8271,7 +8088,7 @@
       </w:pPr>
       <w:r>
         <w:pict w14:anchorId="444E2F75">
-          <v:rect id="_x0000_i1113" style="width:0;height:1.5pt" o:hralign="center" o:hrstd="t" o:hr="t" fillcolor="#a0a0a0" stroked="f"/>
+          <v:rect id="_x0000_i1032" style="width:0;height:1.5pt" o:hralign="center" o:hrstd="t" o:hr="t" fillcolor="#a0a0a0" stroked="f"/>
         </w:pict>
       </w:r>
     </w:p>
@@ -8329,7 +8146,7 @@
       </w:pPr>
       <w:r>
         <w:pict w14:anchorId="067F82AF">
-          <v:rect id="_x0000_i1114" style="width:0;height:1.5pt" o:hralign="center" o:hrstd="t" o:hr="t" fillcolor="#a0a0a0" stroked="f"/>
+          <v:rect id="_x0000_i1033" style="width:0;height:1.5pt" o:hralign="center" o:hrstd="t" o:hr="t" fillcolor="#a0a0a0" stroked="f"/>
         </w:pict>
       </w:r>
     </w:p>
@@ -8371,7 +8188,7 @@
       </w:pPr>
       <w:r>
         <w:pict w14:anchorId="64C52B9E">
-          <v:rect id="_x0000_i1115" style="width:0;height:1.5pt" o:hralign="center" o:hrstd="t" o:hr="t" fillcolor="#a0a0a0" stroked="f"/>
+          <v:rect id="_x0000_i1034" style="width:0;height:1.5pt" o:hralign="center" o:hrstd="t" o:hr="t" fillcolor="#a0a0a0" stroked="f"/>
         </w:pict>
       </w:r>
     </w:p>
@@ -8515,11 +8332,7 @@
         <w:t>Find the maximum number of valid pairs that can be formed.</w:t>
       </w:r>
     </w:p>
-    <w:p>
-      <w:pPr>
-        <w:pStyle w:val="Heading1"/>
-      </w:pPr>
-    </w:p>
+    <w:p/>
     <w:p>
       <w:pPr>
         <w:spacing w:after="0"/>
@@ -8799,43 +8612,43 @@
           <w:bCs/>
           <w:color w:val="7030A0"/>
         </w:rPr>
+        <w:t xml:space="preserve">    for height in males:</w:t>
+      </w:r>
+    </w:p>
+    <w:p>
+      <w:pPr>
+        <w:spacing w:after="0"/>
+        <w:rPr>
+          <w:b/>
+          <w:bCs/>
+          <w:color w:val="7030A0"/>
+        </w:rPr>
+      </w:pPr>
+      <w:r>
+        <w:rPr>
+          <w:b/>
+          <w:bCs/>
+          <w:color w:val="7030A0"/>
+        </w:rPr>
+        <w:t xml:space="preserve">        if height&lt;0:</w:t>
+      </w:r>
+    </w:p>
+    <w:p>
+      <w:pPr>
+        <w:spacing w:after="0"/>
+        <w:rPr>
+          <w:b/>
+          <w:bCs/>
+          <w:color w:val="7030A0"/>
+        </w:rPr>
+      </w:pPr>
+      <w:r>
+        <w:rPr>
+          <w:b/>
+          <w:bCs/>
+          <w:color w:val="7030A0"/>
+        </w:rPr>
         <w:lastRenderedPageBreak/>
-        <w:t xml:space="preserve">    for height in males:</w:t>
-      </w:r>
-    </w:p>
-    <w:p>
-      <w:pPr>
-        <w:spacing w:after="0"/>
-        <w:rPr>
-          <w:b/>
-          <w:bCs/>
-          <w:color w:val="7030A0"/>
-        </w:rPr>
-      </w:pPr>
-      <w:r>
-        <w:rPr>
-          <w:b/>
-          <w:bCs/>
-          <w:color w:val="7030A0"/>
-        </w:rPr>
-        <w:t xml:space="preserve">        if height&lt;0:</w:t>
-      </w:r>
-    </w:p>
-    <w:p>
-      <w:pPr>
-        <w:spacing w:after="0"/>
-        <w:rPr>
-          <w:b/>
-          <w:bCs/>
-          <w:color w:val="7030A0"/>
-        </w:rPr>
-      </w:pPr>
-      <w:r>
-        <w:rPr>
-          <w:b/>
-          <w:bCs/>
-          <w:color w:val="7030A0"/>
-        </w:rPr>
         <w:t xml:space="preserve">            male_needs_shorter.append(abs(height))</w:t>
       </w:r>
     </w:p>
@@ -9542,7 +9355,6 @@
     </w:p>
     <w:p>
       <w:r>
-        <w:lastRenderedPageBreak/>
         <w:t xml:space="preserve">Py </w:t>
       </w:r>
       <w:hyperlink r:id="rId29" w:history="1">
@@ -9559,6 +9371,7 @@
     </w:p>
     <w:p>
       <w:r>
+        <w:lastRenderedPageBreak/>
         <w:br/>
       </w:r>
     </w:p>
@@ -9569,7 +9382,2139 @@
       <w:r>
         <w:t>7]</w:t>
       </w:r>
-    </w:p>
+      <w:r>
+        <w:t xml:space="preserve"> Graph island, destroy bridges</w:t>
+      </w:r>
+      <w:r>
+        <w:t xml:space="preserve"> within cost,</w:t>
+      </w:r>
+      <w:r>
+        <w:t xml:space="preserve"> to reduce </w:t>
+      </w:r>
+      <w:r>
+        <w:t>islands visited.</w:t>
+      </w:r>
+    </w:p>
+    <w:p/>
+    <w:p>
+      <w:r>
+        <w:drawing>
+          <wp:inline distT="0" distB="0" distL="0" distR="0" wp14:anchorId="7F6F7BC1" wp14:editId="333E0C75">
+            <wp:extent cx="5731510" cy="5643245"/>
+            <wp:effectExtent l="0" t="0" r="2540" b="0"/>
+            <wp:docPr id="2111819743" name="Picture 4"/>
+            <wp:cNvGraphicFramePr>
+              <a:graphicFrameLocks xmlns:a="http://schemas.openxmlformats.org/drawingml/2006/main" noChangeAspect="1"/>
+            </wp:cNvGraphicFramePr>
+            <a:graphic xmlns:a="http://schemas.openxmlformats.org/drawingml/2006/main">
+              <a:graphicData uri="http://schemas.openxmlformats.org/drawingml/2006/picture">
+                <pic:pic xmlns:pic="http://schemas.openxmlformats.org/drawingml/2006/picture">
+                  <pic:nvPicPr>
+                    <pic:cNvPr id="0" name="Picture 21"/>
+                    <pic:cNvPicPr>
+                      <a:picLocks noChangeAspect="1" noChangeArrowheads="1"/>
+                    </pic:cNvPicPr>
+                  </pic:nvPicPr>
+                  <pic:blipFill>
+                    <a:blip r:embed="rId30">
+                      <a:extLst>
+                        <a:ext uri="{28A0092B-C50C-407E-A947-70E740481C1C}">
+                          <a14:useLocalDpi xmlns:a14="http://schemas.microsoft.com/office/drawing/2010/main" val="0"/>
+                        </a:ext>
+                      </a:extLst>
+                    </a:blip>
+                    <a:srcRect/>
+                    <a:stretch>
+                      <a:fillRect/>
+                    </a:stretch>
+                  </pic:blipFill>
+                  <pic:spPr bwMode="auto">
+                    <a:xfrm>
+                      <a:off x="0" y="0"/>
+                      <a:ext cx="5731510" cy="5643245"/>
+                    </a:xfrm>
+                    <a:prstGeom prst="rect">
+                      <a:avLst/>
+                    </a:prstGeom>
+                    <a:noFill/>
+                    <a:ln>
+                      <a:noFill/>
+                    </a:ln>
+                  </pic:spPr>
+                </pic:pic>
+              </a:graphicData>
+            </a:graphic>
+          </wp:inline>
+        </w:drawing>
+      </w:r>
+    </w:p>
+    <w:p/>
+    <w:p>
+      <w:r>
+        <w:t xml:space="preserve">-&gt; </w:t>
+      </w:r>
+      <w:r>
+        <w:rPr>
+          <w:b/>
+          <w:bCs/>
+        </w:rPr>
+        <w:t>Interview Problem: Optimally Disconnecting Atlassian Islands</w:t>
+      </w:r>
+    </w:p>
+    <w:p>
+      <w:r>
+        <w:rPr>
+          <w:b/>
+          <w:bCs/>
+        </w:rPr>
+        <w:t>Context:</w:t>
+      </w:r>
+      <w:r>
+        <w:t xml:space="preserve"> You’re working on a simulation tool at Atlassian that manages a network of islands connected by bridges. Initially, every island is connected to every other island. Each island has an "importance value" associated with it.</w:t>
+      </w:r>
+    </w:p>
+    <w:p>
+      <w:r>
+        <w:lastRenderedPageBreak/>
+        <w:t xml:space="preserve">A malicious agent, </w:t>
+      </w:r>
+      <w:r>
+        <w:rPr>
+          <w:b/>
+          <w:bCs/>
+        </w:rPr>
+        <w:t>Alex</w:t>
+      </w:r>
+      <w:r>
+        <w:t xml:space="preserve"> (an Atlassian engineer), can destroy some bridges between islands, but only if the total destruction cost remains within a given budget. The cost to destroy the bridge between island i and island j is importance[i] * importance[j].</w:t>
+      </w:r>
+    </w:p>
+    <w:p>
+      <w:r>
+        <w:t xml:space="preserve">Your colleague </w:t>
+      </w:r>
+      <w:r>
+        <w:rPr>
+          <w:b/>
+          <w:bCs/>
+        </w:rPr>
+        <w:t>Jordan</w:t>
+      </w:r>
+      <w:r>
+        <w:t xml:space="preserve"> (an Atlassian employee) lives on island 1 and enjoys visiting other islands. After </w:t>
+      </w:r>
+      <w:r>
+        <w:rPr>
+          <w:b/>
+          <w:bCs/>
+        </w:rPr>
+        <w:t>Alex</w:t>
+      </w:r>
+      <w:r>
+        <w:t xml:space="preserve"> destroys some bridges optimally to disconnect the network, we want to determine how many islands </w:t>
+      </w:r>
+      <w:r>
+        <w:rPr>
+          <w:b/>
+          <w:bCs/>
+        </w:rPr>
+        <w:t>Jordan</w:t>
+      </w:r>
+      <w:r>
+        <w:t xml:space="preserve"> can still access, including his own. Alex wants to minimize this number </w:t>
+      </w:r>
+    </w:p>
+    <w:p>
+      <w:r>
+        <w:rPr>
+          <w:rFonts w:ascii="Segoe UI Emoji" w:hAnsi="Segoe UI Emoji" w:cs="Segoe UI Emoji"/>
+        </w:rPr>
+        <w:t>🧩</w:t>
+      </w:r>
+      <w:r>
+        <w:t xml:space="preserve"> </w:t>
+      </w:r>
+      <w:r>
+        <w:rPr>
+          <w:b/>
+          <w:bCs/>
+        </w:rPr>
+        <w:t>Problem Statement:</w:t>
+      </w:r>
+      <w:r>
+        <w:t xml:space="preserve"> You are given:</w:t>
+      </w:r>
+    </w:p>
+    <w:p>
+      <w:pPr>
+        <w:numPr>
+          <w:ilvl w:val="0"/>
+          <w:numId w:val="16"/>
+        </w:numPr>
+      </w:pPr>
+      <w:r>
+        <w:t>An integer N — the number of islands.</w:t>
+      </w:r>
+      <w:r>
+        <w:br/>
+      </w:r>
+      <w:r>
+        <w:br/>
+      </w:r>
+    </w:p>
+    <w:p>
+      <w:pPr>
+        <w:numPr>
+          <w:ilvl w:val="0"/>
+          <w:numId w:val="16"/>
+        </w:numPr>
+      </w:pPr>
+      <w:r>
+        <w:t>An array A of length N, where A[i] is the importance of the i-th island (1-indexed).</w:t>
+      </w:r>
+      <w:r>
+        <w:br/>
+      </w:r>
+      <w:r>
+        <w:br/>
+      </w:r>
+    </w:p>
+    <w:p>
+      <w:pPr>
+        <w:numPr>
+          <w:ilvl w:val="0"/>
+          <w:numId w:val="16"/>
+        </w:numPr>
+      </w:pPr>
+      <w:r>
+        <w:t xml:space="preserve">A long integer C — the maximum total cost </w:t>
+      </w:r>
+      <w:r>
+        <w:rPr>
+          <w:b/>
+          <w:bCs/>
+        </w:rPr>
+        <w:t>Alex</w:t>
+      </w:r>
+      <w:r>
+        <w:t xml:space="preserve"> can spend to destroy bridges.</w:t>
+      </w:r>
+      <w:r>
+        <w:br/>
+      </w:r>
+      <w:r>
+        <w:br/>
+      </w:r>
+    </w:p>
+    <w:p>
+      <w:r>
+        <w:t xml:space="preserve">Each island is initially connected to every other island. Your task is to compute the minimum number of islands (including island 1) that </w:t>
+      </w:r>
+      <w:r>
+        <w:rPr>
+          <w:b/>
+          <w:bCs/>
+        </w:rPr>
+        <w:t>Jordan</w:t>
+      </w:r>
+      <w:r>
+        <w:t xml:space="preserve"> can access after </w:t>
+      </w:r>
+      <w:r>
+        <w:rPr>
+          <w:b/>
+          <w:bCs/>
+        </w:rPr>
+        <w:t>Alex</w:t>
+      </w:r>
+      <w:r>
+        <w:t xml:space="preserve"> destroys bridges optimally (to minimize the size of the connected component that contains island 1).</w:t>
+      </w:r>
+    </w:p>
+    <w:p>
+      <w:r>
+        <w:rPr>
+          <w:rFonts w:ascii="Segoe UI Emoji" w:hAnsi="Segoe UI Emoji" w:cs="Segoe UI Emoji"/>
+        </w:rPr>
+        <w:t>🧾</w:t>
+      </w:r>
+      <w:r>
+        <w:t xml:space="preserve"> </w:t>
+      </w:r>
+      <w:r>
+        <w:rPr>
+          <w:b/>
+          <w:bCs/>
+        </w:rPr>
+        <w:t>Input:</w:t>
+      </w:r>
+    </w:p>
+    <w:p>
+      <w:pPr>
+        <w:numPr>
+          <w:ilvl w:val="0"/>
+          <w:numId w:val="17"/>
+        </w:numPr>
+      </w:pPr>
+      <w:r>
+        <w:t>First line: integer T — number of test cases.</w:t>
+      </w:r>
+      <w:r>
+        <w:br/>
+      </w:r>
+      <w:r>
+        <w:br/>
+      </w:r>
+    </w:p>
+    <w:p>
+      <w:r>
+        <w:t>For each test case:</w:t>
+      </w:r>
+    </w:p>
+    <w:p>
+      <w:pPr>
+        <w:numPr>
+          <w:ilvl w:val="0"/>
+          <w:numId w:val="18"/>
+        </w:numPr>
+      </w:pPr>
+      <w:r>
+        <w:t>Line 1: Two integers N and C.</w:t>
+      </w:r>
+      <w:r>
+        <w:br/>
+      </w:r>
+      <w:r>
+        <w:br/>
+      </w:r>
+    </w:p>
+    <w:p>
+      <w:pPr>
+        <w:numPr>
+          <w:ilvl w:val="0"/>
+          <w:numId w:val="18"/>
+        </w:numPr>
+      </w:pPr>
+      <w:r>
+        <w:t>Line 2: N integers A[1] A[2] ... A[N] — importance values.</w:t>
+      </w:r>
+      <w:r>
+        <w:br/>
+      </w:r>
+      <w:r>
+        <w:br/>
+      </w:r>
+    </w:p>
+    <w:p>
+      <w:r>
+        <w:rPr>
+          <w:rFonts w:ascii="Segoe UI Emoji" w:hAnsi="Segoe UI Emoji" w:cs="Segoe UI Emoji"/>
+        </w:rPr>
+        <w:t>📤</w:t>
+      </w:r>
+      <w:r>
+        <w:t xml:space="preserve"> </w:t>
+      </w:r>
+      <w:r>
+        <w:rPr>
+          <w:b/>
+          <w:bCs/>
+        </w:rPr>
+        <w:t>Output:</w:t>
+      </w:r>
+      <w:r>
+        <w:t xml:space="preserve"> For each test case, output the minimum number of islands (including island 1) </w:t>
+      </w:r>
+      <w:r>
+        <w:rPr>
+          <w:b/>
+          <w:bCs/>
+        </w:rPr>
+        <w:t>Jordan</w:t>
+      </w:r>
+      <w:r>
+        <w:t xml:space="preserve"> can visit</w:t>
+      </w:r>
+    </w:p>
+    <w:p/>
+    <w:p>
+      <w:r>
+        <w:t>Analysis :-&gt; What can you do to make sure only “N-1” nodes are visited in total if you start at node-1</w:t>
+      </w:r>
+    </w:p>
+    <w:p/>
+    <w:p>
+      <w:r>
+        <w:t>-&gt; Choose node “i” and break its connection with all other nodes so only “N-1” nodes stay connected to each other in the component with node - “1”</w:t>
+      </w:r>
+    </w:p>
+    <w:p>
+      <w:r>
+        <w:t>-&gt; Hence if you start travelling from node “1” you can visit all N-1(including node “1”) nodes except node “i” </w:t>
+      </w:r>
+    </w:p>
+    <w:p/>
+    <w:p>
+      <w:r>
+        <w:t>-&gt; possible answer =&gt; a[2]*(sum of all other numbers) -&gt; when node-’2’ is removed. </w:t>
+      </w:r>
+    </w:p>
+    <w:p>
+      <w:r>
+        <w:t>OR </w:t>
+      </w:r>
+    </w:p>
+    <w:p/>
+    <w:p>
+      <w:r>
+        <w:t>=&gt; a[3]*(sum of all other numbers) -&gt; when node-’3’ is removed. </w:t>
+      </w:r>
+    </w:p>
+    <w:p>
+      <w:r>
+        <w:t>OR .</w:t>
+      </w:r>
+    </w:p>
+    <w:p>
+      <w:r>
+        <w:t>.</w:t>
+      </w:r>
+    </w:p>
+    <w:p>
+      <w:r>
+        <w:t>.</w:t>
+      </w:r>
+    </w:p>
+    <w:p>
+      <w:r>
+        <w:t>.</w:t>
+      </w:r>
+    </w:p>
+    <w:p>
+      <w:r>
+        <w:t>.</w:t>
+      </w:r>
+    </w:p>
+    <w:p>
+      <w:r>
+        <w:t>.</w:t>
+      </w:r>
+    </w:p>
+    <w:p>
+      <w:r>
+        <w:t>Min of all possibilities &lt;= C -&gt; then yes it is possible to get answer as N-1 </w:t>
+      </w:r>
+    </w:p>
+    <w:p/>
+    <w:p>
+      <w:r>
+        <w:t>-&gt; Now try for N-2; </w:t>
+      </w:r>
+    </w:p>
+    <w:p/>
+    <w:p>
+      <w:r>
+        <w:t>-&gt; (i,j) will be selected from [2….N] </w:t>
+      </w:r>
+    </w:p>
+    <w:p/>
+    <w:p>
+      <w:r>
+        <w:t>-&gt; minimize (a[i]+a[j])*(sum of rest of the numbers) </w:t>
+      </w:r>
+    </w:p>
+    <w:p>
+      <w:r>
+        <w:t>-&gt; x = sum of all numbers; y = a[i]+a[j];</w:t>
+      </w:r>
+    </w:p>
+    <w:p>
+      <w:r>
+        <w:t>-&gt; minimize (y*(t-y)) </w:t>
+      </w:r>
+    </w:p>
+    <w:p>
+      <w:r>
+        <w:t>-&gt; In algebra -&gt;the function f(y) = (y*(t-y)) is minimum at y =? </w:t>
+      </w:r>
+    </w:p>
+    <w:p>
+      <w:r>
+        <w:t>-&gt; Let us say , y could be any value from [0…….t] (which is true as t is sum of all numbers; so sum of any 2 numbers from all the numbers will be from 0 to t only] </w:t>
+      </w:r>
+    </w:p>
+    <w:p/>
+    <w:p>
+      <w:r>
+        <w:t>-&gt; so if y = 0 or y = t then f(y) is minimum ; </w:t>
+      </w:r>
+    </w:p>
+    <w:p/>
+    <w:p>
+      <w:r>
+        <w:t>-&gt; so y needs to be extreme(either 0 or t) </w:t>
+      </w:r>
+    </w:p>
+    <w:p>
+      <w:r>
+        <w:t>So y-&gt; a[i]+a[j] -&gt; either select the two largest numbers or select the two smallest numbers </w:t>
+      </w:r>
+    </w:p>
+    <w:p/>
+    <w:p>
+      <w:r>
+        <w:t>-&gt; Hence “y” can only be either sum of two largest numbers in range [2..N] or two smallest numbers in range [2….N] </w:t>
+      </w:r>
+    </w:p>
+    <w:p>
+      <w:r>
+        <w:t>Parabola graph created :- </w:t>
+      </w:r>
+    </w:p>
+    <w:p>
+      <w:r>
+        <w:lastRenderedPageBreak/>
+        <w:drawing>
+          <wp:inline distT="0" distB="0" distL="0" distR="0" wp14:anchorId="72EB98D7" wp14:editId="27FACDF0">
+            <wp:extent cx="4290060" cy="4465320"/>
+            <wp:effectExtent l="0" t="0" r="0" b="0"/>
+            <wp:docPr id="1205786410" name="Picture 3"/>
+            <wp:cNvGraphicFramePr>
+              <a:graphicFrameLocks xmlns:a="http://schemas.openxmlformats.org/drawingml/2006/main" noChangeAspect="1"/>
+            </wp:cNvGraphicFramePr>
+            <a:graphic xmlns:a="http://schemas.openxmlformats.org/drawingml/2006/main">
+              <a:graphicData uri="http://schemas.openxmlformats.org/drawingml/2006/picture">
+                <pic:pic xmlns:pic="http://schemas.openxmlformats.org/drawingml/2006/picture">
+                  <pic:nvPicPr>
+                    <pic:cNvPr id="0" name="Picture 22"/>
+                    <pic:cNvPicPr>
+                      <a:picLocks noChangeAspect="1" noChangeArrowheads="1"/>
+                    </pic:cNvPicPr>
+                  </pic:nvPicPr>
+                  <pic:blipFill>
+                    <a:blip r:embed="rId31">
+                      <a:extLst>
+                        <a:ext uri="{28A0092B-C50C-407E-A947-70E740481C1C}">
+                          <a14:useLocalDpi xmlns:a14="http://schemas.microsoft.com/office/drawing/2010/main" val="0"/>
+                        </a:ext>
+                      </a:extLst>
+                    </a:blip>
+                    <a:srcRect/>
+                    <a:stretch>
+                      <a:fillRect/>
+                    </a:stretch>
+                  </pic:blipFill>
+                  <pic:spPr bwMode="auto">
+                    <a:xfrm>
+                      <a:off x="0" y="0"/>
+                      <a:ext cx="4290060" cy="4465320"/>
+                    </a:xfrm>
+                    <a:prstGeom prst="rect">
+                      <a:avLst/>
+                    </a:prstGeom>
+                    <a:noFill/>
+                    <a:ln>
+                      <a:noFill/>
+                    </a:ln>
+                  </pic:spPr>
+                </pic:pic>
+              </a:graphicData>
+            </a:graphic>
+          </wp:inline>
+        </w:drawing>
+      </w:r>
+    </w:p>
+    <w:p>
+      <w:r>
+        <w:t>-&gt; do it and minimize;</w:t>
+      </w:r>
+    </w:p>
+    <w:p/>
+    <w:p>
+      <w:r>
+        <w:t>-&gt; Same technique if you try to get answer as N-3; N-4; ….. 1 </w:t>
+      </w:r>
+    </w:p>
+    <w:p>
+      <w:r>
+        <w:t>Implementation :-&gt; </w:t>
+      </w:r>
+    </w:p>
+    <w:p/>
+    <w:p>
+      <w:r>
+        <w:t xml:space="preserve">C++ - </w:t>
+      </w:r>
+      <w:hyperlink r:id="rId32" w:history="1">
+        <w:r>
+          <w:rPr>
+            <w:rStyle w:val="Hyperlink"/>
+          </w:rPr>
+          <w:t>https://ideone.com/hZDGhb</w:t>
+        </w:r>
+      </w:hyperlink>
+      <w:r>
+        <w:t> </w:t>
+      </w:r>
+    </w:p>
+    <w:p>
+      <w:r>
+        <w:t xml:space="preserve">Java - </w:t>
+      </w:r>
+      <w:hyperlink r:id="rId33" w:history="1">
+        <w:r>
+          <w:rPr>
+            <w:rStyle w:val="Hyperlink"/>
+          </w:rPr>
+          <w:t>https://ideone.com/uqVjrm</w:t>
+        </w:r>
+      </w:hyperlink>
+      <w:r>
+        <w:t> </w:t>
+      </w:r>
+    </w:p>
+    <w:p>
+      <w:r>
+        <w:t xml:space="preserve">Py - </w:t>
+      </w:r>
+      <w:hyperlink r:id="rId34" w:history="1">
+        <w:r>
+          <w:rPr>
+            <w:rStyle w:val="Hyperlink"/>
+          </w:rPr>
+          <w:t>https://ideone.com/zgKQM4</w:t>
+        </w:r>
+      </w:hyperlink>
+      <w:r>
+        <w:t>  </w:t>
+      </w:r>
+    </w:p>
+    <w:p>
+      <w:r>
+        <w:br/>
+      </w:r>
+      <w:r>
+        <w:br/>
+      </w:r>
+    </w:p>
+    <w:p>
+      <w:pPr>
+        <w:spacing w:after="0"/>
+        <w:contextualSpacing/>
+        <w:rPr>
+          <w:b/>
+          <w:bCs/>
+          <w:color w:val="7030A0"/>
+        </w:rPr>
+      </w:pPr>
+      <w:r>
+        <w:rPr>
+          <w:b/>
+          <w:bCs/>
+          <w:color w:val="7030A0"/>
+        </w:rPr>
+        <w:t>import sys     # fast input output</w:t>
+      </w:r>
+    </w:p>
+    <w:p>
+      <w:pPr>
+        <w:spacing w:after="0"/>
+        <w:contextualSpacing/>
+        <w:rPr>
+          <w:b/>
+          <w:bCs/>
+          <w:color w:val="7030A0"/>
+        </w:rPr>
+      </w:pPr>
+      <w:r>
+        <w:rPr>
+          <w:b/>
+          <w:bCs/>
+          <w:color w:val="7030A0"/>
+        </w:rPr>
+        <w:t>input=sys.stdin.readline     # shortcut for fast input</w:t>
+      </w:r>
+    </w:p>
+    <w:p>
+      <w:pPr>
+        <w:spacing w:after="0"/>
+        <w:contextualSpacing/>
+        <w:rPr>
+          <w:b/>
+          <w:bCs/>
+          <w:color w:val="7030A0"/>
+        </w:rPr>
+      </w:pPr>
+    </w:p>
+    <w:p>
+      <w:pPr>
+        <w:spacing w:after="0"/>
+        <w:contextualSpacing/>
+        <w:rPr>
+          <w:b/>
+          <w:bCs/>
+          <w:color w:val="7030A0"/>
+        </w:rPr>
+      </w:pPr>
+      <w:r>
+        <w:rPr>
+          <w:b/>
+          <w:bCs/>
+          <w:color w:val="7030A0"/>
+        </w:rPr>
+        <w:t>t=int(input())     # number of test cases</w:t>
+      </w:r>
+    </w:p>
+    <w:p>
+      <w:pPr>
+        <w:spacing w:after="0"/>
+        <w:contextualSpacing/>
+        <w:rPr>
+          <w:b/>
+          <w:bCs/>
+          <w:color w:val="7030A0"/>
+        </w:rPr>
+      </w:pPr>
+    </w:p>
+    <w:p>
+      <w:pPr>
+        <w:spacing w:after="0"/>
+        <w:contextualSpacing/>
+        <w:rPr>
+          <w:b/>
+          <w:bCs/>
+          <w:color w:val="7030A0"/>
+        </w:rPr>
+      </w:pPr>
+      <w:r>
+        <w:rPr>
+          <w:b/>
+          <w:bCs/>
+          <w:color w:val="7030A0"/>
+        </w:rPr>
+        <w:t>for _ in range(t):     # process each test case</w:t>
+      </w:r>
+    </w:p>
+    <w:p>
+      <w:pPr>
+        <w:spacing w:after="0"/>
+        <w:contextualSpacing/>
+        <w:rPr>
+          <w:b/>
+          <w:bCs/>
+          <w:color w:val="7030A0"/>
+        </w:rPr>
+      </w:pPr>
+      <w:r>
+        <w:rPr>
+          <w:b/>
+          <w:bCs/>
+          <w:color w:val="7030A0"/>
+        </w:rPr>
+        <w:t xml:space="preserve">    n,c=map(int,input().split())     # n = nodes, c = maximum allowed destruction cost</w:t>
+      </w:r>
+    </w:p>
+    <w:p>
+      <w:pPr>
+        <w:spacing w:after="0"/>
+        <w:contextualSpacing/>
+        <w:rPr>
+          <w:b/>
+          <w:bCs/>
+          <w:color w:val="7030A0"/>
+        </w:rPr>
+      </w:pPr>
+      <w:r>
+        <w:rPr>
+          <w:b/>
+          <w:bCs/>
+          <w:color w:val="7030A0"/>
+        </w:rPr>
+        <w:t xml:space="preserve">    b=list(map(int,input().split()))     # values assigned to nodes</w:t>
+      </w:r>
+    </w:p>
+    <w:p>
+      <w:pPr>
+        <w:spacing w:after="0"/>
+        <w:contextualSpacing/>
+        <w:rPr>
+          <w:b/>
+          <w:bCs/>
+          <w:color w:val="7030A0"/>
+        </w:rPr>
+      </w:pPr>
+    </w:p>
+    <w:p>
+      <w:pPr>
+        <w:spacing w:after="0"/>
+        <w:contextualSpacing/>
+        <w:rPr>
+          <w:b/>
+          <w:bCs/>
+          <w:color w:val="7030A0"/>
+        </w:rPr>
+      </w:pPr>
+      <w:r>
+        <w:rPr>
+          <w:b/>
+          <w:bCs/>
+          <w:color w:val="7030A0"/>
+        </w:rPr>
+        <w:t xml:space="preserve">    total=sum(b)     # total sum of all node values</w:t>
+      </w:r>
+    </w:p>
+    <w:p>
+      <w:pPr>
+        <w:spacing w:after="0"/>
+        <w:contextualSpacing/>
+        <w:rPr>
+          <w:b/>
+          <w:bCs/>
+          <w:color w:val="7030A0"/>
+        </w:rPr>
+      </w:pPr>
+    </w:p>
+    <w:p>
+      <w:pPr>
+        <w:spacing w:after="0"/>
+        <w:contextualSpacing/>
+        <w:rPr>
+          <w:b/>
+          <w:bCs/>
+          <w:color w:val="7030A0"/>
+        </w:rPr>
+      </w:pPr>
+      <w:r>
+        <w:rPr>
+          <w:b/>
+          <w:bCs/>
+          <w:color w:val="7030A0"/>
+        </w:rPr>
+        <w:t xml:space="preserve">    arr=sorted(b[1:])     # sort all nodes except node 1</w:t>
+      </w:r>
+    </w:p>
+    <w:p>
+      <w:pPr>
+        <w:spacing w:after="0"/>
+        <w:contextualSpacing/>
+        <w:rPr>
+          <w:b/>
+          <w:bCs/>
+          <w:color w:val="7030A0"/>
+        </w:rPr>
+      </w:pPr>
+    </w:p>
+    <w:p>
+      <w:pPr>
+        <w:spacing w:after="0"/>
+        <w:contextualSpacing/>
+        <w:rPr>
+          <w:b/>
+          <w:bCs/>
+          <w:color w:val="7030A0"/>
+        </w:rPr>
+      </w:pPr>
+      <w:r>
+        <w:rPr>
+          <w:b/>
+          <w:bCs/>
+          <w:color w:val="7030A0"/>
+        </w:rPr>
+        <w:t xml:space="preserve">    pref=[0]     # prefix sum array initialization</w:t>
+      </w:r>
+    </w:p>
+    <w:p>
+      <w:pPr>
+        <w:spacing w:after="0"/>
+        <w:contextualSpacing/>
+        <w:rPr>
+          <w:b/>
+          <w:bCs/>
+          <w:color w:val="7030A0"/>
+        </w:rPr>
+      </w:pPr>
+    </w:p>
+    <w:p>
+      <w:pPr>
+        <w:spacing w:after="0"/>
+        <w:contextualSpacing/>
+        <w:rPr>
+          <w:b/>
+          <w:bCs/>
+          <w:color w:val="7030A0"/>
+        </w:rPr>
+      </w:pPr>
+      <w:r>
+        <w:rPr>
+          <w:b/>
+          <w:bCs/>
+          <w:color w:val="7030A0"/>
+        </w:rPr>
+        <w:t xml:space="preserve">    for x in arr:     # build prefix sums</w:t>
+      </w:r>
+    </w:p>
+    <w:p>
+      <w:pPr>
+        <w:spacing w:after="0"/>
+        <w:contextualSpacing/>
+        <w:rPr>
+          <w:b/>
+          <w:bCs/>
+          <w:color w:val="7030A0"/>
+        </w:rPr>
+      </w:pPr>
+      <w:r>
+        <w:rPr>
+          <w:b/>
+          <w:bCs/>
+          <w:color w:val="7030A0"/>
+        </w:rPr>
+        <w:t xml:space="preserve">        pref.append(pref[-1]+x)     # cumulative sum storage</w:t>
+      </w:r>
+    </w:p>
+    <w:p>
+      <w:pPr>
+        <w:spacing w:after="0"/>
+        <w:contextualSpacing/>
+        <w:rPr>
+          <w:b/>
+          <w:bCs/>
+          <w:color w:val="7030A0"/>
+        </w:rPr>
+      </w:pPr>
+    </w:p>
+    <w:p>
+      <w:pPr>
+        <w:spacing w:after="0"/>
+        <w:contextualSpacing/>
+        <w:rPr>
+          <w:b/>
+          <w:bCs/>
+          <w:color w:val="7030A0"/>
+        </w:rPr>
+      </w:pPr>
+      <w:r>
+        <w:rPr>
+          <w:b/>
+          <w:bCs/>
+          <w:color w:val="7030A0"/>
+        </w:rPr>
+        <w:t xml:space="preserve">    ans=0     # maximum removable nodes count</w:t>
+      </w:r>
+    </w:p>
+    <w:p>
+      <w:pPr>
+        <w:spacing w:after="0"/>
+        <w:contextualSpacing/>
+        <w:rPr>
+          <w:b/>
+          <w:bCs/>
+          <w:color w:val="7030A0"/>
+        </w:rPr>
+      </w:pPr>
+    </w:p>
+    <w:p>
+      <w:pPr>
+        <w:spacing w:after="0"/>
+        <w:contextualSpacing/>
+        <w:rPr>
+          <w:b/>
+          <w:bCs/>
+          <w:color w:val="7030A0"/>
+        </w:rPr>
+      </w:pPr>
+      <w:r>
+        <w:rPr>
+          <w:b/>
+          <w:bCs/>
+          <w:color w:val="7030A0"/>
+        </w:rPr>
+        <w:t xml:space="preserve">    for k in range(1,n):     # try removing k nodes</w:t>
+      </w:r>
+    </w:p>
+    <w:p>
+      <w:pPr>
+        <w:spacing w:after="0"/>
+        <w:contextualSpacing/>
+        <w:rPr>
+          <w:b/>
+          <w:bCs/>
+          <w:color w:val="7030A0"/>
+        </w:rPr>
+      </w:pPr>
+    </w:p>
+    <w:p>
+      <w:pPr>
+        <w:spacing w:after="0"/>
+        <w:contextualSpacing/>
+        <w:rPr>
+          <w:b/>
+          <w:bCs/>
+          <w:color w:val="7030A0"/>
+        </w:rPr>
+      </w:pPr>
+      <w:r>
+        <w:rPr>
+          <w:b/>
+          <w:bCs/>
+          <w:color w:val="7030A0"/>
+        </w:rPr>
+        <w:t xml:space="preserve">        s1=pref[k]     # sum of smallest k node values</w:t>
+      </w:r>
+    </w:p>
+    <w:p>
+      <w:pPr>
+        <w:spacing w:after="0"/>
+        <w:contextualSpacing/>
+        <w:rPr>
+          <w:b/>
+          <w:bCs/>
+          <w:color w:val="7030A0"/>
+        </w:rPr>
+      </w:pPr>
+      <w:r>
+        <w:rPr>
+          <w:b/>
+          <w:bCs/>
+          <w:color w:val="7030A0"/>
+        </w:rPr>
+        <w:t xml:space="preserve">        cost1=s1*(total-s1)     # cut cost using smallest k nodes</w:t>
+      </w:r>
+    </w:p>
+    <w:p>
+      <w:pPr>
+        <w:spacing w:after="0"/>
+        <w:contextualSpacing/>
+        <w:rPr>
+          <w:b/>
+          <w:bCs/>
+          <w:color w:val="7030A0"/>
+        </w:rPr>
+      </w:pPr>
+    </w:p>
+    <w:p>
+      <w:pPr>
+        <w:spacing w:after="0"/>
+        <w:contextualSpacing/>
+        <w:rPr>
+          <w:b/>
+          <w:bCs/>
+          <w:color w:val="7030A0"/>
+        </w:rPr>
+      </w:pPr>
+      <w:r>
+        <w:rPr>
+          <w:b/>
+          <w:bCs/>
+          <w:color w:val="7030A0"/>
+        </w:rPr>
+        <w:t xml:space="preserve">        s2=pref[n-1]-pref[n-1-k]     # sum of largest k node values</w:t>
+      </w:r>
+    </w:p>
+    <w:p>
+      <w:pPr>
+        <w:spacing w:after="0"/>
+        <w:contextualSpacing/>
+        <w:rPr>
+          <w:b/>
+          <w:bCs/>
+          <w:color w:val="7030A0"/>
+        </w:rPr>
+      </w:pPr>
+      <w:r>
+        <w:rPr>
+          <w:b/>
+          <w:bCs/>
+          <w:color w:val="7030A0"/>
+        </w:rPr>
+        <w:t xml:space="preserve">        cost2=s2*(total-s2)     # cut cost using largest k nodes</w:t>
+      </w:r>
+    </w:p>
+    <w:p>
+      <w:pPr>
+        <w:spacing w:after="0"/>
+        <w:contextualSpacing/>
+        <w:rPr>
+          <w:b/>
+          <w:bCs/>
+          <w:color w:val="7030A0"/>
+        </w:rPr>
+      </w:pPr>
+    </w:p>
+    <w:p>
+      <w:pPr>
+        <w:spacing w:after="0"/>
+        <w:contextualSpacing/>
+        <w:rPr>
+          <w:b/>
+          <w:bCs/>
+          <w:color w:val="7030A0"/>
+        </w:rPr>
+      </w:pPr>
+      <w:r>
+        <w:rPr>
+          <w:b/>
+          <w:bCs/>
+          <w:color w:val="7030A0"/>
+        </w:rPr>
+        <w:t xml:space="preserve">        if min(cost1,cost2)&lt;=c:     # check if destruction is affordable</w:t>
+      </w:r>
+    </w:p>
+    <w:p>
+      <w:pPr>
+        <w:spacing w:after="0"/>
+        <w:contextualSpacing/>
+        <w:rPr>
+          <w:b/>
+          <w:bCs/>
+          <w:color w:val="7030A0"/>
+        </w:rPr>
+      </w:pPr>
+      <w:r>
+        <w:rPr>
+          <w:b/>
+          <w:bCs/>
+          <w:color w:val="7030A0"/>
+        </w:rPr>
+        <w:t xml:space="preserve">            ans=k     # update best removable count</w:t>
+      </w:r>
+    </w:p>
+    <w:p>
+      <w:pPr>
+        <w:spacing w:after="0"/>
+        <w:contextualSpacing/>
+        <w:rPr>
+          <w:b/>
+          <w:bCs/>
+          <w:color w:val="7030A0"/>
+        </w:rPr>
+      </w:pPr>
+    </w:p>
+    <w:p>
+      <w:pPr>
+        <w:spacing w:after="0"/>
+        <w:contextualSpacing/>
+        <w:rPr>
+          <w:b/>
+          <w:bCs/>
+          <w:color w:val="7030A0"/>
+        </w:rPr>
+      </w:pPr>
+      <w:r>
+        <w:rPr>
+          <w:b/>
+          <w:bCs/>
+          <w:color w:val="7030A0"/>
+        </w:rPr>
+        <w:t xml:space="preserve">    print(n-ans)     # minimum reachable nodes from node 1</w:t>
+      </w:r>
+    </w:p>
+    <w:p/>
+    <w:p/>
+    <w:p/>
+    <w:p>
+      <w:r>
+        <w:t>Now the detailed explanation of the algorithm:</w:t>
+      </w:r>
+    </w:p>
+    <w:p>
+      <w:r>
+        <w:t>We are given a complete graph.</w:t>
+      </w:r>
+      <w:r>
+        <w:br/>
+        <w:t>That means every node is connected to every other node.</w:t>
+      </w:r>
+    </w:p>
+    <w:p>
+      <w:r>
+        <w:t>If node values are:</w:t>
+      </w:r>
+    </w:p>
+    <w:p>
+      <w:r>
+        <w:t>[</w:t>
+      </w:r>
+      <w:r>
+        <w:br/>
+        <w:t>a_1,a_2,a_3,\dots,a_n</w:t>
+      </w:r>
+      <w:r>
+        <w:br/>
+        <w:t>]</w:t>
+      </w:r>
+    </w:p>
+    <w:p>
+      <w:r>
+        <w:t>then the cost to destroy the bridge between node i and node j is:</w:t>
+      </w:r>
+    </w:p>
+    <w:p>
+      <w:r>
+        <w:t>[</w:t>
+      </w:r>
+      <w:r>
+        <w:br/>
+        <w:t>a_i \times a_j</w:t>
+      </w:r>
+      <w:r>
+        <w:br/>
+        <w:t>]</w:t>
+      </w:r>
+    </w:p>
+    <w:p>
+      <w:r>
+        <w:t>We start from node 1, and we want to make the number of nodes reachable from node 1 as small as possible.</w:t>
+      </w:r>
+    </w:p>
+    <w:p>
+      <w:r>
+        <w:t>But we can only spend at most C.</w:t>
+      </w:r>
+    </w:p>
+    <w:p>
+      <w:r>
+        <w:pict w14:anchorId="4C91CD39">
+          <v:rect id="_x0000_i1091" style="width:0;height:1.5pt" o:hralign="center" o:hrstd="t" o:hr="t" fillcolor="#a0a0a0" stroked="f"/>
+        </w:pict>
+      </w:r>
+    </w:p>
+    <w:p>
+      <w:pPr>
+        <w:rPr>
+          <w:b/>
+          <w:bCs/>
+        </w:rPr>
+      </w:pPr>
+      <w:r>
+        <w:rPr>
+          <w:b/>
+          <w:bCs/>
+        </w:rPr>
+        <w:lastRenderedPageBreak/>
+        <w:t>MAIN OBSERVATION</w:t>
+      </w:r>
+    </w:p>
+    <w:p>
+      <w:r>
+        <w:t>Suppose we separate the graph into two groups:</w:t>
+      </w:r>
+    </w:p>
+    <w:p>
+      <w:pPr>
+        <w:numPr>
+          <w:ilvl w:val="0"/>
+          <w:numId w:val="19"/>
+        </w:numPr>
+      </w:pPr>
+      <w:r>
+        <w:t>Group A</w:t>
+      </w:r>
+    </w:p>
+    <w:p>
+      <w:pPr>
+        <w:numPr>
+          <w:ilvl w:val="0"/>
+          <w:numId w:val="19"/>
+        </w:numPr>
+      </w:pPr>
+      <w:r>
+        <w:t>Group B</w:t>
+      </w:r>
+    </w:p>
+    <w:p>
+      <w:r>
+        <w:t>To disconnect these two groups completely, we must destroy every edge between them.</w:t>
+      </w:r>
+    </w:p>
+    <w:p>
+      <w:r>
+        <w:t>Since the graph is complete, every node in A connects to every node in B.</w:t>
+      </w:r>
+    </w:p>
+    <w:p>
+      <w:r>
+        <w:t>The total destruction cost becomes:</w:t>
+      </w:r>
+    </w:p>
+    <w:p>
+      <w:r>
+        <w:t>[</w:t>
+      </w:r>
+      <w:r>
+        <w:br/>
+        <w:t>\sum_{i\in A}\sum_{j\in B}(a_i\times a_j)</w:t>
+      </w:r>
+      <w:r>
+        <w:br/>
+        <w:t>]</w:t>
+      </w:r>
+    </w:p>
+    <w:p>
+      <w:r>
+        <w:t>This simplifies into:</w:t>
+      </w:r>
+    </w:p>
+    <w:p>
+      <w:r>
+        <w:t>[</w:t>
+      </w:r>
+      <w:r>
+        <w:br/>
+        <w:t>(\text{sum of A}) \times (\text{sum of B})</w:t>
+      </w:r>
+      <w:r>
+        <w:br/>
+        <w:t>]</w:t>
+      </w:r>
+    </w:p>
+    <w:p>
+      <w:r>
+        <w:t>This is the key mathematical observation.</w:t>
+      </w:r>
+    </w:p>
+    <w:p>
+      <w:r>
+        <w:pict w14:anchorId="107AE591">
+          <v:rect id="_x0000_i1092" style="width:0;height:1.5pt" o:hralign="center" o:hrstd="t" o:hr="t" fillcolor="#a0a0a0" stroked="f"/>
+        </w:pict>
+      </w:r>
+    </w:p>
+    <w:p>
+      <w:pPr>
+        <w:rPr>
+          <w:b/>
+          <w:bCs/>
+        </w:rPr>
+      </w:pPr>
+      <w:r>
+        <w:rPr>
+          <w:b/>
+          <w:bCs/>
+        </w:rPr>
+        <w:t>WHAT ARE WE TRYING TO DO?</w:t>
+      </w:r>
+    </w:p>
+    <w:p>
+      <w:r>
+        <w:t>We want node 1 to stay in one group.</w:t>
+      </w:r>
+    </w:p>
+    <w:p>
+      <w:r>
+        <w:t>The other disconnected group will contain nodes that become unreachable from node 1.</w:t>
+      </w:r>
+    </w:p>
+    <w:p>
+      <w:r>
+        <w:t>If we disconnect k nodes from node 1, then:</w:t>
+      </w:r>
+    </w:p>
+    <w:p>
+      <w:pPr>
+        <w:numPr>
+          <w:ilvl w:val="0"/>
+          <w:numId w:val="20"/>
+        </w:numPr>
+      </w:pPr>
+      <w:r>
+        <w:t>reachable nodes become n-k</w:t>
+      </w:r>
+    </w:p>
+    <w:p>
+      <w:pPr>
+        <w:numPr>
+          <w:ilvl w:val="0"/>
+          <w:numId w:val="20"/>
+        </w:numPr>
+      </w:pPr>
+      <w:r>
+        <w:t>we want k as large as possible</w:t>
+      </w:r>
+    </w:p>
+    <w:p>
+      <w:r>
+        <w:t>But the disconnect cost must be:</w:t>
+      </w:r>
+    </w:p>
+    <w:p>
+      <w:r>
+        <w:t>[</w:t>
+      </w:r>
+      <w:r>
+        <w:br/>
+        <w:t>\le C</w:t>
+      </w:r>
+      <w:r>
+        <w:br/>
+        <w:t>]</w:t>
+      </w:r>
+    </w:p>
+    <w:p>
+      <w:r>
+        <w:pict w14:anchorId="55C5A7B1">
+          <v:rect id="_x0000_i1093" style="width:0;height:1.5pt" o:hralign="center" o:hrstd="t" o:hr="t" fillcolor="#a0a0a0" stroked="f"/>
+        </w:pict>
+      </w:r>
+    </w:p>
+    <w:p>
+      <w:pPr>
+        <w:rPr>
+          <w:b/>
+          <w:bCs/>
+        </w:rPr>
+      </w:pPr>
+      <w:r>
+        <w:rPr>
+          <w:b/>
+          <w:bCs/>
+        </w:rPr>
+        <w:t>WHY ONLY SMALLEST OR LARGEST VALUES?</w:t>
+      </w:r>
+    </w:p>
+    <w:p>
+      <w:r>
+        <w:t>Suppose we want to disconnect exactly k nodes.</w:t>
+      </w:r>
+    </w:p>
+    <w:p>
+      <w:r>
+        <w:t>The disconnect cost is:</w:t>
+      </w:r>
+    </w:p>
+    <w:p/>
+    <w:p>
+      <w:r>
+        <w:drawing>
+          <wp:inline distT="0" distB="0" distL="0" distR="0" wp14:anchorId="36281C0F" wp14:editId="3BC93375">
+            <wp:extent cx="1348857" cy="495343"/>
+            <wp:effectExtent l="0" t="0" r="3810" b="0"/>
+            <wp:docPr id="6445995" name="Picture 1"/>
+            <wp:cNvGraphicFramePr>
+              <a:graphicFrameLocks xmlns:a="http://schemas.openxmlformats.org/drawingml/2006/main" noChangeAspect="1"/>
+            </wp:cNvGraphicFramePr>
+            <a:graphic xmlns:a="http://schemas.openxmlformats.org/drawingml/2006/main">
+              <a:graphicData uri="http://schemas.openxmlformats.org/drawingml/2006/picture">
+                <pic:pic xmlns:pic="http://schemas.openxmlformats.org/drawingml/2006/picture">
+                  <pic:nvPicPr>
+                    <pic:cNvPr id="6445995" name=""/>
+                    <pic:cNvPicPr/>
+                  </pic:nvPicPr>
+                  <pic:blipFill>
+                    <a:blip r:embed="rId35"/>
+                    <a:stretch>
+                      <a:fillRect/>
+                    </a:stretch>
+                  </pic:blipFill>
+                  <pic:spPr>
+                    <a:xfrm>
+                      <a:off x="0" y="0"/>
+                      <a:ext cx="1348857" cy="495343"/>
+                    </a:xfrm>
+                    <a:prstGeom prst="rect">
+                      <a:avLst/>
+                    </a:prstGeom>
+                  </pic:spPr>
+                </pic:pic>
+              </a:graphicData>
+            </a:graphic>
+          </wp:inline>
+        </w:drawing>
+      </w:r>
+    </w:p>
+    <w:p>
+      <w:r>
+        <w:lastRenderedPageBreak/>
+        <w:t>[</w:t>
+      </w:r>
+      <w:r>
+        <w:br/>
+        <w:t>S\times(T-S)</w:t>
+      </w:r>
+      <w:r>
+        <w:br/>
+        <w:t>]</w:t>
+      </w:r>
+    </w:p>
+    <w:p>
+      <w:r>
+        <w:t>where:</w:t>
+      </w:r>
+    </w:p>
+    <w:p>
+      <w:pPr>
+        <w:numPr>
+          <w:ilvl w:val="0"/>
+          <w:numId w:val="21"/>
+        </w:numPr>
+      </w:pPr>
+      <w:r>
+        <w:t>S = sum of disconnected group</w:t>
+      </w:r>
+    </w:p>
+    <w:p>
+      <w:pPr>
+        <w:numPr>
+          <w:ilvl w:val="0"/>
+          <w:numId w:val="21"/>
+        </w:numPr>
+      </w:pPr>
+      <w:r>
+        <w:t>T = total sum</w:t>
+      </w:r>
+    </w:p>
+    <w:p>
+      <w:pPr>
+        <w:rPr>
+          <w:color w:val="EE0000"/>
+        </w:rPr>
+      </w:pPr>
+      <w:r>
+        <w:rPr>
+          <w:color w:val="EE0000"/>
+        </w:rPr>
+        <w:t>For fixed total T, this expression becomes minimum when S is either:</w:t>
+      </w:r>
+    </w:p>
+    <w:p>
+      <w:pPr>
+        <w:numPr>
+          <w:ilvl w:val="0"/>
+          <w:numId w:val="22"/>
+        </w:numPr>
+        <w:rPr>
+          <w:color w:val="EE0000"/>
+        </w:rPr>
+      </w:pPr>
+      <w:r>
+        <w:rPr>
+          <w:color w:val="EE0000"/>
+        </w:rPr>
+        <w:t>very small</w:t>
+      </w:r>
+    </w:p>
+    <w:p>
+      <w:pPr>
+        <w:numPr>
+          <w:ilvl w:val="0"/>
+          <w:numId w:val="22"/>
+        </w:numPr>
+        <w:rPr>
+          <w:color w:val="EE0000"/>
+        </w:rPr>
+      </w:pPr>
+      <w:r>
+        <w:rPr>
+          <w:color w:val="EE0000"/>
+        </w:rPr>
+        <w:t>very large</w:t>
+      </w:r>
+    </w:p>
+    <w:p>
+      <w:r>
+        <w:t>That means:</w:t>
+      </w:r>
+    </w:p>
+    <w:p>
+      <w:pPr>
+        <w:numPr>
+          <w:ilvl w:val="0"/>
+          <w:numId w:val="23"/>
+        </w:numPr>
+      </w:pPr>
+      <w:r>
+        <w:t>choosing the smallest valued nodes may minimize cost</w:t>
+      </w:r>
+    </w:p>
+    <w:p>
+      <w:pPr>
+        <w:numPr>
+          <w:ilvl w:val="0"/>
+          <w:numId w:val="23"/>
+        </w:numPr>
+      </w:pPr>
+      <w:r>
+        <w:t>choosing the largest valued nodes may also minimize cost</w:t>
+      </w:r>
+    </w:p>
+    <w:p>
+      <w:r>
+        <w:t>So for every k, we only need to check:</w:t>
+      </w:r>
+    </w:p>
+    <w:p>
+      <w:pPr>
+        <w:numPr>
+          <w:ilvl w:val="0"/>
+          <w:numId w:val="24"/>
+        </w:numPr>
+      </w:pPr>
+      <w:r>
+        <w:t>smallest k nodes</w:t>
+      </w:r>
+    </w:p>
+    <w:p>
+      <w:pPr>
+        <w:numPr>
+          <w:ilvl w:val="0"/>
+          <w:numId w:val="24"/>
+        </w:numPr>
+      </w:pPr>
+      <w:r>
+        <w:t>largest k nodes</w:t>
+      </w:r>
+    </w:p>
+    <w:p>
+      <w:r>
+        <w:t>This reduces the problem dramatically.</w:t>
+      </w:r>
+    </w:p>
+    <w:p>
+      <w:r>
+        <w:pict w14:anchorId="1ABF1E19">
+          <v:rect id="_x0000_i1094" style="width:0;height:1.5pt" o:hralign="center" o:hrstd="t" o:hr="t" fillcolor="#a0a0a0" stroked="f"/>
+        </w:pict>
+      </w:r>
+    </w:p>
+    <w:p>
+      <w:pPr>
+        <w:rPr>
+          <w:b/>
+          <w:bCs/>
+        </w:rPr>
+      </w:pPr>
+      <w:r>
+        <w:rPr>
+          <w:b/>
+          <w:bCs/>
+        </w:rPr>
+        <w:t>WHY SORTING IS USED</w:t>
+      </w:r>
+    </w:p>
+    <w:p>
+      <w:r>
+        <w:t>We sort all nodes except node 1.</w:t>
+      </w:r>
+    </w:p>
+    <w:p>
+      <w:r>
+        <w:t>arr=sorted(b[1:])</w:t>
+      </w:r>
+    </w:p>
+    <w:p>
+      <w:r>
+        <w:t>because:</w:t>
+      </w:r>
+    </w:p>
+    <w:p>
+      <w:pPr>
+        <w:numPr>
+          <w:ilvl w:val="0"/>
+          <w:numId w:val="25"/>
+        </w:numPr>
+      </w:pPr>
+      <w:r>
+        <w:t>smallest k elements become easy to access</w:t>
+      </w:r>
+    </w:p>
+    <w:p>
+      <w:pPr>
+        <w:numPr>
+          <w:ilvl w:val="0"/>
+          <w:numId w:val="25"/>
+        </w:numPr>
+      </w:pPr>
+      <w:r>
+        <w:t>largest k elements become easy to access</w:t>
+      </w:r>
+    </w:p>
+    <w:p>
+      <w:r>
+        <w:pict w14:anchorId="30F27508">
+          <v:rect id="_x0000_i1095" style="width:0;height:1.5pt" o:hralign="center" o:hrstd="t" o:hr="t" fillcolor="#a0a0a0" stroked="f"/>
+        </w:pict>
+      </w:r>
+    </w:p>
+    <w:p>
+      <w:pPr>
+        <w:rPr>
+          <w:b/>
+          <w:bCs/>
+        </w:rPr>
+      </w:pPr>
+      <w:r>
+        <w:rPr>
+          <w:b/>
+          <w:bCs/>
+        </w:rPr>
+        <w:t>WHY PREFIX SUM IS USED</w:t>
+      </w:r>
+    </w:p>
+    <w:p>
+      <w:r>
+        <w:t>Without prefix sums:</w:t>
+      </w:r>
+    </w:p>
+    <w:p>
+      <w:r>
+        <w:t>sum(arr[:k])</w:t>
+      </w:r>
+    </w:p>
+    <w:p>
+      <w:r>
+        <w:t>would take O(k) time every iteration.</w:t>
+      </w:r>
+    </w:p>
+    <w:p>
+      <w:r>
+        <w:t>Inside a loop, this becomes too slow.</w:t>
+      </w:r>
+    </w:p>
+    <w:p>
+      <w:r>
+        <w:t>So we build:</w:t>
+      </w:r>
+    </w:p>
+    <w:p>
+      <w:r>
+        <w:t>pref[i]</w:t>
+      </w:r>
+    </w:p>
+    <w:p>
+      <w:r>
+        <w:t>which stores:</w:t>
+      </w:r>
+    </w:p>
+    <w:p>
+      <w:r>
+        <w:lastRenderedPageBreak/>
+        <w:t>[</w:t>
+      </w:r>
+      <w:r>
+        <w:br/>
+        <w:t>\text{sum of first i elements}</w:t>
+      </w:r>
+      <w:r>
+        <w:br/>
+        <w:t>]</w:t>
+      </w:r>
+    </w:p>
+    <w:p>
+      <w:r>
+        <w:t>Then:</w:t>
+      </w:r>
+    </w:p>
+    <w:p>
+      <w:r>
+        <w:t>Smallest k sum:</w:t>
+      </w:r>
+    </w:p>
+    <w:p>
+      <w:r>
+        <w:t>pref[k]</w:t>
+      </w:r>
+    </w:p>
+    <w:p>
+      <w:r>
+        <w:t>Largest k sum:</w:t>
+      </w:r>
+    </w:p>
+    <w:p>
+      <w:r>
+        <w:t>pref[n-1]-pref[n-1-k]</w:t>
+      </w:r>
+    </w:p>
+    <w:p>
+      <w:r>
+        <w:t>Both become O(1) operations.</w:t>
+      </w:r>
+    </w:p>
+    <w:p>
+      <w:r>
+        <w:pict w14:anchorId="6080867A">
+          <v:rect id="_x0000_i1096" style="width:0;height:1.5pt" o:hralign="center" o:hrstd="t" o:hr="t" fillcolor="#a0a0a0" stroked="f"/>
+        </w:pict>
+      </w:r>
+    </w:p>
+    <w:p>
+      <w:pPr>
+        <w:rPr>
+          <w:b/>
+          <w:bCs/>
+        </w:rPr>
+      </w:pPr>
+      <w:r>
+        <w:rPr>
+          <w:b/>
+          <w:bCs/>
+        </w:rPr>
+        <w:t>VARIABLE EXPLANATION</w:t>
+      </w:r>
+    </w:p>
+    <w:p>
+      <w:pPr>
+        <w:spacing w:line="240" w:lineRule="auto"/>
+      </w:pPr>
+      <w:r>
+        <w:t>t</w:t>
+      </w:r>
+    </w:p>
+    <w:p>
+      <w:pPr>
+        <w:numPr>
+          <w:ilvl w:val="0"/>
+          <w:numId w:val="26"/>
+        </w:numPr>
+        <w:spacing w:line="240" w:lineRule="auto"/>
+      </w:pPr>
+      <w:r>
+        <w:t>number of test cases</w:t>
+      </w:r>
+    </w:p>
+    <w:p>
+      <w:pPr>
+        <w:spacing w:line="240" w:lineRule="auto"/>
+      </w:pPr>
+      <w:r>
+        <w:t>n</w:t>
+      </w:r>
+    </w:p>
+    <w:p>
+      <w:pPr>
+        <w:numPr>
+          <w:ilvl w:val="0"/>
+          <w:numId w:val="27"/>
+        </w:numPr>
+        <w:spacing w:line="240" w:lineRule="auto"/>
+      </w:pPr>
+      <w:r>
+        <w:t>number of nodes</w:t>
+      </w:r>
+    </w:p>
+    <w:p>
+      <w:pPr>
+        <w:spacing w:line="240" w:lineRule="auto"/>
+      </w:pPr>
+      <w:r>
+        <w:t>c</w:t>
+      </w:r>
+    </w:p>
+    <w:p>
+      <w:pPr>
+        <w:numPr>
+          <w:ilvl w:val="0"/>
+          <w:numId w:val="28"/>
+        </w:numPr>
+        <w:spacing w:line="240" w:lineRule="auto"/>
+      </w:pPr>
+      <w:r>
+        <w:t>maximum allowed destruction cost</w:t>
+      </w:r>
+    </w:p>
+    <w:p>
+      <w:pPr>
+        <w:spacing w:line="240" w:lineRule="auto"/>
+      </w:pPr>
+      <w:r>
+        <w:t>b</w:t>
+      </w:r>
+    </w:p>
+    <w:p>
+      <w:pPr>
+        <w:numPr>
+          <w:ilvl w:val="0"/>
+          <w:numId w:val="29"/>
+        </w:numPr>
+        <w:spacing w:line="240" w:lineRule="auto"/>
+      </w:pPr>
+      <w:r>
+        <w:t>node values</w:t>
+      </w:r>
+    </w:p>
+    <w:p>
+      <w:pPr>
+        <w:spacing w:line="240" w:lineRule="auto"/>
+      </w:pPr>
+      <w:r>
+        <w:t>total</w:t>
+      </w:r>
+    </w:p>
+    <w:p>
+      <w:pPr>
+        <w:numPr>
+          <w:ilvl w:val="0"/>
+          <w:numId w:val="30"/>
+        </w:numPr>
+        <w:spacing w:line="240" w:lineRule="auto"/>
+      </w:pPr>
+      <w:r>
+        <w:t>total sum of all node values</w:t>
+      </w:r>
+    </w:p>
+    <w:p>
+      <w:pPr>
+        <w:spacing w:line="240" w:lineRule="auto"/>
+      </w:pPr>
+      <w:r>
+        <w:t>arr</w:t>
+      </w:r>
+    </w:p>
+    <w:p>
+      <w:pPr>
+        <w:numPr>
+          <w:ilvl w:val="0"/>
+          <w:numId w:val="31"/>
+        </w:numPr>
+        <w:spacing w:line="240" w:lineRule="auto"/>
+      </w:pPr>
+      <w:r>
+        <w:t>sorted node values except node 1</w:t>
+      </w:r>
+    </w:p>
+    <w:p>
+      <w:pPr>
+        <w:spacing w:line="240" w:lineRule="auto"/>
+      </w:pPr>
+      <w:r>
+        <w:t>pref</w:t>
+      </w:r>
+    </w:p>
+    <w:p>
+      <w:pPr>
+        <w:numPr>
+          <w:ilvl w:val="0"/>
+          <w:numId w:val="32"/>
+        </w:numPr>
+        <w:spacing w:line="240" w:lineRule="auto"/>
+      </w:pPr>
+      <w:r>
+        <w:t>prefix sum array</w:t>
+      </w:r>
+    </w:p>
+    <w:p>
+      <w:pPr>
+        <w:spacing w:line="240" w:lineRule="auto"/>
+      </w:pPr>
+      <w:r>
+        <w:t>k</w:t>
+      </w:r>
+    </w:p>
+    <w:p>
+      <w:pPr>
+        <w:numPr>
+          <w:ilvl w:val="0"/>
+          <w:numId w:val="33"/>
+        </w:numPr>
+        <w:spacing w:line="240" w:lineRule="auto"/>
+      </w:pPr>
+      <w:r>
+        <w:t>number of nodes we try to disconnect</w:t>
+      </w:r>
+    </w:p>
+    <w:p>
+      <w:pPr>
+        <w:spacing w:line="240" w:lineRule="auto"/>
+      </w:pPr>
+      <w:r>
+        <w:t>s1</w:t>
+      </w:r>
+    </w:p>
+    <w:p>
+      <w:pPr>
+        <w:numPr>
+          <w:ilvl w:val="0"/>
+          <w:numId w:val="34"/>
+        </w:numPr>
+        <w:spacing w:line="240" w:lineRule="auto"/>
+      </w:pPr>
+      <w:r>
+        <w:t>sum of smallest k values</w:t>
+      </w:r>
+    </w:p>
+    <w:p>
+      <w:pPr>
+        <w:spacing w:line="240" w:lineRule="auto"/>
+      </w:pPr>
+      <w:r>
+        <w:t>cost1</w:t>
+      </w:r>
+    </w:p>
+    <w:p>
+      <w:pPr>
+        <w:numPr>
+          <w:ilvl w:val="0"/>
+          <w:numId w:val="35"/>
+        </w:numPr>
+        <w:spacing w:line="240" w:lineRule="auto"/>
+      </w:pPr>
+      <w:r>
+        <w:t>disconnect cost using smallest k nodes</w:t>
+      </w:r>
+    </w:p>
+    <w:p>
+      <w:pPr>
+        <w:spacing w:line="240" w:lineRule="auto"/>
+      </w:pPr>
+      <w:r>
+        <w:t>s2</w:t>
+      </w:r>
+    </w:p>
+    <w:p>
+      <w:pPr>
+        <w:numPr>
+          <w:ilvl w:val="0"/>
+          <w:numId w:val="36"/>
+        </w:numPr>
+        <w:spacing w:line="240" w:lineRule="auto"/>
+      </w:pPr>
+      <w:r>
+        <w:t>sum of largest k values</w:t>
+      </w:r>
+    </w:p>
+    <w:p>
+      <w:pPr>
+        <w:spacing w:line="240" w:lineRule="auto"/>
+      </w:pPr>
+      <w:r>
+        <w:lastRenderedPageBreak/>
+        <w:t>cost2</w:t>
+      </w:r>
+    </w:p>
+    <w:p>
+      <w:pPr>
+        <w:numPr>
+          <w:ilvl w:val="0"/>
+          <w:numId w:val="37"/>
+        </w:numPr>
+        <w:spacing w:line="240" w:lineRule="auto"/>
+      </w:pPr>
+      <w:r>
+        <w:t>disconnect cost using largest k nodes</w:t>
+      </w:r>
+    </w:p>
+    <w:p>
+      <w:pPr>
+        <w:spacing w:line="240" w:lineRule="auto"/>
+      </w:pPr>
+      <w:r>
+        <w:t>ans</w:t>
+      </w:r>
+    </w:p>
+    <w:p>
+      <w:pPr>
+        <w:numPr>
+          <w:ilvl w:val="0"/>
+          <w:numId w:val="38"/>
+        </w:numPr>
+        <w:spacing w:line="240" w:lineRule="auto"/>
+      </w:pPr>
+      <w:r>
+        <w:t>maximum number of nodes removable within budget</w:t>
+      </w:r>
+    </w:p>
+    <w:p>
+      <w:pPr>
+        <w:spacing w:line="240" w:lineRule="auto"/>
+      </w:pPr>
+      <w:r>
+        <w:pict w14:anchorId="3DB3D69B">
+          <v:rect id="_x0000_i1097" style="width:0;height:1.5pt" o:hralign="center" o:hrstd="t" o:hr="t" fillcolor="#a0a0a0" stroked="f"/>
+        </w:pict>
+      </w:r>
+    </w:p>
+    <w:p>
+      <w:pPr>
+        <w:rPr>
+          <w:b/>
+          <w:bCs/>
+        </w:rPr>
+      </w:pPr>
+      <w:r>
+        <w:rPr>
+          <w:b/>
+          <w:bCs/>
+        </w:rPr>
+        <w:t>TIME COMPLEXITY</w:t>
+      </w:r>
+    </w:p>
+    <w:p>
+      <w:r>
+        <w:t>Sorting:</w:t>
+      </w:r>
+    </w:p>
+    <w:p>
+      <w:r>
+        <w:t>[</w:t>
+      </w:r>
+      <w:r>
+        <w:br/>
+        <w:t>O(n\log n)</w:t>
+      </w:r>
+      <w:r>
+        <w:br/>
+        <w:t>]</w:t>
+      </w:r>
+    </w:p>
+    <w:p>
+      <w:r>
+        <w:t>Prefix sum construction:</w:t>
+      </w:r>
+    </w:p>
+    <w:p>
+      <w:r>
+        <w:t>[</w:t>
+      </w:r>
+      <w:r>
+        <w:br/>
+        <w:t>O(n)</w:t>
+      </w:r>
+      <w:r>
+        <w:br/>
+        <w:t>]</w:t>
+      </w:r>
+    </w:p>
+    <w:p>
+      <w:r>
+        <w:t>Loop:</w:t>
+      </w:r>
+    </w:p>
+    <w:p>
+      <w:r>
+        <w:t>[</w:t>
+      </w:r>
+      <w:r>
+        <w:br/>
+        <w:t>O(n)</w:t>
+      </w:r>
+      <w:r>
+        <w:br/>
+        <w:t>]</w:t>
+      </w:r>
+    </w:p>
+    <w:p>
+      <w:r>
+        <w:t>Overall:</w:t>
+      </w:r>
+    </w:p>
+    <w:p>
+      <w:r>
+        <w:t>[</w:t>
+      </w:r>
+      <w:r>
+        <w:br/>
+        <w:t>O(n\log n)</w:t>
+      </w:r>
+      <w:r>
+        <w:br/>
+        <w:t>]</w:t>
+      </w:r>
+    </w:p>
+    <w:p>
+      <w:r>
+        <w:t>which is efficient for large constraints.</w:t>
+      </w:r>
+    </w:p>
+    <w:p/>
     <w:sectPr>
       <w:pgSz w:w="11906" w:h="16838"/>
       <w:pgMar w:top="1440" w:right="1440" w:bottom="1135" w:left="1440" w:header="708" w:footer="708" w:gutter="0"/>
@@ -9583,6 +11528,715 @@
 <file path=word/numbering.xml><?xml version="1.0" encoding="utf-8"?>
 <w:numbering xmlns:wpc="http://schemas.microsoft.com/office/word/2010/wordprocessingCanvas" xmlns:cx="http://schemas.microsoft.com/office/drawing/2014/chartex" xmlns:cx1="http://schemas.microsoft.com/office/drawing/2015/9/8/chartex" xmlns:cx2="http://schemas.microsoft.com/office/drawing/2015/10/21/chartex" xmlns:cx3="http://schemas.microsoft.com/office/drawing/2016/5/9/chartex" xmlns:cx4="http://schemas.microsoft.com/office/drawing/2016/5/10/chartex" xmlns:cx5="http://schemas.microsoft.com/office/drawing/2016/5/11/chartex" xmlns:cx6="http://schemas.microsoft.com/office/drawing/2016/5/12/chartex" xmlns:cx7="http://schemas.microsoft.com/office/drawing/2016/5/13/chartex" xmlns:cx8="http://schemas.microsoft.com/office/drawing/2016/5/14/chartex" xmlns:mc="http://schemas.openxmlformats.org/markup-compatibility/2006" xmlns:aink="http://schemas.microsoft.com/office/drawing/2016/ink" xmlns:am3d="http://schemas.microsoft.com/office/drawing/2017/model3d" xmlns:o="urn:schemas-microsoft-com:office:office" xmlns:oel="http://schemas.microsoft.com/office/2019/extlst" xmlns:r="http://schemas.openxmlformats.org/officeDocument/2006/relationships" xmlns:m="http://schemas.openxmlformats.org/officeDocument/2006/math" xmlns:v="urn:schemas-microsoft-com:vml" xmlns:wp14="http://schemas.microsoft.com/office/word/2010/wordprocessingDrawing" xmlns:wp="http://schemas.openxmlformats.org/drawingml/2006/wordprocessingDrawing" xmlns:w10="urn:schemas-microsoft-com:office:word" xmlns:w="http://schemas.openxmlformats.org/wordprocessingml/2006/main" xmlns:w14="http://schemas.microsoft.com/office/word/2010/wordml" xmlns:w15="http://schemas.microsoft.com/office/word/2012/wordml" xmlns:w16cex="http://schemas.microsoft.com/office/word/2018/wordml/cex" xmlns:w16cid="http://schemas.microsoft.com/office/word/2016/wordml/cid" xmlns:w16="http://schemas.microsoft.com/office/word/2018/wordml" xmlns:w16du="http://schemas.microsoft.com/office/word/2023/wordml/word16du" xmlns:w16sdtdh="http://schemas.microsoft.com/office/word/2020/wordml/sdtdatahash" xmlns:w16sdtfl="http://schemas.microsoft.com/office/word/2024/wordml/sdtformatlock" xmlns:w16se="http://schemas.microsoft.com/office/word/2015/wordml/symex" xmlns:wpg="http://schemas.microsoft.com/office/word/2010/wordprocessingGroup" xmlns:wpi="http://schemas.microsoft.com/office/word/2010/wordprocessingInk" xmlns:wne="http://schemas.microsoft.com/office/word/2006/wordml" xmlns:wps="http://schemas.microsoft.com/office/word/2010/wordprocessingShape" mc:Ignorable="w14 w15 w16se w16cid w16 w16cex w16sdtdh w16sdtfl w16du wp14">
   <w:abstractNum w:abstractNumId="0" w15:restartNumberingAfterBreak="0">
+    <w:nsid w:val="0E85276E"/>
+    <w:multiLevelType w:val="multilevel"/>
+    <w:tmpl w:val="9D901364"/>
+    <w:lvl w:ilvl="0">
+      <w:start w:val="1"/>
+      <w:numFmt w:val="bullet"/>
+      <w:lvlText w:val=""/>
+      <w:lvlJc w:val="left"/>
+      <w:pPr>
+        <w:tabs>
+          <w:tab w:val="num" w:pos="720"/>
+        </w:tabs>
+        <w:ind w:left="720" w:hanging="360"/>
+      </w:pPr>
+      <w:rPr>
+        <w:rFonts w:ascii="Symbol" w:hAnsi="Symbol" w:hint="default"/>
+        <w:sz w:val="20"/>
+      </w:rPr>
+    </w:lvl>
+    <w:lvl w:ilvl="1" w:tentative="1">
+      <w:start w:val="1"/>
+      <w:numFmt w:val="bullet"/>
+      <w:lvlText w:val="o"/>
+      <w:lvlJc w:val="left"/>
+      <w:pPr>
+        <w:tabs>
+          <w:tab w:val="num" w:pos="1440"/>
+        </w:tabs>
+        <w:ind w:left="1440" w:hanging="360"/>
+      </w:pPr>
+      <w:rPr>
+        <w:rFonts w:ascii="Courier New" w:hAnsi="Courier New" w:hint="default"/>
+        <w:sz w:val="20"/>
+      </w:rPr>
+    </w:lvl>
+    <w:lvl w:ilvl="2" w:tentative="1">
+      <w:start w:val="1"/>
+      <w:numFmt w:val="bullet"/>
+      <w:lvlText w:val=""/>
+      <w:lvlJc w:val="left"/>
+      <w:pPr>
+        <w:tabs>
+          <w:tab w:val="num" w:pos="2160"/>
+        </w:tabs>
+        <w:ind w:left="2160" w:hanging="360"/>
+      </w:pPr>
+      <w:rPr>
+        <w:rFonts w:ascii="Wingdings" w:hAnsi="Wingdings" w:hint="default"/>
+        <w:sz w:val="20"/>
+      </w:rPr>
+    </w:lvl>
+    <w:lvl w:ilvl="3" w:tentative="1">
+      <w:start w:val="1"/>
+      <w:numFmt w:val="bullet"/>
+      <w:lvlText w:val=""/>
+      <w:lvlJc w:val="left"/>
+      <w:pPr>
+        <w:tabs>
+          <w:tab w:val="num" w:pos="2880"/>
+        </w:tabs>
+        <w:ind w:left="2880" w:hanging="360"/>
+      </w:pPr>
+      <w:rPr>
+        <w:rFonts w:ascii="Wingdings" w:hAnsi="Wingdings" w:hint="default"/>
+        <w:sz w:val="20"/>
+      </w:rPr>
+    </w:lvl>
+    <w:lvl w:ilvl="4" w:tentative="1">
+      <w:start w:val="1"/>
+      <w:numFmt w:val="bullet"/>
+      <w:lvlText w:val=""/>
+      <w:lvlJc w:val="left"/>
+      <w:pPr>
+        <w:tabs>
+          <w:tab w:val="num" w:pos="3600"/>
+        </w:tabs>
+        <w:ind w:left="3600" w:hanging="360"/>
+      </w:pPr>
+      <w:rPr>
+        <w:rFonts w:ascii="Wingdings" w:hAnsi="Wingdings" w:hint="default"/>
+        <w:sz w:val="20"/>
+      </w:rPr>
+    </w:lvl>
+    <w:lvl w:ilvl="5" w:tentative="1">
+      <w:start w:val="1"/>
+      <w:numFmt w:val="bullet"/>
+      <w:lvlText w:val=""/>
+      <w:lvlJc w:val="left"/>
+      <w:pPr>
+        <w:tabs>
+          <w:tab w:val="num" w:pos="4320"/>
+        </w:tabs>
+        <w:ind w:left="4320" w:hanging="360"/>
+      </w:pPr>
+      <w:rPr>
+        <w:rFonts w:ascii="Wingdings" w:hAnsi="Wingdings" w:hint="default"/>
+        <w:sz w:val="20"/>
+      </w:rPr>
+    </w:lvl>
+    <w:lvl w:ilvl="6" w:tentative="1">
+      <w:start w:val="1"/>
+      <w:numFmt w:val="bullet"/>
+      <w:lvlText w:val=""/>
+      <w:lvlJc w:val="left"/>
+      <w:pPr>
+        <w:tabs>
+          <w:tab w:val="num" w:pos="5040"/>
+        </w:tabs>
+        <w:ind w:left="5040" w:hanging="360"/>
+      </w:pPr>
+      <w:rPr>
+        <w:rFonts w:ascii="Wingdings" w:hAnsi="Wingdings" w:hint="default"/>
+        <w:sz w:val="20"/>
+      </w:rPr>
+    </w:lvl>
+    <w:lvl w:ilvl="7" w:tentative="1">
+      <w:start w:val="1"/>
+      <w:numFmt w:val="bullet"/>
+      <w:lvlText w:val=""/>
+      <w:lvlJc w:val="left"/>
+      <w:pPr>
+        <w:tabs>
+          <w:tab w:val="num" w:pos="5760"/>
+        </w:tabs>
+        <w:ind w:left="5760" w:hanging="360"/>
+      </w:pPr>
+      <w:rPr>
+        <w:rFonts w:ascii="Wingdings" w:hAnsi="Wingdings" w:hint="default"/>
+        <w:sz w:val="20"/>
+      </w:rPr>
+    </w:lvl>
+    <w:lvl w:ilvl="8" w:tentative="1">
+      <w:start w:val="1"/>
+      <w:numFmt w:val="bullet"/>
+      <w:lvlText w:val=""/>
+      <w:lvlJc w:val="left"/>
+      <w:pPr>
+        <w:tabs>
+          <w:tab w:val="num" w:pos="6480"/>
+        </w:tabs>
+        <w:ind w:left="6480" w:hanging="360"/>
+      </w:pPr>
+      <w:rPr>
+        <w:rFonts w:ascii="Wingdings" w:hAnsi="Wingdings" w:hint="default"/>
+        <w:sz w:val="20"/>
+      </w:rPr>
+    </w:lvl>
+  </w:abstractNum>
+  <w:abstractNum w:abstractNumId="1" w15:restartNumberingAfterBreak="0">
+    <w:nsid w:val="15E11CB6"/>
+    <w:multiLevelType w:val="multilevel"/>
+    <w:tmpl w:val="691268E8"/>
+    <w:lvl w:ilvl="0">
+      <w:start w:val="1"/>
+      <w:numFmt w:val="decimal"/>
+      <w:lvlText w:val="%1."/>
+      <w:lvlJc w:val="left"/>
+      <w:pPr>
+        <w:tabs>
+          <w:tab w:val="num" w:pos="720"/>
+        </w:tabs>
+        <w:ind w:left="720" w:hanging="360"/>
+      </w:pPr>
+    </w:lvl>
+    <w:lvl w:ilvl="1" w:tentative="1">
+      <w:start w:val="1"/>
+      <w:numFmt w:val="decimal"/>
+      <w:lvlText w:val="%2."/>
+      <w:lvlJc w:val="left"/>
+      <w:pPr>
+        <w:tabs>
+          <w:tab w:val="num" w:pos="1440"/>
+        </w:tabs>
+        <w:ind w:left="1440" w:hanging="360"/>
+      </w:pPr>
+    </w:lvl>
+    <w:lvl w:ilvl="2" w:tentative="1">
+      <w:start w:val="1"/>
+      <w:numFmt w:val="decimal"/>
+      <w:lvlText w:val="%3."/>
+      <w:lvlJc w:val="left"/>
+      <w:pPr>
+        <w:tabs>
+          <w:tab w:val="num" w:pos="2160"/>
+        </w:tabs>
+        <w:ind w:left="2160" w:hanging="360"/>
+      </w:pPr>
+    </w:lvl>
+    <w:lvl w:ilvl="3" w:tentative="1">
+      <w:start w:val="1"/>
+      <w:numFmt w:val="decimal"/>
+      <w:lvlText w:val="%4."/>
+      <w:lvlJc w:val="left"/>
+      <w:pPr>
+        <w:tabs>
+          <w:tab w:val="num" w:pos="2880"/>
+        </w:tabs>
+        <w:ind w:left="2880" w:hanging="360"/>
+      </w:pPr>
+    </w:lvl>
+    <w:lvl w:ilvl="4" w:tentative="1">
+      <w:start w:val="1"/>
+      <w:numFmt w:val="decimal"/>
+      <w:lvlText w:val="%5."/>
+      <w:lvlJc w:val="left"/>
+      <w:pPr>
+        <w:tabs>
+          <w:tab w:val="num" w:pos="3600"/>
+        </w:tabs>
+        <w:ind w:left="3600" w:hanging="360"/>
+      </w:pPr>
+    </w:lvl>
+    <w:lvl w:ilvl="5" w:tentative="1">
+      <w:start w:val="1"/>
+      <w:numFmt w:val="decimal"/>
+      <w:lvlText w:val="%6."/>
+      <w:lvlJc w:val="left"/>
+      <w:pPr>
+        <w:tabs>
+          <w:tab w:val="num" w:pos="4320"/>
+        </w:tabs>
+        <w:ind w:left="4320" w:hanging="360"/>
+      </w:pPr>
+    </w:lvl>
+    <w:lvl w:ilvl="6" w:tentative="1">
+      <w:start w:val="1"/>
+      <w:numFmt w:val="decimal"/>
+      <w:lvlText w:val="%7."/>
+      <w:lvlJc w:val="left"/>
+      <w:pPr>
+        <w:tabs>
+          <w:tab w:val="num" w:pos="5040"/>
+        </w:tabs>
+        <w:ind w:left="5040" w:hanging="360"/>
+      </w:pPr>
+    </w:lvl>
+    <w:lvl w:ilvl="7" w:tentative="1">
+      <w:start w:val="1"/>
+      <w:numFmt w:val="decimal"/>
+      <w:lvlText w:val="%8."/>
+      <w:lvlJc w:val="left"/>
+      <w:pPr>
+        <w:tabs>
+          <w:tab w:val="num" w:pos="5760"/>
+        </w:tabs>
+        <w:ind w:left="5760" w:hanging="360"/>
+      </w:pPr>
+    </w:lvl>
+    <w:lvl w:ilvl="8" w:tentative="1">
+      <w:start w:val="1"/>
+      <w:numFmt w:val="decimal"/>
+      <w:lvlText w:val="%9."/>
+      <w:lvlJc w:val="left"/>
+      <w:pPr>
+        <w:tabs>
+          <w:tab w:val="num" w:pos="6480"/>
+        </w:tabs>
+        <w:ind w:left="6480" w:hanging="360"/>
+      </w:pPr>
+    </w:lvl>
+  </w:abstractNum>
+  <w:abstractNum w:abstractNumId="2" w15:restartNumberingAfterBreak="0">
+    <w:nsid w:val="191F60CC"/>
+    <w:multiLevelType w:val="multilevel"/>
+    <w:tmpl w:val="688073C8"/>
+    <w:lvl w:ilvl="0">
+      <w:start w:val="1"/>
+      <w:numFmt w:val="bullet"/>
+      <w:lvlText w:val=""/>
+      <w:lvlJc w:val="left"/>
+      <w:pPr>
+        <w:tabs>
+          <w:tab w:val="num" w:pos="720"/>
+        </w:tabs>
+        <w:ind w:left="720" w:hanging="360"/>
+      </w:pPr>
+      <w:rPr>
+        <w:rFonts w:ascii="Symbol" w:hAnsi="Symbol" w:hint="default"/>
+        <w:sz w:val="20"/>
+      </w:rPr>
+    </w:lvl>
+    <w:lvl w:ilvl="1" w:tentative="1">
+      <w:start w:val="1"/>
+      <w:numFmt w:val="bullet"/>
+      <w:lvlText w:val="o"/>
+      <w:lvlJc w:val="left"/>
+      <w:pPr>
+        <w:tabs>
+          <w:tab w:val="num" w:pos="1440"/>
+        </w:tabs>
+        <w:ind w:left="1440" w:hanging="360"/>
+      </w:pPr>
+      <w:rPr>
+        <w:rFonts w:ascii="Courier New" w:hAnsi="Courier New" w:hint="default"/>
+        <w:sz w:val="20"/>
+      </w:rPr>
+    </w:lvl>
+    <w:lvl w:ilvl="2" w:tentative="1">
+      <w:start w:val="1"/>
+      <w:numFmt w:val="bullet"/>
+      <w:lvlText w:val=""/>
+      <w:lvlJc w:val="left"/>
+      <w:pPr>
+        <w:tabs>
+          <w:tab w:val="num" w:pos="2160"/>
+        </w:tabs>
+        <w:ind w:left="2160" w:hanging="360"/>
+      </w:pPr>
+      <w:rPr>
+        <w:rFonts w:ascii="Wingdings" w:hAnsi="Wingdings" w:hint="default"/>
+        <w:sz w:val="20"/>
+      </w:rPr>
+    </w:lvl>
+    <w:lvl w:ilvl="3" w:tentative="1">
+      <w:start w:val="1"/>
+      <w:numFmt w:val="bullet"/>
+      <w:lvlText w:val=""/>
+      <w:lvlJc w:val="left"/>
+      <w:pPr>
+        <w:tabs>
+          <w:tab w:val="num" w:pos="2880"/>
+        </w:tabs>
+        <w:ind w:left="2880" w:hanging="360"/>
+      </w:pPr>
+      <w:rPr>
+        <w:rFonts w:ascii="Wingdings" w:hAnsi="Wingdings" w:hint="default"/>
+        <w:sz w:val="20"/>
+      </w:rPr>
+    </w:lvl>
+    <w:lvl w:ilvl="4" w:tentative="1">
+      <w:start w:val="1"/>
+      <w:numFmt w:val="bullet"/>
+      <w:lvlText w:val=""/>
+      <w:lvlJc w:val="left"/>
+      <w:pPr>
+        <w:tabs>
+          <w:tab w:val="num" w:pos="3600"/>
+        </w:tabs>
+        <w:ind w:left="3600" w:hanging="360"/>
+      </w:pPr>
+      <w:rPr>
+        <w:rFonts w:ascii="Wingdings" w:hAnsi="Wingdings" w:hint="default"/>
+        <w:sz w:val="20"/>
+      </w:rPr>
+    </w:lvl>
+    <w:lvl w:ilvl="5" w:tentative="1">
+      <w:start w:val="1"/>
+      <w:numFmt w:val="bullet"/>
+      <w:lvlText w:val=""/>
+      <w:lvlJc w:val="left"/>
+      <w:pPr>
+        <w:tabs>
+          <w:tab w:val="num" w:pos="4320"/>
+        </w:tabs>
+        <w:ind w:left="4320" w:hanging="360"/>
+      </w:pPr>
+      <w:rPr>
+        <w:rFonts w:ascii="Wingdings" w:hAnsi="Wingdings" w:hint="default"/>
+        <w:sz w:val="20"/>
+      </w:rPr>
+    </w:lvl>
+    <w:lvl w:ilvl="6" w:tentative="1">
+      <w:start w:val="1"/>
+      <w:numFmt w:val="bullet"/>
+      <w:lvlText w:val=""/>
+      <w:lvlJc w:val="left"/>
+      <w:pPr>
+        <w:tabs>
+          <w:tab w:val="num" w:pos="5040"/>
+        </w:tabs>
+        <w:ind w:left="5040" w:hanging="360"/>
+      </w:pPr>
+      <w:rPr>
+        <w:rFonts w:ascii="Wingdings" w:hAnsi="Wingdings" w:hint="default"/>
+        <w:sz w:val="20"/>
+      </w:rPr>
+    </w:lvl>
+    <w:lvl w:ilvl="7" w:tentative="1">
+      <w:start w:val="1"/>
+      <w:numFmt w:val="bullet"/>
+      <w:lvlText w:val=""/>
+      <w:lvlJc w:val="left"/>
+      <w:pPr>
+        <w:tabs>
+          <w:tab w:val="num" w:pos="5760"/>
+        </w:tabs>
+        <w:ind w:left="5760" w:hanging="360"/>
+      </w:pPr>
+      <w:rPr>
+        <w:rFonts w:ascii="Wingdings" w:hAnsi="Wingdings" w:hint="default"/>
+        <w:sz w:val="20"/>
+      </w:rPr>
+    </w:lvl>
+    <w:lvl w:ilvl="8" w:tentative="1">
+      <w:start w:val="1"/>
+      <w:numFmt w:val="bullet"/>
+      <w:lvlText w:val=""/>
+      <w:lvlJc w:val="left"/>
+      <w:pPr>
+        <w:tabs>
+          <w:tab w:val="num" w:pos="6480"/>
+        </w:tabs>
+        <w:ind w:left="6480" w:hanging="360"/>
+      </w:pPr>
+      <w:rPr>
+        <w:rFonts w:ascii="Wingdings" w:hAnsi="Wingdings" w:hint="default"/>
+        <w:sz w:val="20"/>
+      </w:rPr>
+    </w:lvl>
+  </w:abstractNum>
+  <w:abstractNum w:abstractNumId="3" w15:restartNumberingAfterBreak="0">
+    <w:nsid w:val="1DFA2919"/>
+    <w:multiLevelType w:val="multilevel"/>
+    <w:tmpl w:val="C2142364"/>
+    <w:lvl w:ilvl="0">
+      <w:start w:val="1"/>
+      <w:numFmt w:val="bullet"/>
+      <w:lvlText w:val=""/>
+      <w:lvlJc w:val="left"/>
+      <w:pPr>
+        <w:tabs>
+          <w:tab w:val="num" w:pos="720"/>
+        </w:tabs>
+        <w:ind w:left="720" w:hanging="360"/>
+      </w:pPr>
+      <w:rPr>
+        <w:rFonts w:ascii="Symbol" w:hAnsi="Symbol" w:hint="default"/>
+        <w:sz w:val="20"/>
+      </w:rPr>
+    </w:lvl>
+    <w:lvl w:ilvl="1" w:tentative="1">
+      <w:start w:val="1"/>
+      <w:numFmt w:val="bullet"/>
+      <w:lvlText w:val="o"/>
+      <w:lvlJc w:val="left"/>
+      <w:pPr>
+        <w:tabs>
+          <w:tab w:val="num" w:pos="1440"/>
+        </w:tabs>
+        <w:ind w:left="1440" w:hanging="360"/>
+      </w:pPr>
+      <w:rPr>
+        <w:rFonts w:ascii="Courier New" w:hAnsi="Courier New" w:hint="default"/>
+        <w:sz w:val="20"/>
+      </w:rPr>
+    </w:lvl>
+    <w:lvl w:ilvl="2" w:tentative="1">
+      <w:start w:val="1"/>
+      <w:numFmt w:val="bullet"/>
+      <w:lvlText w:val=""/>
+      <w:lvlJc w:val="left"/>
+      <w:pPr>
+        <w:tabs>
+          <w:tab w:val="num" w:pos="2160"/>
+        </w:tabs>
+        <w:ind w:left="2160" w:hanging="360"/>
+      </w:pPr>
+      <w:rPr>
+        <w:rFonts w:ascii="Wingdings" w:hAnsi="Wingdings" w:hint="default"/>
+        <w:sz w:val="20"/>
+      </w:rPr>
+    </w:lvl>
+    <w:lvl w:ilvl="3" w:tentative="1">
+      <w:start w:val="1"/>
+      <w:numFmt w:val="bullet"/>
+      <w:lvlText w:val=""/>
+      <w:lvlJc w:val="left"/>
+      <w:pPr>
+        <w:tabs>
+          <w:tab w:val="num" w:pos="2880"/>
+        </w:tabs>
+        <w:ind w:left="2880" w:hanging="360"/>
+      </w:pPr>
+      <w:rPr>
+        <w:rFonts w:ascii="Wingdings" w:hAnsi="Wingdings" w:hint="default"/>
+        <w:sz w:val="20"/>
+      </w:rPr>
+    </w:lvl>
+    <w:lvl w:ilvl="4" w:tentative="1">
+      <w:start w:val="1"/>
+      <w:numFmt w:val="bullet"/>
+      <w:lvlText w:val=""/>
+      <w:lvlJc w:val="left"/>
+      <w:pPr>
+        <w:tabs>
+          <w:tab w:val="num" w:pos="3600"/>
+        </w:tabs>
+        <w:ind w:left="3600" w:hanging="360"/>
+      </w:pPr>
+      <w:rPr>
+        <w:rFonts w:ascii="Wingdings" w:hAnsi="Wingdings" w:hint="default"/>
+        <w:sz w:val="20"/>
+      </w:rPr>
+    </w:lvl>
+    <w:lvl w:ilvl="5" w:tentative="1">
+      <w:start w:val="1"/>
+      <w:numFmt w:val="bullet"/>
+      <w:lvlText w:val=""/>
+      <w:lvlJc w:val="left"/>
+      <w:pPr>
+        <w:tabs>
+          <w:tab w:val="num" w:pos="4320"/>
+        </w:tabs>
+        <w:ind w:left="4320" w:hanging="360"/>
+      </w:pPr>
+      <w:rPr>
+        <w:rFonts w:ascii="Wingdings" w:hAnsi="Wingdings" w:hint="default"/>
+        <w:sz w:val="20"/>
+      </w:rPr>
+    </w:lvl>
+    <w:lvl w:ilvl="6" w:tentative="1">
+      <w:start w:val="1"/>
+      <w:numFmt w:val="bullet"/>
+      <w:lvlText w:val=""/>
+      <w:lvlJc w:val="left"/>
+      <w:pPr>
+        <w:tabs>
+          <w:tab w:val="num" w:pos="5040"/>
+        </w:tabs>
+        <w:ind w:left="5040" w:hanging="360"/>
+      </w:pPr>
+      <w:rPr>
+        <w:rFonts w:ascii="Wingdings" w:hAnsi="Wingdings" w:hint="default"/>
+        <w:sz w:val="20"/>
+      </w:rPr>
+    </w:lvl>
+    <w:lvl w:ilvl="7" w:tentative="1">
+      <w:start w:val="1"/>
+      <w:numFmt w:val="bullet"/>
+      <w:lvlText w:val=""/>
+      <w:lvlJc w:val="left"/>
+      <w:pPr>
+        <w:tabs>
+          <w:tab w:val="num" w:pos="5760"/>
+        </w:tabs>
+        <w:ind w:left="5760" w:hanging="360"/>
+      </w:pPr>
+      <w:rPr>
+        <w:rFonts w:ascii="Wingdings" w:hAnsi="Wingdings" w:hint="default"/>
+        <w:sz w:val="20"/>
+      </w:rPr>
+    </w:lvl>
+    <w:lvl w:ilvl="8" w:tentative="1">
+      <w:start w:val="1"/>
+      <w:numFmt w:val="bullet"/>
+      <w:lvlText w:val=""/>
+      <w:lvlJc w:val="left"/>
+      <w:pPr>
+        <w:tabs>
+          <w:tab w:val="num" w:pos="6480"/>
+        </w:tabs>
+        <w:ind w:left="6480" w:hanging="360"/>
+      </w:pPr>
+      <w:rPr>
+        <w:rFonts w:ascii="Wingdings" w:hAnsi="Wingdings" w:hint="default"/>
+        <w:sz w:val="20"/>
+      </w:rPr>
+    </w:lvl>
+  </w:abstractNum>
+  <w:abstractNum w:abstractNumId="4" w15:restartNumberingAfterBreak="0">
+    <w:nsid w:val="1EF54C12"/>
+    <w:multiLevelType w:val="multilevel"/>
+    <w:tmpl w:val="32BEF30E"/>
+    <w:lvl w:ilvl="0">
+      <w:start w:val="1"/>
+      <w:numFmt w:val="bullet"/>
+      <w:lvlText w:val=""/>
+      <w:lvlJc w:val="left"/>
+      <w:pPr>
+        <w:tabs>
+          <w:tab w:val="num" w:pos="720"/>
+        </w:tabs>
+        <w:ind w:left="720" w:hanging="360"/>
+      </w:pPr>
+      <w:rPr>
+        <w:rFonts w:ascii="Symbol" w:hAnsi="Symbol" w:hint="default"/>
+        <w:sz w:val="20"/>
+      </w:rPr>
+    </w:lvl>
+    <w:lvl w:ilvl="1" w:tentative="1">
+      <w:start w:val="1"/>
+      <w:numFmt w:val="bullet"/>
+      <w:lvlText w:val="o"/>
+      <w:lvlJc w:val="left"/>
+      <w:pPr>
+        <w:tabs>
+          <w:tab w:val="num" w:pos="1440"/>
+        </w:tabs>
+        <w:ind w:left="1440" w:hanging="360"/>
+      </w:pPr>
+      <w:rPr>
+        <w:rFonts w:ascii="Courier New" w:hAnsi="Courier New" w:hint="default"/>
+        <w:sz w:val="20"/>
+      </w:rPr>
+    </w:lvl>
+    <w:lvl w:ilvl="2" w:tentative="1">
+      <w:start w:val="1"/>
+      <w:numFmt w:val="bullet"/>
+      <w:lvlText w:val=""/>
+      <w:lvlJc w:val="left"/>
+      <w:pPr>
+        <w:tabs>
+          <w:tab w:val="num" w:pos="2160"/>
+        </w:tabs>
+        <w:ind w:left="2160" w:hanging="360"/>
+      </w:pPr>
+      <w:rPr>
+        <w:rFonts w:ascii="Wingdings" w:hAnsi="Wingdings" w:hint="default"/>
+        <w:sz w:val="20"/>
+      </w:rPr>
+    </w:lvl>
+    <w:lvl w:ilvl="3" w:tentative="1">
+      <w:start w:val="1"/>
+      <w:numFmt w:val="bullet"/>
+      <w:lvlText w:val=""/>
+      <w:lvlJc w:val="left"/>
+      <w:pPr>
+        <w:tabs>
+          <w:tab w:val="num" w:pos="2880"/>
+        </w:tabs>
+        <w:ind w:left="2880" w:hanging="360"/>
+      </w:pPr>
+      <w:rPr>
+        <w:rFonts w:ascii="Wingdings" w:hAnsi="Wingdings" w:hint="default"/>
+        <w:sz w:val="20"/>
+      </w:rPr>
+    </w:lvl>
+    <w:lvl w:ilvl="4" w:tentative="1">
+      <w:start w:val="1"/>
+      <w:numFmt w:val="bullet"/>
+      <w:lvlText w:val=""/>
+      <w:lvlJc w:val="left"/>
+      <w:pPr>
+        <w:tabs>
+          <w:tab w:val="num" w:pos="3600"/>
+        </w:tabs>
+        <w:ind w:left="3600" w:hanging="360"/>
+      </w:pPr>
+      <w:rPr>
+        <w:rFonts w:ascii="Wingdings" w:hAnsi="Wingdings" w:hint="default"/>
+        <w:sz w:val="20"/>
+      </w:rPr>
+    </w:lvl>
+    <w:lvl w:ilvl="5" w:tentative="1">
+      <w:start w:val="1"/>
+      <w:numFmt w:val="bullet"/>
+      <w:lvlText w:val=""/>
+      <w:lvlJc w:val="left"/>
+      <w:pPr>
+        <w:tabs>
+          <w:tab w:val="num" w:pos="4320"/>
+        </w:tabs>
+        <w:ind w:left="4320" w:hanging="360"/>
+      </w:pPr>
+      <w:rPr>
+        <w:rFonts w:ascii="Wingdings" w:hAnsi="Wingdings" w:hint="default"/>
+        <w:sz w:val="20"/>
+      </w:rPr>
+    </w:lvl>
+    <w:lvl w:ilvl="6" w:tentative="1">
+      <w:start w:val="1"/>
+      <w:numFmt w:val="bullet"/>
+      <w:lvlText w:val=""/>
+      <w:lvlJc w:val="left"/>
+      <w:pPr>
+        <w:tabs>
+          <w:tab w:val="num" w:pos="5040"/>
+        </w:tabs>
+        <w:ind w:left="5040" w:hanging="360"/>
+      </w:pPr>
+      <w:rPr>
+        <w:rFonts w:ascii="Wingdings" w:hAnsi="Wingdings" w:hint="default"/>
+        <w:sz w:val="20"/>
+      </w:rPr>
+    </w:lvl>
+    <w:lvl w:ilvl="7" w:tentative="1">
+      <w:start w:val="1"/>
+      <w:numFmt w:val="bullet"/>
+      <w:lvlText w:val=""/>
+      <w:lvlJc w:val="left"/>
+      <w:pPr>
+        <w:tabs>
+          <w:tab w:val="num" w:pos="5760"/>
+        </w:tabs>
+        <w:ind w:left="5760" w:hanging="360"/>
+      </w:pPr>
+      <w:rPr>
+        <w:rFonts w:ascii="Wingdings" w:hAnsi="Wingdings" w:hint="default"/>
+        <w:sz w:val="20"/>
+      </w:rPr>
+    </w:lvl>
+    <w:lvl w:ilvl="8" w:tentative="1">
+      <w:start w:val="1"/>
+      <w:numFmt w:val="bullet"/>
+      <w:lvlText w:val=""/>
+      <w:lvlJc w:val="left"/>
+      <w:pPr>
+        <w:tabs>
+          <w:tab w:val="num" w:pos="6480"/>
+        </w:tabs>
+        <w:ind w:left="6480" w:hanging="360"/>
+      </w:pPr>
+      <w:rPr>
+        <w:rFonts w:ascii="Wingdings" w:hAnsi="Wingdings" w:hint="default"/>
+        <w:sz w:val="20"/>
+      </w:rPr>
+    </w:lvl>
+  </w:abstractNum>
+  <w:abstractNum w:abstractNumId="5" w15:restartNumberingAfterBreak="0">
     <w:nsid w:val="24615655"/>
     <w:multiLevelType w:val="multilevel"/>
     <w:tmpl w:val="8D1A87F8"/>
@@ -9731,7 +12385,7 @@
       </w:rPr>
     </w:lvl>
   </w:abstractNum>
-  <w:abstractNum w:abstractNumId="1" w15:restartNumberingAfterBreak="0">
+  <w:abstractNum w:abstractNumId="6" w15:restartNumberingAfterBreak="0">
     <w:nsid w:val="272149A4"/>
     <w:multiLevelType w:val="multilevel"/>
     <w:tmpl w:val="B6044DEC"/>
@@ -9880,7 +12534,901 @@
       </w:rPr>
     </w:lvl>
   </w:abstractNum>
-  <w:abstractNum w:abstractNumId="2" w15:restartNumberingAfterBreak="0">
+  <w:abstractNum w:abstractNumId="7" w15:restartNumberingAfterBreak="0">
+    <w:nsid w:val="2E5D6CBC"/>
+    <w:multiLevelType w:val="multilevel"/>
+    <w:tmpl w:val="69BE35E2"/>
+    <w:lvl w:ilvl="0">
+      <w:start w:val="1"/>
+      <w:numFmt w:val="bullet"/>
+      <w:lvlText w:val=""/>
+      <w:lvlJc w:val="left"/>
+      <w:pPr>
+        <w:tabs>
+          <w:tab w:val="num" w:pos="720"/>
+        </w:tabs>
+        <w:ind w:left="720" w:hanging="360"/>
+      </w:pPr>
+      <w:rPr>
+        <w:rFonts w:ascii="Symbol" w:hAnsi="Symbol" w:hint="default"/>
+        <w:sz w:val="20"/>
+      </w:rPr>
+    </w:lvl>
+    <w:lvl w:ilvl="1" w:tentative="1">
+      <w:start w:val="1"/>
+      <w:numFmt w:val="bullet"/>
+      <w:lvlText w:val="o"/>
+      <w:lvlJc w:val="left"/>
+      <w:pPr>
+        <w:tabs>
+          <w:tab w:val="num" w:pos="1440"/>
+        </w:tabs>
+        <w:ind w:left="1440" w:hanging="360"/>
+      </w:pPr>
+      <w:rPr>
+        <w:rFonts w:ascii="Courier New" w:hAnsi="Courier New" w:hint="default"/>
+        <w:sz w:val="20"/>
+      </w:rPr>
+    </w:lvl>
+    <w:lvl w:ilvl="2" w:tentative="1">
+      <w:start w:val="1"/>
+      <w:numFmt w:val="bullet"/>
+      <w:lvlText w:val=""/>
+      <w:lvlJc w:val="left"/>
+      <w:pPr>
+        <w:tabs>
+          <w:tab w:val="num" w:pos="2160"/>
+        </w:tabs>
+        <w:ind w:left="2160" w:hanging="360"/>
+      </w:pPr>
+      <w:rPr>
+        <w:rFonts w:ascii="Wingdings" w:hAnsi="Wingdings" w:hint="default"/>
+        <w:sz w:val="20"/>
+      </w:rPr>
+    </w:lvl>
+    <w:lvl w:ilvl="3" w:tentative="1">
+      <w:start w:val="1"/>
+      <w:numFmt w:val="bullet"/>
+      <w:lvlText w:val=""/>
+      <w:lvlJc w:val="left"/>
+      <w:pPr>
+        <w:tabs>
+          <w:tab w:val="num" w:pos="2880"/>
+        </w:tabs>
+        <w:ind w:left="2880" w:hanging="360"/>
+      </w:pPr>
+      <w:rPr>
+        <w:rFonts w:ascii="Wingdings" w:hAnsi="Wingdings" w:hint="default"/>
+        <w:sz w:val="20"/>
+      </w:rPr>
+    </w:lvl>
+    <w:lvl w:ilvl="4" w:tentative="1">
+      <w:start w:val="1"/>
+      <w:numFmt w:val="bullet"/>
+      <w:lvlText w:val=""/>
+      <w:lvlJc w:val="left"/>
+      <w:pPr>
+        <w:tabs>
+          <w:tab w:val="num" w:pos="3600"/>
+        </w:tabs>
+        <w:ind w:left="3600" w:hanging="360"/>
+      </w:pPr>
+      <w:rPr>
+        <w:rFonts w:ascii="Wingdings" w:hAnsi="Wingdings" w:hint="default"/>
+        <w:sz w:val="20"/>
+      </w:rPr>
+    </w:lvl>
+    <w:lvl w:ilvl="5" w:tentative="1">
+      <w:start w:val="1"/>
+      <w:numFmt w:val="bullet"/>
+      <w:lvlText w:val=""/>
+      <w:lvlJc w:val="left"/>
+      <w:pPr>
+        <w:tabs>
+          <w:tab w:val="num" w:pos="4320"/>
+        </w:tabs>
+        <w:ind w:left="4320" w:hanging="360"/>
+      </w:pPr>
+      <w:rPr>
+        <w:rFonts w:ascii="Wingdings" w:hAnsi="Wingdings" w:hint="default"/>
+        <w:sz w:val="20"/>
+      </w:rPr>
+    </w:lvl>
+    <w:lvl w:ilvl="6" w:tentative="1">
+      <w:start w:val="1"/>
+      <w:numFmt w:val="bullet"/>
+      <w:lvlText w:val=""/>
+      <w:lvlJc w:val="left"/>
+      <w:pPr>
+        <w:tabs>
+          <w:tab w:val="num" w:pos="5040"/>
+        </w:tabs>
+        <w:ind w:left="5040" w:hanging="360"/>
+      </w:pPr>
+      <w:rPr>
+        <w:rFonts w:ascii="Wingdings" w:hAnsi="Wingdings" w:hint="default"/>
+        <w:sz w:val="20"/>
+      </w:rPr>
+    </w:lvl>
+    <w:lvl w:ilvl="7" w:tentative="1">
+      <w:start w:val="1"/>
+      <w:numFmt w:val="bullet"/>
+      <w:lvlText w:val=""/>
+      <w:lvlJc w:val="left"/>
+      <w:pPr>
+        <w:tabs>
+          <w:tab w:val="num" w:pos="5760"/>
+        </w:tabs>
+        <w:ind w:left="5760" w:hanging="360"/>
+      </w:pPr>
+      <w:rPr>
+        <w:rFonts w:ascii="Wingdings" w:hAnsi="Wingdings" w:hint="default"/>
+        <w:sz w:val="20"/>
+      </w:rPr>
+    </w:lvl>
+    <w:lvl w:ilvl="8" w:tentative="1">
+      <w:start w:val="1"/>
+      <w:numFmt w:val="bullet"/>
+      <w:lvlText w:val=""/>
+      <w:lvlJc w:val="left"/>
+      <w:pPr>
+        <w:tabs>
+          <w:tab w:val="num" w:pos="6480"/>
+        </w:tabs>
+        <w:ind w:left="6480" w:hanging="360"/>
+      </w:pPr>
+      <w:rPr>
+        <w:rFonts w:ascii="Wingdings" w:hAnsi="Wingdings" w:hint="default"/>
+        <w:sz w:val="20"/>
+      </w:rPr>
+    </w:lvl>
+  </w:abstractNum>
+  <w:abstractNum w:abstractNumId="8" w15:restartNumberingAfterBreak="0">
+    <w:nsid w:val="315D04FE"/>
+    <w:multiLevelType w:val="multilevel"/>
+    <w:tmpl w:val="4D088AEC"/>
+    <w:lvl w:ilvl="0">
+      <w:start w:val="1"/>
+      <w:numFmt w:val="bullet"/>
+      <w:lvlText w:val=""/>
+      <w:lvlJc w:val="left"/>
+      <w:pPr>
+        <w:tabs>
+          <w:tab w:val="num" w:pos="720"/>
+        </w:tabs>
+        <w:ind w:left="720" w:hanging="360"/>
+      </w:pPr>
+      <w:rPr>
+        <w:rFonts w:ascii="Symbol" w:hAnsi="Symbol" w:hint="default"/>
+        <w:sz w:val="20"/>
+      </w:rPr>
+    </w:lvl>
+    <w:lvl w:ilvl="1" w:tentative="1">
+      <w:start w:val="1"/>
+      <w:numFmt w:val="bullet"/>
+      <w:lvlText w:val="o"/>
+      <w:lvlJc w:val="left"/>
+      <w:pPr>
+        <w:tabs>
+          <w:tab w:val="num" w:pos="1440"/>
+        </w:tabs>
+        <w:ind w:left="1440" w:hanging="360"/>
+      </w:pPr>
+      <w:rPr>
+        <w:rFonts w:ascii="Courier New" w:hAnsi="Courier New" w:hint="default"/>
+        <w:sz w:val="20"/>
+      </w:rPr>
+    </w:lvl>
+    <w:lvl w:ilvl="2" w:tentative="1">
+      <w:start w:val="1"/>
+      <w:numFmt w:val="bullet"/>
+      <w:lvlText w:val=""/>
+      <w:lvlJc w:val="left"/>
+      <w:pPr>
+        <w:tabs>
+          <w:tab w:val="num" w:pos="2160"/>
+        </w:tabs>
+        <w:ind w:left="2160" w:hanging="360"/>
+      </w:pPr>
+      <w:rPr>
+        <w:rFonts w:ascii="Wingdings" w:hAnsi="Wingdings" w:hint="default"/>
+        <w:sz w:val="20"/>
+      </w:rPr>
+    </w:lvl>
+    <w:lvl w:ilvl="3" w:tentative="1">
+      <w:start w:val="1"/>
+      <w:numFmt w:val="bullet"/>
+      <w:lvlText w:val=""/>
+      <w:lvlJc w:val="left"/>
+      <w:pPr>
+        <w:tabs>
+          <w:tab w:val="num" w:pos="2880"/>
+        </w:tabs>
+        <w:ind w:left="2880" w:hanging="360"/>
+      </w:pPr>
+      <w:rPr>
+        <w:rFonts w:ascii="Wingdings" w:hAnsi="Wingdings" w:hint="default"/>
+        <w:sz w:val="20"/>
+      </w:rPr>
+    </w:lvl>
+    <w:lvl w:ilvl="4" w:tentative="1">
+      <w:start w:val="1"/>
+      <w:numFmt w:val="bullet"/>
+      <w:lvlText w:val=""/>
+      <w:lvlJc w:val="left"/>
+      <w:pPr>
+        <w:tabs>
+          <w:tab w:val="num" w:pos="3600"/>
+        </w:tabs>
+        <w:ind w:left="3600" w:hanging="360"/>
+      </w:pPr>
+      <w:rPr>
+        <w:rFonts w:ascii="Wingdings" w:hAnsi="Wingdings" w:hint="default"/>
+        <w:sz w:val="20"/>
+      </w:rPr>
+    </w:lvl>
+    <w:lvl w:ilvl="5" w:tentative="1">
+      <w:start w:val="1"/>
+      <w:numFmt w:val="bullet"/>
+      <w:lvlText w:val=""/>
+      <w:lvlJc w:val="left"/>
+      <w:pPr>
+        <w:tabs>
+          <w:tab w:val="num" w:pos="4320"/>
+        </w:tabs>
+        <w:ind w:left="4320" w:hanging="360"/>
+      </w:pPr>
+      <w:rPr>
+        <w:rFonts w:ascii="Wingdings" w:hAnsi="Wingdings" w:hint="default"/>
+        <w:sz w:val="20"/>
+      </w:rPr>
+    </w:lvl>
+    <w:lvl w:ilvl="6" w:tentative="1">
+      <w:start w:val="1"/>
+      <w:numFmt w:val="bullet"/>
+      <w:lvlText w:val=""/>
+      <w:lvlJc w:val="left"/>
+      <w:pPr>
+        <w:tabs>
+          <w:tab w:val="num" w:pos="5040"/>
+        </w:tabs>
+        <w:ind w:left="5040" w:hanging="360"/>
+      </w:pPr>
+      <w:rPr>
+        <w:rFonts w:ascii="Wingdings" w:hAnsi="Wingdings" w:hint="default"/>
+        <w:sz w:val="20"/>
+      </w:rPr>
+    </w:lvl>
+    <w:lvl w:ilvl="7" w:tentative="1">
+      <w:start w:val="1"/>
+      <w:numFmt w:val="bullet"/>
+      <w:lvlText w:val=""/>
+      <w:lvlJc w:val="left"/>
+      <w:pPr>
+        <w:tabs>
+          <w:tab w:val="num" w:pos="5760"/>
+        </w:tabs>
+        <w:ind w:left="5760" w:hanging="360"/>
+      </w:pPr>
+      <w:rPr>
+        <w:rFonts w:ascii="Wingdings" w:hAnsi="Wingdings" w:hint="default"/>
+        <w:sz w:val="20"/>
+      </w:rPr>
+    </w:lvl>
+    <w:lvl w:ilvl="8" w:tentative="1">
+      <w:start w:val="1"/>
+      <w:numFmt w:val="bullet"/>
+      <w:lvlText w:val=""/>
+      <w:lvlJc w:val="left"/>
+      <w:pPr>
+        <w:tabs>
+          <w:tab w:val="num" w:pos="6480"/>
+        </w:tabs>
+        <w:ind w:left="6480" w:hanging="360"/>
+      </w:pPr>
+      <w:rPr>
+        <w:rFonts w:ascii="Wingdings" w:hAnsi="Wingdings" w:hint="default"/>
+        <w:sz w:val="20"/>
+      </w:rPr>
+    </w:lvl>
+  </w:abstractNum>
+  <w:abstractNum w:abstractNumId="9" w15:restartNumberingAfterBreak="0">
+    <w:nsid w:val="38F67EDA"/>
+    <w:multiLevelType w:val="multilevel"/>
+    <w:tmpl w:val="8D6C0DA8"/>
+    <w:lvl w:ilvl="0">
+      <w:start w:val="1"/>
+      <w:numFmt w:val="bullet"/>
+      <w:lvlText w:val=""/>
+      <w:lvlJc w:val="left"/>
+      <w:pPr>
+        <w:tabs>
+          <w:tab w:val="num" w:pos="720"/>
+        </w:tabs>
+        <w:ind w:left="720" w:hanging="360"/>
+      </w:pPr>
+      <w:rPr>
+        <w:rFonts w:ascii="Symbol" w:hAnsi="Symbol" w:hint="default"/>
+        <w:sz w:val="20"/>
+      </w:rPr>
+    </w:lvl>
+    <w:lvl w:ilvl="1" w:tentative="1">
+      <w:start w:val="1"/>
+      <w:numFmt w:val="bullet"/>
+      <w:lvlText w:val="o"/>
+      <w:lvlJc w:val="left"/>
+      <w:pPr>
+        <w:tabs>
+          <w:tab w:val="num" w:pos="1440"/>
+        </w:tabs>
+        <w:ind w:left="1440" w:hanging="360"/>
+      </w:pPr>
+      <w:rPr>
+        <w:rFonts w:ascii="Courier New" w:hAnsi="Courier New" w:hint="default"/>
+        <w:sz w:val="20"/>
+      </w:rPr>
+    </w:lvl>
+    <w:lvl w:ilvl="2" w:tentative="1">
+      <w:start w:val="1"/>
+      <w:numFmt w:val="bullet"/>
+      <w:lvlText w:val=""/>
+      <w:lvlJc w:val="left"/>
+      <w:pPr>
+        <w:tabs>
+          <w:tab w:val="num" w:pos="2160"/>
+        </w:tabs>
+        <w:ind w:left="2160" w:hanging="360"/>
+      </w:pPr>
+      <w:rPr>
+        <w:rFonts w:ascii="Wingdings" w:hAnsi="Wingdings" w:hint="default"/>
+        <w:sz w:val="20"/>
+      </w:rPr>
+    </w:lvl>
+    <w:lvl w:ilvl="3" w:tentative="1">
+      <w:start w:val="1"/>
+      <w:numFmt w:val="bullet"/>
+      <w:lvlText w:val=""/>
+      <w:lvlJc w:val="left"/>
+      <w:pPr>
+        <w:tabs>
+          <w:tab w:val="num" w:pos="2880"/>
+        </w:tabs>
+        <w:ind w:left="2880" w:hanging="360"/>
+      </w:pPr>
+      <w:rPr>
+        <w:rFonts w:ascii="Wingdings" w:hAnsi="Wingdings" w:hint="default"/>
+        <w:sz w:val="20"/>
+      </w:rPr>
+    </w:lvl>
+    <w:lvl w:ilvl="4" w:tentative="1">
+      <w:start w:val="1"/>
+      <w:numFmt w:val="bullet"/>
+      <w:lvlText w:val=""/>
+      <w:lvlJc w:val="left"/>
+      <w:pPr>
+        <w:tabs>
+          <w:tab w:val="num" w:pos="3600"/>
+        </w:tabs>
+        <w:ind w:left="3600" w:hanging="360"/>
+      </w:pPr>
+      <w:rPr>
+        <w:rFonts w:ascii="Wingdings" w:hAnsi="Wingdings" w:hint="default"/>
+        <w:sz w:val="20"/>
+      </w:rPr>
+    </w:lvl>
+    <w:lvl w:ilvl="5" w:tentative="1">
+      <w:start w:val="1"/>
+      <w:numFmt w:val="bullet"/>
+      <w:lvlText w:val=""/>
+      <w:lvlJc w:val="left"/>
+      <w:pPr>
+        <w:tabs>
+          <w:tab w:val="num" w:pos="4320"/>
+        </w:tabs>
+        <w:ind w:left="4320" w:hanging="360"/>
+      </w:pPr>
+      <w:rPr>
+        <w:rFonts w:ascii="Wingdings" w:hAnsi="Wingdings" w:hint="default"/>
+        <w:sz w:val="20"/>
+      </w:rPr>
+    </w:lvl>
+    <w:lvl w:ilvl="6" w:tentative="1">
+      <w:start w:val="1"/>
+      <w:numFmt w:val="bullet"/>
+      <w:lvlText w:val=""/>
+      <w:lvlJc w:val="left"/>
+      <w:pPr>
+        <w:tabs>
+          <w:tab w:val="num" w:pos="5040"/>
+        </w:tabs>
+        <w:ind w:left="5040" w:hanging="360"/>
+      </w:pPr>
+      <w:rPr>
+        <w:rFonts w:ascii="Wingdings" w:hAnsi="Wingdings" w:hint="default"/>
+        <w:sz w:val="20"/>
+      </w:rPr>
+    </w:lvl>
+    <w:lvl w:ilvl="7" w:tentative="1">
+      <w:start w:val="1"/>
+      <w:numFmt w:val="bullet"/>
+      <w:lvlText w:val=""/>
+      <w:lvlJc w:val="left"/>
+      <w:pPr>
+        <w:tabs>
+          <w:tab w:val="num" w:pos="5760"/>
+        </w:tabs>
+        <w:ind w:left="5760" w:hanging="360"/>
+      </w:pPr>
+      <w:rPr>
+        <w:rFonts w:ascii="Wingdings" w:hAnsi="Wingdings" w:hint="default"/>
+        <w:sz w:val="20"/>
+      </w:rPr>
+    </w:lvl>
+    <w:lvl w:ilvl="8" w:tentative="1">
+      <w:start w:val="1"/>
+      <w:numFmt w:val="bullet"/>
+      <w:lvlText w:val=""/>
+      <w:lvlJc w:val="left"/>
+      <w:pPr>
+        <w:tabs>
+          <w:tab w:val="num" w:pos="6480"/>
+        </w:tabs>
+        <w:ind w:left="6480" w:hanging="360"/>
+      </w:pPr>
+      <w:rPr>
+        <w:rFonts w:ascii="Wingdings" w:hAnsi="Wingdings" w:hint="default"/>
+        <w:sz w:val="20"/>
+      </w:rPr>
+    </w:lvl>
+  </w:abstractNum>
+  <w:abstractNum w:abstractNumId="10" w15:restartNumberingAfterBreak="0">
+    <w:nsid w:val="3FCF1F3A"/>
+    <w:multiLevelType w:val="multilevel"/>
+    <w:tmpl w:val="450439B4"/>
+    <w:lvl w:ilvl="0">
+      <w:start w:val="1"/>
+      <w:numFmt w:val="bullet"/>
+      <w:lvlText w:val=""/>
+      <w:lvlJc w:val="left"/>
+      <w:pPr>
+        <w:tabs>
+          <w:tab w:val="num" w:pos="720"/>
+        </w:tabs>
+        <w:ind w:left="720" w:hanging="360"/>
+      </w:pPr>
+      <w:rPr>
+        <w:rFonts w:ascii="Symbol" w:hAnsi="Symbol" w:hint="default"/>
+        <w:sz w:val="20"/>
+      </w:rPr>
+    </w:lvl>
+    <w:lvl w:ilvl="1" w:tentative="1">
+      <w:start w:val="1"/>
+      <w:numFmt w:val="bullet"/>
+      <w:lvlText w:val="o"/>
+      <w:lvlJc w:val="left"/>
+      <w:pPr>
+        <w:tabs>
+          <w:tab w:val="num" w:pos="1440"/>
+        </w:tabs>
+        <w:ind w:left="1440" w:hanging="360"/>
+      </w:pPr>
+      <w:rPr>
+        <w:rFonts w:ascii="Courier New" w:hAnsi="Courier New" w:hint="default"/>
+        <w:sz w:val="20"/>
+      </w:rPr>
+    </w:lvl>
+    <w:lvl w:ilvl="2" w:tentative="1">
+      <w:start w:val="1"/>
+      <w:numFmt w:val="bullet"/>
+      <w:lvlText w:val=""/>
+      <w:lvlJc w:val="left"/>
+      <w:pPr>
+        <w:tabs>
+          <w:tab w:val="num" w:pos="2160"/>
+        </w:tabs>
+        <w:ind w:left="2160" w:hanging="360"/>
+      </w:pPr>
+      <w:rPr>
+        <w:rFonts w:ascii="Wingdings" w:hAnsi="Wingdings" w:hint="default"/>
+        <w:sz w:val="20"/>
+      </w:rPr>
+    </w:lvl>
+    <w:lvl w:ilvl="3" w:tentative="1">
+      <w:start w:val="1"/>
+      <w:numFmt w:val="bullet"/>
+      <w:lvlText w:val=""/>
+      <w:lvlJc w:val="left"/>
+      <w:pPr>
+        <w:tabs>
+          <w:tab w:val="num" w:pos="2880"/>
+        </w:tabs>
+        <w:ind w:left="2880" w:hanging="360"/>
+      </w:pPr>
+      <w:rPr>
+        <w:rFonts w:ascii="Wingdings" w:hAnsi="Wingdings" w:hint="default"/>
+        <w:sz w:val="20"/>
+      </w:rPr>
+    </w:lvl>
+    <w:lvl w:ilvl="4" w:tentative="1">
+      <w:start w:val="1"/>
+      <w:numFmt w:val="bullet"/>
+      <w:lvlText w:val=""/>
+      <w:lvlJc w:val="left"/>
+      <w:pPr>
+        <w:tabs>
+          <w:tab w:val="num" w:pos="3600"/>
+        </w:tabs>
+        <w:ind w:left="3600" w:hanging="360"/>
+      </w:pPr>
+      <w:rPr>
+        <w:rFonts w:ascii="Wingdings" w:hAnsi="Wingdings" w:hint="default"/>
+        <w:sz w:val="20"/>
+      </w:rPr>
+    </w:lvl>
+    <w:lvl w:ilvl="5" w:tentative="1">
+      <w:start w:val="1"/>
+      <w:numFmt w:val="bullet"/>
+      <w:lvlText w:val=""/>
+      <w:lvlJc w:val="left"/>
+      <w:pPr>
+        <w:tabs>
+          <w:tab w:val="num" w:pos="4320"/>
+        </w:tabs>
+        <w:ind w:left="4320" w:hanging="360"/>
+      </w:pPr>
+      <w:rPr>
+        <w:rFonts w:ascii="Wingdings" w:hAnsi="Wingdings" w:hint="default"/>
+        <w:sz w:val="20"/>
+      </w:rPr>
+    </w:lvl>
+    <w:lvl w:ilvl="6" w:tentative="1">
+      <w:start w:val="1"/>
+      <w:numFmt w:val="bullet"/>
+      <w:lvlText w:val=""/>
+      <w:lvlJc w:val="left"/>
+      <w:pPr>
+        <w:tabs>
+          <w:tab w:val="num" w:pos="5040"/>
+        </w:tabs>
+        <w:ind w:left="5040" w:hanging="360"/>
+      </w:pPr>
+      <w:rPr>
+        <w:rFonts w:ascii="Wingdings" w:hAnsi="Wingdings" w:hint="default"/>
+        <w:sz w:val="20"/>
+      </w:rPr>
+    </w:lvl>
+    <w:lvl w:ilvl="7" w:tentative="1">
+      <w:start w:val="1"/>
+      <w:numFmt w:val="bullet"/>
+      <w:lvlText w:val=""/>
+      <w:lvlJc w:val="left"/>
+      <w:pPr>
+        <w:tabs>
+          <w:tab w:val="num" w:pos="5760"/>
+        </w:tabs>
+        <w:ind w:left="5760" w:hanging="360"/>
+      </w:pPr>
+      <w:rPr>
+        <w:rFonts w:ascii="Wingdings" w:hAnsi="Wingdings" w:hint="default"/>
+        <w:sz w:val="20"/>
+      </w:rPr>
+    </w:lvl>
+    <w:lvl w:ilvl="8" w:tentative="1">
+      <w:start w:val="1"/>
+      <w:numFmt w:val="bullet"/>
+      <w:lvlText w:val=""/>
+      <w:lvlJc w:val="left"/>
+      <w:pPr>
+        <w:tabs>
+          <w:tab w:val="num" w:pos="6480"/>
+        </w:tabs>
+        <w:ind w:left="6480" w:hanging="360"/>
+      </w:pPr>
+      <w:rPr>
+        <w:rFonts w:ascii="Wingdings" w:hAnsi="Wingdings" w:hint="default"/>
+        <w:sz w:val="20"/>
+      </w:rPr>
+    </w:lvl>
+  </w:abstractNum>
+  <w:abstractNum w:abstractNumId="11" w15:restartNumberingAfterBreak="0">
+    <w:nsid w:val="3FDA3F34"/>
+    <w:multiLevelType w:val="multilevel"/>
+    <w:tmpl w:val="FBF0D1D8"/>
+    <w:lvl w:ilvl="0">
+      <w:start w:val="1"/>
+      <w:numFmt w:val="bullet"/>
+      <w:lvlText w:val=""/>
+      <w:lvlJc w:val="left"/>
+      <w:pPr>
+        <w:tabs>
+          <w:tab w:val="num" w:pos="720"/>
+        </w:tabs>
+        <w:ind w:left="720" w:hanging="360"/>
+      </w:pPr>
+      <w:rPr>
+        <w:rFonts w:ascii="Symbol" w:hAnsi="Symbol" w:hint="default"/>
+        <w:sz w:val="20"/>
+      </w:rPr>
+    </w:lvl>
+    <w:lvl w:ilvl="1" w:tentative="1">
+      <w:start w:val="1"/>
+      <w:numFmt w:val="bullet"/>
+      <w:lvlText w:val="o"/>
+      <w:lvlJc w:val="left"/>
+      <w:pPr>
+        <w:tabs>
+          <w:tab w:val="num" w:pos="1440"/>
+        </w:tabs>
+        <w:ind w:left="1440" w:hanging="360"/>
+      </w:pPr>
+      <w:rPr>
+        <w:rFonts w:ascii="Courier New" w:hAnsi="Courier New" w:hint="default"/>
+        <w:sz w:val="20"/>
+      </w:rPr>
+    </w:lvl>
+    <w:lvl w:ilvl="2" w:tentative="1">
+      <w:start w:val="1"/>
+      <w:numFmt w:val="bullet"/>
+      <w:lvlText w:val=""/>
+      <w:lvlJc w:val="left"/>
+      <w:pPr>
+        <w:tabs>
+          <w:tab w:val="num" w:pos="2160"/>
+        </w:tabs>
+        <w:ind w:left="2160" w:hanging="360"/>
+      </w:pPr>
+      <w:rPr>
+        <w:rFonts w:ascii="Wingdings" w:hAnsi="Wingdings" w:hint="default"/>
+        <w:sz w:val="20"/>
+      </w:rPr>
+    </w:lvl>
+    <w:lvl w:ilvl="3" w:tentative="1">
+      <w:start w:val="1"/>
+      <w:numFmt w:val="bullet"/>
+      <w:lvlText w:val=""/>
+      <w:lvlJc w:val="left"/>
+      <w:pPr>
+        <w:tabs>
+          <w:tab w:val="num" w:pos="2880"/>
+        </w:tabs>
+        <w:ind w:left="2880" w:hanging="360"/>
+      </w:pPr>
+      <w:rPr>
+        <w:rFonts w:ascii="Wingdings" w:hAnsi="Wingdings" w:hint="default"/>
+        <w:sz w:val="20"/>
+      </w:rPr>
+    </w:lvl>
+    <w:lvl w:ilvl="4" w:tentative="1">
+      <w:start w:val="1"/>
+      <w:numFmt w:val="bullet"/>
+      <w:lvlText w:val=""/>
+      <w:lvlJc w:val="left"/>
+      <w:pPr>
+        <w:tabs>
+          <w:tab w:val="num" w:pos="3600"/>
+        </w:tabs>
+        <w:ind w:left="3600" w:hanging="360"/>
+      </w:pPr>
+      <w:rPr>
+        <w:rFonts w:ascii="Wingdings" w:hAnsi="Wingdings" w:hint="default"/>
+        <w:sz w:val="20"/>
+      </w:rPr>
+    </w:lvl>
+    <w:lvl w:ilvl="5" w:tentative="1">
+      <w:start w:val="1"/>
+      <w:numFmt w:val="bullet"/>
+      <w:lvlText w:val=""/>
+      <w:lvlJc w:val="left"/>
+      <w:pPr>
+        <w:tabs>
+          <w:tab w:val="num" w:pos="4320"/>
+        </w:tabs>
+        <w:ind w:left="4320" w:hanging="360"/>
+      </w:pPr>
+      <w:rPr>
+        <w:rFonts w:ascii="Wingdings" w:hAnsi="Wingdings" w:hint="default"/>
+        <w:sz w:val="20"/>
+      </w:rPr>
+    </w:lvl>
+    <w:lvl w:ilvl="6" w:tentative="1">
+      <w:start w:val="1"/>
+      <w:numFmt w:val="bullet"/>
+      <w:lvlText w:val=""/>
+      <w:lvlJc w:val="left"/>
+      <w:pPr>
+        <w:tabs>
+          <w:tab w:val="num" w:pos="5040"/>
+        </w:tabs>
+        <w:ind w:left="5040" w:hanging="360"/>
+      </w:pPr>
+      <w:rPr>
+        <w:rFonts w:ascii="Wingdings" w:hAnsi="Wingdings" w:hint="default"/>
+        <w:sz w:val="20"/>
+      </w:rPr>
+    </w:lvl>
+    <w:lvl w:ilvl="7" w:tentative="1">
+      <w:start w:val="1"/>
+      <w:numFmt w:val="bullet"/>
+      <w:lvlText w:val=""/>
+      <w:lvlJc w:val="left"/>
+      <w:pPr>
+        <w:tabs>
+          <w:tab w:val="num" w:pos="5760"/>
+        </w:tabs>
+        <w:ind w:left="5760" w:hanging="360"/>
+      </w:pPr>
+      <w:rPr>
+        <w:rFonts w:ascii="Wingdings" w:hAnsi="Wingdings" w:hint="default"/>
+        <w:sz w:val="20"/>
+      </w:rPr>
+    </w:lvl>
+    <w:lvl w:ilvl="8" w:tentative="1">
+      <w:start w:val="1"/>
+      <w:numFmt w:val="bullet"/>
+      <w:lvlText w:val=""/>
+      <w:lvlJc w:val="left"/>
+      <w:pPr>
+        <w:tabs>
+          <w:tab w:val="num" w:pos="6480"/>
+        </w:tabs>
+        <w:ind w:left="6480" w:hanging="360"/>
+      </w:pPr>
+      <w:rPr>
+        <w:rFonts w:ascii="Wingdings" w:hAnsi="Wingdings" w:hint="default"/>
+        <w:sz w:val="20"/>
+      </w:rPr>
+    </w:lvl>
+  </w:abstractNum>
+  <w:abstractNum w:abstractNumId="12" w15:restartNumberingAfterBreak="0">
+    <w:nsid w:val="425E5F3E"/>
+    <w:multiLevelType w:val="multilevel"/>
+    <w:tmpl w:val="2220B08A"/>
+    <w:lvl w:ilvl="0">
+      <w:start w:val="1"/>
+      <w:numFmt w:val="bullet"/>
+      <w:lvlText w:val=""/>
+      <w:lvlJc w:val="left"/>
+      <w:pPr>
+        <w:tabs>
+          <w:tab w:val="num" w:pos="720"/>
+        </w:tabs>
+        <w:ind w:left="720" w:hanging="360"/>
+      </w:pPr>
+      <w:rPr>
+        <w:rFonts w:ascii="Symbol" w:hAnsi="Symbol" w:hint="default"/>
+        <w:sz w:val="20"/>
+      </w:rPr>
+    </w:lvl>
+    <w:lvl w:ilvl="1" w:tentative="1">
+      <w:start w:val="1"/>
+      <w:numFmt w:val="bullet"/>
+      <w:lvlText w:val="o"/>
+      <w:lvlJc w:val="left"/>
+      <w:pPr>
+        <w:tabs>
+          <w:tab w:val="num" w:pos="1440"/>
+        </w:tabs>
+        <w:ind w:left="1440" w:hanging="360"/>
+      </w:pPr>
+      <w:rPr>
+        <w:rFonts w:ascii="Courier New" w:hAnsi="Courier New" w:hint="default"/>
+        <w:sz w:val="20"/>
+      </w:rPr>
+    </w:lvl>
+    <w:lvl w:ilvl="2" w:tentative="1">
+      <w:start w:val="1"/>
+      <w:numFmt w:val="bullet"/>
+      <w:lvlText w:val=""/>
+      <w:lvlJc w:val="left"/>
+      <w:pPr>
+        <w:tabs>
+          <w:tab w:val="num" w:pos="2160"/>
+        </w:tabs>
+        <w:ind w:left="2160" w:hanging="360"/>
+      </w:pPr>
+      <w:rPr>
+        <w:rFonts w:ascii="Wingdings" w:hAnsi="Wingdings" w:hint="default"/>
+        <w:sz w:val="20"/>
+      </w:rPr>
+    </w:lvl>
+    <w:lvl w:ilvl="3" w:tentative="1">
+      <w:start w:val="1"/>
+      <w:numFmt w:val="bullet"/>
+      <w:lvlText w:val=""/>
+      <w:lvlJc w:val="left"/>
+      <w:pPr>
+        <w:tabs>
+          <w:tab w:val="num" w:pos="2880"/>
+        </w:tabs>
+        <w:ind w:left="2880" w:hanging="360"/>
+      </w:pPr>
+      <w:rPr>
+        <w:rFonts w:ascii="Wingdings" w:hAnsi="Wingdings" w:hint="default"/>
+        <w:sz w:val="20"/>
+      </w:rPr>
+    </w:lvl>
+    <w:lvl w:ilvl="4" w:tentative="1">
+      <w:start w:val="1"/>
+      <w:numFmt w:val="bullet"/>
+      <w:lvlText w:val=""/>
+      <w:lvlJc w:val="left"/>
+      <w:pPr>
+        <w:tabs>
+          <w:tab w:val="num" w:pos="3600"/>
+        </w:tabs>
+        <w:ind w:left="3600" w:hanging="360"/>
+      </w:pPr>
+      <w:rPr>
+        <w:rFonts w:ascii="Wingdings" w:hAnsi="Wingdings" w:hint="default"/>
+        <w:sz w:val="20"/>
+      </w:rPr>
+    </w:lvl>
+    <w:lvl w:ilvl="5" w:tentative="1">
+      <w:start w:val="1"/>
+      <w:numFmt w:val="bullet"/>
+      <w:lvlText w:val=""/>
+      <w:lvlJc w:val="left"/>
+      <w:pPr>
+        <w:tabs>
+          <w:tab w:val="num" w:pos="4320"/>
+        </w:tabs>
+        <w:ind w:left="4320" w:hanging="360"/>
+      </w:pPr>
+      <w:rPr>
+        <w:rFonts w:ascii="Wingdings" w:hAnsi="Wingdings" w:hint="default"/>
+        <w:sz w:val="20"/>
+      </w:rPr>
+    </w:lvl>
+    <w:lvl w:ilvl="6" w:tentative="1">
+      <w:start w:val="1"/>
+      <w:numFmt w:val="bullet"/>
+      <w:lvlText w:val=""/>
+      <w:lvlJc w:val="left"/>
+      <w:pPr>
+        <w:tabs>
+          <w:tab w:val="num" w:pos="5040"/>
+        </w:tabs>
+        <w:ind w:left="5040" w:hanging="360"/>
+      </w:pPr>
+      <w:rPr>
+        <w:rFonts w:ascii="Wingdings" w:hAnsi="Wingdings" w:hint="default"/>
+        <w:sz w:val="20"/>
+      </w:rPr>
+    </w:lvl>
+    <w:lvl w:ilvl="7" w:tentative="1">
+      <w:start w:val="1"/>
+      <w:numFmt w:val="bullet"/>
+      <w:lvlText w:val=""/>
+      <w:lvlJc w:val="left"/>
+      <w:pPr>
+        <w:tabs>
+          <w:tab w:val="num" w:pos="5760"/>
+        </w:tabs>
+        <w:ind w:left="5760" w:hanging="360"/>
+      </w:pPr>
+      <w:rPr>
+        <w:rFonts w:ascii="Wingdings" w:hAnsi="Wingdings" w:hint="default"/>
+        <w:sz w:val="20"/>
+      </w:rPr>
+    </w:lvl>
+    <w:lvl w:ilvl="8" w:tentative="1">
+      <w:start w:val="1"/>
+      <w:numFmt w:val="bullet"/>
+      <w:lvlText w:val=""/>
+      <w:lvlJc w:val="left"/>
+      <w:pPr>
+        <w:tabs>
+          <w:tab w:val="num" w:pos="6480"/>
+        </w:tabs>
+        <w:ind w:left="6480" w:hanging="360"/>
+      </w:pPr>
+      <w:rPr>
+        <w:rFonts w:ascii="Wingdings" w:hAnsi="Wingdings" w:hint="default"/>
+        <w:sz w:val="20"/>
+      </w:rPr>
+    </w:lvl>
+  </w:abstractNum>
+  <w:abstractNum w:abstractNumId="13" w15:restartNumberingAfterBreak="0">
     <w:nsid w:val="43BA71C3"/>
     <w:multiLevelType w:val="multilevel"/>
     <w:tmpl w:val="1CBA7790"/>
@@ -10029,7 +13577,7 @@
       </w:rPr>
     </w:lvl>
   </w:abstractNum>
-  <w:abstractNum w:abstractNumId="3" w15:restartNumberingAfterBreak="0">
+  <w:abstractNum w:abstractNumId="14" w15:restartNumberingAfterBreak="0">
     <w:nsid w:val="45F76974"/>
     <w:multiLevelType w:val="multilevel"/>
     <w:tmpl w:val="BCD6EE9E"/>
@@ -10178,7 +13726,454 @@
       </w:rPr>
     </w:lvl>
   </w:abstractNum>
-  <w:abstractNum w:abstractNumId="4" w15:restartNumberingAfterBreak="0">
+  <w:abstractNum w:abstractNumId="15" w15:restartNumberingAfterBreak="0">
+    <w:nsid w:val="480E0CE7"/>
+    <w:multiLevelType w:val="multilevel"/>
+    <w:tmpl w:val="7CFAEC42"/>
+    <w:lvl w:ilvl="0">
+      <w:start w:val="1"/>
+      <w:numFmt w:val="bullet"/>
+      <w:lvlText w:val=""/>
+      <w:lvlJc w:val="left"/>
+      <w:pPr>
+        <w:tabs>
+          <w:tab w:val="num" w:pos="720"/>
+        </w:tabs>
+        <w:ind w:left="720" w:hanging="360"/>
+      </w:pPr>
+      <w:rPr>
+        <w:rFonts w:ascii="Symbol" w:hAnsi="Symbol" w:hint="default"/>
+        <w:sz w:val="20"/>
+      </w:rPr>
+    </w:lvl>
+    <w:lvl w:ilvl="1" w:tentative="1">
+      <w:start w:val="1"/>
+      <w:numFmt w:val="bullet"/>
+      <w:lvlText w:val="o"/>
+      <w:lvlJc w:val="left"/>
+      <w:pPr>
+        <w:tabs>
+          <w:tab w:val="num" w:pos="1440"/>
+        </w:tabs>
+        <w:ind w:left="1440" w:hanging="360"/>
+      </w:pPr>
+      <w:rPr>
+        <w:rFonts w:ascii="Courier New" w:hAnsi="Courier New" w:hint="default"/>
+        <w:sz w:val="20"/>
+      </w:rPr>
+    </w:lvl>
+    <w:lvl w:ilvl="2" w:tentative="1">
+      <w:start w:val="1"/>
+      <w:numFmt w:val="bullet"/>
+      <w:lvlText w:val=""/>
+      <w:lvlJc w:val="left"/>
+      <w:pPr>
+        <w:tabs>
+          <w:tab w:val="num" w:pos="2160"/>
+        </w:tabs>
+        <w:ind w:left="2160" w:hanging="360"/>
+      </w:pPr>
+      <w:rPr>
+        <w:rFonts w:ascii="Wingdings" w:hAnsi="Wingdings" w:hint="default"/>
+        <w:sz w:val="20"/>
+      </w:rPr>
+    </w:lvl>
+    <w:lvl w:ilvl="3" w:tentative="1">
+      <w:start w:val="1"/>
+      <w:numFmt w:val="bullet"/>
+      <w:lvlText w:val=""/>
+      <w:lvlJc w:val="left"/>
+      <w:pPr>
+        <w:tabs>
+          <w:tab w:val="num" w:pos="2880"/>
+        </w:tabs>
+        <w:ind w:left="2880" w:hanging="360"/>
+      </w:pPr>
+      <w:rPr>
+        <w:rFonts w:ascii="Wingdings" w:hAnsi="Wingdings" w:hint="default"/>
+        <w:sz w:val="20"/>
+      </w:rPr>
+    </w:lvl>
+    <w:lvl w:ilvl="4" w:tentative="1">
+      <w:start w:val="1"/>
+      <w:numFmt w:val="bullet"/>
+      <w:lvlText w:val=""/>
+      <w:lvlJc w:val="left"/>
+      <w:pPr>
+        <w:tabs>
+          <w:tab w:val="num" w:pos="3600"/>
+        </w:tabs>
+        <w:ind w:left="3600" w:hanging="360"/>
+      </w:pPr>
+      <w:rPr>
+        <w:rFonts w:ascii="Wingdings" w:hAnsi="Wingdings" w:hint="default"/>
+        <w:sz w:val="20"/>
+      </w:rPr>
+    </w:lvl>
+    <w:lvl w:ilvl="5" w:tentative="1">
+      <w:start w:val="1"/>
+      <w:numFmt w:val="bullet"/>
+      <w:lvlText w:val=""/>
+      <w:lvlJc w:val="left"/>
+      <w:pPr>
+        <w:tabs>
+          <w:tab w:val="num" w:pos="4320"/>
+        </w:tabs>
+        <w:ind w:left="4320" w:hanging="360"/>
+      </w:pPr>
+      <w:rPr>
+        <w:rFonts w:ascii="Wingdings" w:hAnsi="Wingdings" w:hint="default"/>
+        <w:sz w:val="20"/>
+      </w:rPr>
+    </w:lvl>
+    <w:lvl w:ilvl="6" w:tentative="1">
+      <w:start w:val="1"/>
+      <w:numFmt w:val="bullet"/>
+      <w:lvlText w:val=""/>
+      <w:lvlJc w:val="left"/>
+      <w:pPr>
+        <w:tabs>
+          <w:tab w:val="num" w:pos="5040"/>
+        </w:tabs>
+        <w:ind w:left="5040" w:hanging="360"/>
+      </w:pPr>
+      <w:rPr>
+        <w:rFonts w:ascii="Wingdings" w:hAnsi="Wingdings" w:hint="default"/>
+        <w:sz w:val="20"/>
+      </w:rPr>
+    </w:lvl>
+    <w:lvl w:ilvl="7" w:tentative="1">
+      <w:start w:val="1"/>
+      <w:numFmt w:val="bullet"/>
+      <w:lvlText w:val=""/>
+      <w:lvlJc w:val="left"/>
+      <w:pPr>
+        <w:tabs>
+          <w:tab w:val="num" w:pos="5760"/>
+        </w:tabs>
+        <w:ind w:left="5760" w:hanging="360"/>
+      </w:pPr>
+      <w:rPr>
+        <w:rFonts w:ascii="Wingdings" w:hAnsi="Wingdings" w:hint="default"/>
+        <w:sz w:val="20"/>
+      </w:rPr>
+    </w:lvl>
+    <w:lvl w:ilvl="8" w:tentative="1">
+      <w:start w:val="1"/>
+      <w:numFmt w:val="bullet"/>
+      <w:lvlText w:val=""/>
+      <w:lvlJc w:val="left"/>
+      <w:pPr>
+        <w:tabs>
+          <w:tab w:val="num" w:pos="6480"/>
+        </w:tabs>
+        <w:ind w:left="6480" w:hanging="360"/>
+      </w:pPr>
+      <w:rPr>
+        <w:rFonts w:ascii="Wingdings" w:hAnsi="Wingdings" w:hint="default"/>
+        <w:sz w:val="20"/>
+      </w:rPr>
+    </w:lvl>
+  </w:abstractNum>
+  <w:abstractNum w:abstractNumId="16" w15:restartNumberingAfterBreak="0">
+    <w:nsid w:val="49C552E2"/>
+    <w:multiLevelType w:val="multilevel"/>
+    <w:tmpl w:val="CC0A54F2"/>
+    <w:lvl w:ilvl="0">
+      <w:start w:val="1"/>
+      <w:numFmt w:val="bullet"/>
+      <w:lvlText w:val=""/>
+      <w:lvlJc w:val="left"/>
+      <w:pPr>
+        <w:tabs>
+          <w:tab w:val="num" w:pos="720"/>
+        </w:tabs>
+        <w:ind w:left="720" w:hanging="360"/>
+      </w:pPr>
+      <w:rPr>
+        <w:rFonts w:ascii="Symbol" w:hAnsi="Symbol" w:hint="default"/>
+        <w:sz w:val="20"/>
+      </w:rPr>
+    </w:lvl>
+    <w:lvl w:ilvl="1" w:tentative="1">
+      <w:start w:val="1"/>
+      <w:numFmt w:val="bullet"/>
+      <w:lvlText w:val="o"/>
+      <w:lvlJc w:val="left"/>
+      <w:pPr>
+        <w:tabs>
+          <w:tab w:val="num" w:pos="1440"/>
+        </w:tabs>
+        <w:ind w:left="1440" w:hanging="360"/>
+      </w:pPr>
+      <w:rPr>
+        <w:rFonts w:ascii="Courier New" w:hAnsi="Courier New" w:hint="default"/>
+        <w:sz w:val="20"/>
+      </w:rPr>
+    </w:lvl>
+    <w:lvl w:ilvl="2" w:tentative="1">
+      <w:start w:val="1"/>
+      <w:numFmt w:val="bullet"/>
+      <w:lvlText w:val=""/>
+      <w:lvlJc w:val="left"/>
+      <w:pPr>
+        <w:tabs>
+          <w:tab w:val="num" w:pos="2160"/>
+        </w:tabs>
+        <w:ind w:left="2160" w:hanging="360"/>
+      </w:pPr>
+      <w:rPr>
+        <w:rFonts w:ascii="Wingdings" w:hAnsi="Wingdings" w:hint="default"/>
+        <w:sz w:val="20"/>
+      </w:rPr>
+    </w:lvl>
+    <w:lvl w:ilvl="3" w:tentative="1">
+      <w:start w:val="1"/>
+      <w:numFmt w:val="bullet"/>
+      <w:lvlText w:val=""/>
+      <w:lvlJc w:val="left"/>
+      <w:pPr>
+        <w:tabs>
+          <w:tab w:val="num" w:pos="2880"/>
+        </w:tabs>
+        <w:ind w:left="2880" w:hanging="360"/>
+      </w:pPr>
+      <w:rPr>
+        <w:rFonts w:ascii="Wingdings" w:hAnsi="Wingdings" w:hint="default"/>
+        <w:sz w:val="20"/>
+      </w:rPr>
+    </w:lvl>
+    <w:lvl w:ilvl="4" w:tentative="1">
+      <w:start w:val="1"/>
+      <w:numFmt w:val="bullet"/>
+      <w:lvlText w:val=""/>
+      <w:lvlJc w:val="left"/>
+      <w:pPr>
+        <w:tabs>
+          <w:tab w:val="num" w:pos="3600"/>
+        </w:tabs>
+        <w:ind w:left="3600" w:hanging="360"/>
+      </w:pPr>
+      <w:rPr>
+        <w:rFonts w:ascii="Wingdings" w:hAnsi="Wingdings" w:hint="default"/>
+        <w:sz w:val="20"/>
+      </w:rPr>
+    </w:lvl>
+    <w:lvl w:ilvl="5" w:tentative="1">
+      <w:start w:val="1"/>
+      <w:numFmt w:val="bullet"/>
+      <w:lvlText w:val=""/>
+      <w:lvlJc w:val="left"/>
+      <w:pPr>
+        <w:tabs>
+          <w:tab w:val="num" w:pos="4320"/>
+        </w:tabs>
+        <w:ind w:left="4320" w:hanging="360"/>
+      </w:pPr>
+      <w:rPr>
+        <w:rFonts w:ascii="Wingdings" w:hAnsi="Wingdings" w:hint="default"/>
+        <w:sz w:val="20"/>
+      </w:rPr>
+    </w:lvl>
+    <w:lvl w:ilvl="6" w:tentative="1">
+      <w:start w:val="1"/>
+      <w:numFmt w:val="bullet"/>
+      <w:lvlText w:val=""/>
+      <w:lvlJc w:val="left"/>
+      <w:pPr>
+        <w:tabs>
+          <w:tab w:val="num" w:pos="5040"/>
+        </w:tabs>
+        <w:ind w:left="5040" w:hanging="360"/>
+      </w:pPr>
+      <w:rPr>
+        <w:rFonts w:ascii="Wingdings" w:hAnsi="Wingdings" w:hint="default"/>
+        <w:sz w:val="20"/>
+      </w:rPr>
+    </w:lvl>
+    <w:lvl w:ilvl="7" w:tentative="1">
+      <w:start w:val="1"/>
+      <w:numFmt w:val="bullet"/>
+      <w:lvlText w:val=""/>
+      <w:lvlJc w:val="left"/>
+      <w:pPr>
+        <w:tabs>
+          <w:tab w:val="num" w:pos="5760"/>
+        </w:tabs>
+        <w:ind w:left="5760" w:hanging="360"/>
+      </w:pPr>
+      <w:rPr>
+        <w:rFonts w:ascii="Wingdings" w:hAnsi="Wingdings" w:hint="default"/>
+        <w:sz w:val="20"/>
+      </w:rPr>
+    </w:lvl>
+    <w:lvl w:ilvl="8" w:tentative="1">
+      <w:start w:val="1"/>
+      <w:numFmt w:val="bullet"/>
+      <w:lvlText w:val=""/>
+      <w:lvlJc w:val="left"/>
+      <w:pPr>
+        <w:tabs>
+          <w:tab w:val="num" w:pos="6480"/>
+        </w:tabs>
+        <w:ind w:left="6480" w:hanging="360"/>
+      </w:pPr>
+      <w:rPr>
+        <w:rFonts w:ascii="Wingdings" w:hAnsi="Wingdings" w:hint="default"/>
+        <w:sz w:val="20"/>
+      </w:rPr>
+    </w:lvl>
+  </w:abstractNum>
+  <w:abstractNum w:abstractNumId="17" w15:restartNumberingAfterBreak="0">
+    <w:nsid w:val="4C564261"/>
+    <w:multiLevelType w:val="multilevel"/>
+    <w:tmpl w:val="88F8003C"/>
+    <w:lvl w:ilvl="0">
+      <w:start w:val="1"/>
+      <w:numFmt w:val="bullet"/>
+      <w:lvlText w:val=""/>
+      <w:lvlJc w:val="left"/>
+      <w:pPr>
+        <w:tabs>
+          <w:tab w:val="num" w:pos="720"/>
+        </w:tabs>
+        <w:ind w:left="720" w:hanging="360"/>
+      </w:pPr>
+      <w:rPr>
+        <w:rFonts w:ascii="Symbol" w:hAnsi="Symbol" w:hint="default"/>
+        <w:sz w:val="20"/>
+      </w:rPr>
+    </w:lvl>
+    <w:lvl w:ilvl="1" w:tentative="1">
+      <w:start w:val="1"/>
+      <w:numFmt w:val="bullet"/>
+      <w:lvlText w:val="o"/>
+      <w:lvlJc w:val="left"/>
+      <w:pPr>
+        <w:tabs>
+          <w:tab w:val="num" w:pos="1440"/>
+        </w:tabs>
+        <w:ind w:left="1440" w:hanging="360"/>
+      </w:pPr>
+      <w:rPr>
+        <w:rFonts w:ascii="Courier New" w:hAnsi="Courier New" w:hint="default"/>
+        <w:sz w:val="20"/>
+      </w:rPr>
+    </w:lvl>
+    <w:lvl w:ilvl="2" w:tentative="1">
+      <w:start w:val="1"/>
+      <w:numFmt w:val="bullet"/>
+      <w:lvlText w:val=""/>
+      <w:lvlJc w:val="left"/>
+      <w:pPr>
+        <w:tabs>
+          <w:tab w:val="num" w:pos="2160"/>
+        </w:tabs>
+        <w:ind w:left="2160" w:hanging="360"/>
+      </w:pPr>
+      <w:rPr>
+        <w:rFonts w:ascii="Wingdings" w:hAnsi="Wingdings" w:hint="default"/>
+        <w:sz w:val="20"/>
+      </w:rPr>
+    </w:lvl>
+    <w:lvl w:ilvl="3" w:tentative="1">
+      <w:start w:val="1"/>
+      <w:numFmt w:val="bullet"/>
+      <w:lvlText w:val=""/>
+      <w:lvlJc w:val="left"/>
+      <w:pPr>
+        <w:tabs>
+          <w:tab w:val="num" w:pos="2880"/>
+        </w:tabs>
+        <w:ind w:left="2880" w:hanging="360"/>
+      </w:pPr>
+      <w:rPr>
+        <w:rFonts w:ascii="Wingdings" w:hAnsi="Wingdings" w:hint="default"/>
+        <w:sz w:val="20"/>
+      </w:rPr>
+    </w:lvl>
+    <w:lvl w:ilvl="4" w:tentative="1">
+      <w:start w:val="1"/>
+      <w:numFmt w:val="bullet"/>
+      <w:lvlText w:val=""/>
+      <w:lvlJc w:val="left"/>
+      <w:pPr>
+        <w:tabs>
+          <w:tab w:val="num" w:pos="3600"/>
+        </w:tabs>
+        <w:ind w:left="3600" w:hanging="360"/>
+      </w:pPr>
+      <w:rPr>
+        <w:rFonts w:ascii="Wingdings" w:hAnsi="Wingdings" w:hint="default"/>
+        <w:sz w:val="20"/>
+      </w:rPr>
+    </w:lvl>
+    <w:lvl w:ilvl="5" w:tentative="1">
+      <w:start w:val="1"/>
+      <w:numFmt w:val="bullet"/>
+      <w:lvlText w:val=""/>
+      <w:lvlJc w:val="left"/>
+      <w:pPr>
+        <w:tabs>
+          <w:tab w:val="num" w:pos="4320"/>
+        </w:tabs>
+        <w:ind w:left="4320" w:hanging="360"/>
+      </w:pPr>
+      <w:rPr>
+        <w:rFonts w:ascii="Wingdings" w:hAnsi="Wingdings" w:hint="default"/>
+        <w:sz w:val="20"/>
+      </w:rPr>
+    </w:lvl>
+    <w:lvl w:ilvl="6" w:tentative="1">
+      <w:start w:val="1"/>
+      <w:numFmt w:val="bullet"/>
+      <w:lvlText w:val=""/>
+      <w:lvlJc w:val="left"/>
+      <w:pPr>
+        <w:tabs>
+          <w:tab w:val="num" w:pos="5040"/>
+        </w:tabs>
+        <w:ind w:left="5040" w:hanging="360"/>
+      </w:pPr>
+      <w:rPr>
+        <w:rFonts w:ascii="Wingdings" w:hAnsi="Wingdings" w:hint="default"/>
+        <w:sz w:val="20"/>
+      </w:rPr>
+    </w:lvl>
+    <w:lvl w:ilvl="7" w:tentative="1">
+      <w:start w:val="1"/>
+      <w:numFmt w:val="bullet"/>
+      <w:lvlText w:val=""/>
+      <w:lvlJc w:val="left"/>
+      <w:pPr>
+        <w:tabs>
+          <w:tab w:val="num" w:pos="5760"/>
+        </w:tabs>
+        <w:ind w:left="5760" w:hanging="360"/>
+      </w:pPr>
+      <w:rPr>
+        <w:rFonts w:ascii="Wingdings" w:hAnsi="Wingdings" w:hint="default"/>
+        <w:sz w:val="20"/>
+      </w:rPr>
+    </w:lvl>
+    <w:lvl w:ilvl="8" w:tentative="1">
+      <w:start w:val="1"/>
+      <w:numFmt w:val="bullet"/>
+      <w:lvlText w:val=""/>
+      <w:lvlJc w:val="left"/>
+      <w:pPr>
+        <w:tabs>
+          <w:tab w:val="num" w:pos="6480"/>
+        </w:tabs>
+        <w:ind w:left="6480" w:hanging="360"/>
+      </w:pPr>
+      <w:rPr>
+        <w:rFonts w:ascii="Wingdings" w:hAnsi="Wingdings" w:hint="default"/>
+        <w:sz w:val="20"/>
+      </w:rPr>
+    </w:lvl>
+  </w:abstractNum>
+  <w:abstractNum w:abstractNumId="18" w15:restartNumberingAfterBreak="0">
     <w:nsid w:val="4CE54113"/>
     <w:multiLevelType w:val="multilevel"/>
     <w:tmpl w:val="620AA90C"/>
@@ -10327,7 +14322,454 @@
       </w:rPr>
     </w:lvl>
   </w:abstractNum>
-  <w:abstractNum w:abstractNumId="5" w15:restartNumberingAfterBreak="0">
+  <w:abstractNum w:abstractNumId="19" w15:restartNumberingAfterBreak="0">
+    <w:nsid w:val="4E6A095E"/>
+    <w:multiLevelType w:val="multilevel"/>
+    <w:tmpl w:val="234C8D7E"/>
+    <w:lvl w:ilvl="0">
+      <w:start w:val="1"/>
+      <w:numFmt w:val="bullet"/>
+      <w:lvlText w:val=""/>
+      <w:lvlJc w:val="left"/>
+      <w:pPr>
+        <w:tabs>
+          <w:tab w:val="num" w:pos="720"/>
+        </w:tabs>
+        <w:ind w:left="720" w:hanging="360"/>
+      </w:pPr>
+      <w:rPr>
+        <w:rFonts w:ascii="Symbol" w:hAnsi="Symbol" w:hint="default"/>
+        <w:sz w:val="20"/>
+      </w:rPr>
+    </w:lvl>
+    <w:lvl w:ilvl="1" w:tentative="1">
+      <w:start w:val="1"/>
+      <w:numFmt w:val="bullet"/>
+      <w:lvlText w:val="o"/>
+      <w:lvlJc w:val="left"/>
+      <w:pPr>
+        <w:tabs>
+          <w:tab w:val="num" w:pos="1440"/>
+        </w:tabs>
+        <w:ind w:left="1440" w:hanging="360"/>
+      </w:pPr>
+      <w:rPr>
+        <w:rFonts w:ascii="Courier New" w:hAnsi="Courier New" w:hint="default"/>
+        <w:sz w:val="20"/>
+      </w:rPr>
+    </w:lvl>
+    <w:lvl w:ilvl="2" w:tentative="1">
+      <w:start w:val="1"/>
+      <w:numFmt w:val="bullet"/>
+      <w:lvlText w:val=""/>
+      <w:lvlJc w:val="left"/>
+      <w:pPr>
+        <w:tabs>
+          <w:tab w:val="num" w:pos="2160"/>
+        </w:tabs>
+        <w:ind w:left="2160" w:hanging="360"/>
+      </w:pPr>
+      <w:rPr>
+        <w:rFonts w:ascii="Wingdings" w:hAnsi="Wingdings" w:hint="default"/>
+        <w:sz w:val="20"/>
+      </w:rPr>
+    </w:lvl>
+    <w:lvl w:ilvl="3" w:tentative="1">
+      <w:start w:val="1"/>
+      <w:numFmt w:val="bullet"/>
+      <w:lvlText w:val=""/>
+      <w:lvlJc w:val="left"/>
+      <w:pPr>
+        <w:tabs>
+          <w:tab w:val="num" w:pos="2880"/>
+        </w:tabs>
+        <w:ind w:left="2880" w:hanging="360"/>
+      </w:pPr>
+      <w:rPr>
+        <w:rFonts w:ascii="Wingdings" w:hAnsi="Wingdings" w:hint="default"/>
+        <w:sz w:val="20"/>
+      </w:rPr>
+    </w:lvl>
+    <w:lvl w:ilvl="4" w:tentative="1">
+      <w:start w:val="1"/>
+      <w:numFmt w:val="bullet"/>
+      <w:lvlText w:val=""/>
+      <w:lvlJc w:val="left"/>
+      <w:pPr>
+        <w:tabs>
+          <w:tab w:val="num" w:pos="3600"/>
+        </w:tabs>
+        <w:ind w:left="3600" w:hanging="360"/>
+      </w:pPr>
+      <w:rPr>
+        <w:rFonts w:ascii="Wingdings" w:hAnsi="Wingdings" w:hint="default"/>
+        <w:sz w:val="20"/>
+      </w:rPr>
+    </w:lvl>
+    <w:lvl w:ilvl="5" w:tentative="1">
+      <w:start w:val="1"/>
+      <w:numFmt w:val="bullet"/>
+      <w:lvlText w:val=""/>
+      <w:lvlJc w:val="left"/>
+      <w:pPr>
+        <w:tabs>
+          <w:tab w:val="num" w:pos="4320"/>
+        </w:tabs>
+        <w:ind w:left="4320" w:hanging="360"/>
+      </w:pPr>
+      <w:rPr>
+        <w:rFonts w:ascii="Wingdings" w:hAnsi="Wingdings" w:hint="default"/>
+        <w:sz w:val="20"/>
+      </w:rPr>
+    </w:lvl>
+    <w:lvl w:ilvl="6" w:tentative="1">
+      <w:start w:val="1"/>
+      <w:numFmt w:val="bullet"/>
+      <w:lvlText w:val=""/>
+      <w:lvlJc w:val="left"/>
+      <w:pPr>
+        <w:tabs>
+          <w:tab w:val="num" w:pos="5040"/>
+        </w:tabs>
+        <w:ind w:left="5040" w:hanging="360"/>
+      </w:pPr>
+      <w:rPr>
+        <w:rFonts w:ascii="Wingdings" w:hAnsi="Wingdings" w:hint="default"/>
+        <w:sz w:val="20"/>
+      </w:rPr>
+    </w:lvl>
+    <w:lvl w:ilvl="7" w:tentative="1">
+      <w:start w:val="1"/>
+      <w:numFmt w:val="bullet"/>
+      <w:lvlText w:val=""/>
+      <w:lvlJc w:val="left"/>
+      <w:pPr>
+        <w:tabs>
+          <w:tab w:val="num" w:pos="5760"/>
+        </w:tabs>
+        <w:ind w:left="5760" w:hanging="360"/>
+      </w:pPr>
+      <w:rPr>
+        <w:rFonts w:ascii="Wingdings" w:hAnsi="Wingdings" w:hint="default"/>
+        <w:sz w:val="20"/>
+      </w:rPr>
+    </w:lvl>
+    <w:lvl w:ilvl="8" w:tentative="1">
+      <w:start w:val="1"/>
+      <w:numFmt w:val="bullet"/>
+      <w:lvlText w:val=""/>
+      <w:lvlJc w:val="left"/>
+      <w:pPr>
+        <w:tabs>
+          <w:tab w:val="num" w:pos="6480"/>
+        </w:tabs>
+        <w:ind w:left="6480" w:hanging="360"/>
+      </w:pPr>
+      <w:rPr>
+        <w:rFonts w:ascii="Wingdings" w:hAnsi="Wingdings" w:hint="default"/>
+        <w:sz w:val="20"/>
+      </w:rPr>
+    </w:lvl>
+  </w:abstractNum>
+  <w:abstractNum w:abstractNumId="20" w15:restartNumberingAfterBreak="0">
+    <w:nsid w:val="4E8F0FE5"/>
+    <w:multiLevelType w:val="multilevel"/>
+    <w:tmpl w:val="E878F71E"/>
+    <w:lvl w:ilvl="0">
+      <w:start w:val="1"/>
+      <w:numFmt w:val="bullet"/>
+      <w:lvlText w:val=""/>
+      <w:lvlJc w:val="left"/>
+      <w:pPr>
+        <w:tabs>
+          <w:tab w:val="num" w:pos="720"/>
+        </w:tabs>
+        <w:ind w:left="720" w:hanging="360"/>
+      </w:pPr>
+      <w:rPr>
+        <w:rFonts w:ascii="Symbol" w:hAnsi="Symbol" w:hint="default"/>
+        <w:sz w:val="20"/>
+      </w:rPr>
+    </w:lvl>
+    <w:lvl w:ilvl="1" w:tentative="1">
+      <w:start w:val="1"/>
+      <w:numFmt w:val="bullet"/>
+      <w:lvlText w:val="o"/>
+      <w:lvlJc w:val="left"/>
+      <w:pPr>
+        <w:tabs>
+          <w:tab w:val="num" w:pos="1440"/>
+        </w:tabs>
+        <w:ind w:left="1440" w:hanging="360"/>
+      </w:pPr>
+      <w:rPr>
+        <w:rFonts w:ascii="Courier New" w:hAnsi="Courier New" w:hint="default"/>
+        <w:sz w:val="20"/>
+      </w:rPr>
+    </w:lvl>
+    <w:lvl w:ilvl="2" w:tentative="1">
+      <w:start w:val="1"/>
+      <w:numFmt w:val="bullet"/>
+      <w:lvlText w:val=""/>
+      <w:lvlJc w:val="left"/>
+      <w:pPr>
+        <w:tabs>
+          <w:tab w:val="num" w:pos="2160"/>
+        </w:tabs>
+        <w:ind w:left="2160" w:hanging="360"/>
+      </w:pPr>
+      <w:rPr>
+        <w:rFonts w:ascii="Wingdings" w:hAnsi="Wingdings" w:hint="default"/>
+        <w:sz w:val="20"/>
+      </w:rPr>
+    </w:lvl>
+    <w:lvl w:ilvl="3" w:tentative="1">
+      <w:start w:val="1"/>
+      <w:numFmt w:val="bullet"/>
+      <w:lvlText w:val=""/>
+      <w:lvlJc w:val="left"/>
+      <w:pPr>
+        <w:tabs>
+          <w:tab w:val="num" w:pos="2880"/>
+        </w:tabs>
+        <w:ind w:left="2880" w:hanging="360"/>
+      </w:pPr>
+      <w:rPr>
+        <w:rFonts w:ascii="Wingdings" w:hAnsi="Wingdings" w:hint="default"/>
+        <w:sz w:val="20"/>
+      </w:rPr>
+    </w:lvl>
+    <w:lvl w:ilvl="4" w:tentative="1">
+      <w:start w:val="1"/>
+      <w:numFmt w:val="bullet"/>
+      <w:lvlText w:val=""/>
+      <w:lvlJc w:val="left"/>
+      <w:pPr>
+        <w:tabs>
+          <w:tab w:val="num" w:pos="3600"/>
+        </w:tabs>
+        <w:ind w:left="3600" w:hanging="360"/>
+      </w:pPr>
+      <w:rPr>
+        <w:rFonts w:ascii="Wingdings" w:hAnsi="Wingdings" w:hint="default"/>
+        <w:sz w:val="20"/>
+      </w:rPr>
+    </w:lvl>
+    <w:lvl w:ilvl="5" w:tentative="1">
+      <w:start w:val="1"/>
+      <w:numFmt w:val="bullet"/>
+      <w:lvlText w:val=""/>
+      <w:lvlJc w:val="left"/>
+      <w:pPr>
+        <w:tabs>
+          <w:tab w:val="num" w:pos="4320"/>
+        </w:tabs>
+        <w:ind w:left="4320" w:hanging="360"/>
+      </w:pPr>
+      <w:rPr>
+        <w:rFonts w:ascii="Wingdings" w:hAnsi="Wingdings" w:hint="default"/>
+        <w:sz w:val="20"/>
+      </w:rPr>
+    </w:lvl>
+    <w:lvl w:ilvl="6" w:tentative="1">
+      <w:start w:val="1"/>
+      <w:numFmt w:val="bullet"/>
+      <w:lvlText w:val=""/>
+      <w:lvlJc w:val="left"/>
+      <w:pPr>
+        <w:tabs>
+          <w:tab w:val="num" w:pos="5040"/>
+        </w:tabs>
+        <w:ind w:left="5040" w:hanging="360"/>
+      </w:pPr>
+      <w:rPr>
+        <w:rFonts w:ascii="Wingdings" w:hAnsi="Wingdings" w:hint="default"/>
+        <w:sz w:val="20"/>
+      </w:rPr>
+    </w:lvl>
+    <w:lvl w:ilvl="7" w:tentative="1">
+      <w:start w:val="1"/>
+      <w:numFmt w:val="bullet"/>
+      <w:lvlText w:val=""/>
+      <w:lvlJc w:val="left"/>
+      <w:pPr>
+        <w:tabs>
+          <w:tab w:val="num" w:pos="5760"/>
+        </w:tabs>
+        <w:ind w:left="5760" w:hanging="360"/>
+      </w:pPr>
+      <w:rPr>
+        <w:rFonts w:ascii="Wingdings" w:hAnsi="Wingdings" w:hint="default"/>
+        <w:sz w:val="20"/>
+      </w:rPr>
+    </w:lvl>
+    <w:lvl w:ilvl="8" w:tentative="1">
+      <w:start w:val="1"/>
+      <w:numFmt w:val="bullet"/>
+      <w:lvlText w:val=""/>
+      <w:lvlJc w:val="left"/>
+      <w:pPr>
+        <w:tabs>
+          <w:tab w:val="num" w:pos="6480"/>
+        </w:tabs>
+        <w:ind w:left="6480" w:hanging="360"/>
+      </w:pPr>
+      <w:rPr>
+        <w:rFonts w:ascii="Wingdings" w:hAnsi="Wingdings" w:hint="default"/>
+        <w:sz w:val="20"/>
+      </w:rPr>
+    </w:lvl>
+  </w:abstractNum>
+  <w:abstractNum w:abstractNumId="21" w15:restartNumberingAfterBreak="0">
+    <w:nsid w:val="574C3A31"/>
+    <w:multiLevelType w:val="multilevel"/>
+    <w:tmpl w:val="3CD41D54"/>
+    <w:lvl w:ilvl="0">
+      <w:start w:val="1"/>
+      <w:numFmt w:val="bullet"/>
+      <w:lvlText w:val=""/>
+      <w:lvlJc w:val="left"/>
+      <w:pPr>
+        <w:tabs>
+          <w:tab w:val="num" w:pos="720"/>
+        </w:tabs>
+        <w:ind w:left="720" w:hanging="360"/>
+      </w:pPr>
+      <w:rPr>
+        <w:rFonts w:ascii="Symbol" w:hAnsi="Symbol" w:hint="default"/>
+        <w:sz w:val="20"/>
+      </w:rPr>
+    </w:lvl>
+    <w:lvl w:ilvl="1" w:tentative="1">
+      <w:start w:val="1"/>
+      <w:numFmt w:val="bullet"/>
+      <w:lvlText w:val="o"/>
+      <w:lvlJc w:val="left"/>
+      <w:pPr>
+        <w:tabs>
+          <w:tab w:val="num" w:pos="1440"/>
+        </w:tabs>
+        <w:ind w:left="1440" w:hanging="360"/>
+      </w:pPr>
+      <w:rPr>
+        <w:rFonts w:ascii="Courier New" w:hAnsi="Courier New" w:hint="default"/>
+        <w:sz w:val="20"/>
+      </w:rPr>
+    </w:lvl>
+    <w:lvl w:ilvl="2" w:tentative="1">
+      <w:start w:val="1"/>
+      <w:numFmt w:val="bullet"/>
+      <w:lvlText w:val=""/>
+      <w:lvlJc w:val="left"/>
+      <w:pPr>
+        <w:tabs>
+          <w:tab w:val="num" w:pos="2160"/>
+        </w:tabs>
+        <w:ind w:left="2160" w:hanging="360"/>
+      </w:pPr>
+      <w:rPr>
+        <w:rFonts w:ascii="Wingdings" w:hAnsi="Wingdings" w:hint="default"/>
+        <w:sz w:val="20"/>
+      </w:rPr>
+    </w:lvl>
+    <w:lvl w:ilvl="3" w:tentative="1">
+      <w:start w:val="1"/>
+      <w:numFmt w:val="bullet"/>
+      <w:lvlText w:val=""/>
+      <w:lvlJc w:val="left"/>
+      <w:pPr>
+        <w:tabs>
+          <w:tab w:val="num" w:pos="2880"/>
+        </w:tabs>
+        <w:ind w:left="2880" w:hanging="360"/>
+      </w:pPr>
+      <w:rPr>
+        <w:rFonts w:ascii="Wingdings" w:hAnsi="Wingdings" w:hint="default"/>
+        <w:sz w:val="20"/>
+      </w:rPr>
+    </w:lvl>
+    <w:lvl w:ilvl="4" w:tentative="1">
+      <w:start w:val="1"/>
+      <w:numFmt w:val="bullet"/>
+      <w:lvlText w:val=""/>
+      <w:lvlJc w:val="left"/>
+      <w:pPr>
+        <w:tabs>
+          <w:tab w:val="num" w:pos="3600"/>
+        </w:tabs>
+        <w:ind w:left="3600" w:hanging="360"/>
+      </w:pPr>
+      <w:rPr>
+        <w:rFonts w:ascii="Wingdings" w:hAnsi="Wingdings" w:hint="default"/>
+        <w:sz w:val="20"/>
+      </w:rPr>
+    </w:lvl>
+    <w:lvl w:ilvl="5" w:tentative="1">
+      <w:start w:val="1"/>
+      <w:numFmt w:val="bullet"/>
+      <w:lvlText w:val=""/>
+      <w:lvlJc w:val="left"/>
+      <w:pPr>
+        <w:tabs>
+          <w:tab w:val="num" w:pos="4320"/>
+        </w:tabs>
+        <w:ind w:left="4320" w:hanging="360"/>
+      </w:pPr>
+      <w:rPr>
+        <w:rFonts w:ascii="Wingdings" w:hAnsi="Wingdings" w:hint="default"/>
+        <w:sz w:val="20"/>
+      </w:rPr>
+    </w:lvl>
+    <w:lvl w:ilvl="6" w:tentative="1">
+      <w:start w:val="1"/>
+      <w:numFmt w:val="bullet"/>
+      <w:lvlText w:val=""/>
+      <w:lvlJc w:val="left"/>
+      <w:pPr>
+        <w:tabs>
+          <w:tab w:val="num" w:pos="5040"/>
+        </w:tabs>
+        <w:ind w:left="5040" w:hanging="360"/>
+      </w:pPr>
+      <w:rPr>
+        <w:rFonts w:ascii="Wingdings" w:hAnsi="Wingdings" w:hint="default"/>
+        <w:sz w:val="20"/>
+      </w:rPr>
+    </w:lvl>
+    <w:lvl w:ilvl="7" w:tentative="1">
+      <w:start w:val="1"/>
+      <w:numFmt w:val="bullet"/>
+      <w:lvlText w:val=""/>
+      <w:lvlJc w:val="left"/>
+      <w:pPr>
+        <w:tabs>
+          <w:tab w:val="num" w:pos="5760"/>
+        </w:tabs>
+        <w:ind w:left="5760" w:hanging="360"/>
+      </w:pPr>
+      <w:rPr>
+        <w:rFonts w:ascii="Wingdings" w:hAnsi="Wingdings" w:hint="default"/>
+        <w:sz w:val="20"/>
+      </w:rPr>
+    </w:lvl>
+    <w:lvl w:ilvl="8" w:tentative="1">
+      <w:start w:val="1"/>
+      <w:numFmt w:val="bullet"/>
+      <w:lvlText w:val=""/>
+      <w:lvlJc w:val="left"/>
+      <w:pPr>
+        <w:tabs>
+          <w:tab w:val="num" w:pos="6480"/>
+        </w:tabs>
+        <w:ind w:left="6480" w:hanging="360"/>
+      </w:pPr>
+      <w:rPr>
+        <w:rFonts w:ascii="Wingdings" w:hAnsi="Wingdings" w:hint="default"/>
+        <w:sz w:val="20"/>
+      </w:rPr>
+    </w:lvl>
+  </w:abstractNum>
+  <w:abstractNum w:abstractNumId="22" w15:restartNumberingAfterBreak="0">
     <w:nsid w:val="5A3A33A9"/>
     <w:multiLevelType w:val="multilevel"/>
     <w:tmpl w:val="46906348"/>
@@ -10476,7 +14918,156 @@
       </w:rPr>
     </w:lvl>
   </w:abstractNum>
-  <w:abstractNum w:abstractNumId="6" w15:restartNumberingAfterBreak="0">
+  <w:abstractNum w:abstractNumId="23" w15:restartNumberingAfterBreak="0">
+    <w:nsid w:val="5C240D16"/>
+    <w:multiLevelType w:val="multilevel"/>
+    <w:tmpl w:val="8DAEC6F4"/>
+    <w:lvl w:ilvl="0">
+      <w:start w:val="1"/>
+      <w:numFmt w:val="bullet"/>
+      <w:lvlText w:val=""/>
+      <w:lvlJc w:val="left"/>
+      <w:pPr>
+        <w:tabs>
+          <w:tab w:val="num" w:pos="720"/>
+        </w:tabs>
+        <w:ind w:left="720" w:hanging="360"/>
+      </w:pPr>
+      <w:rPr>
+        <w:rFonts w:ascii="Symbol" w:hAnsi="Symbol" w:hint="default"/>
+        <w:sz w:val="20"/>
+      </w:rPr>
+    </w:lvl>
+    <w:lvl w:ilvl="1" w:tentative="1">
+      <w:start w:val="1"/>
+      <w:numFmt w:val="bullet"/>
+      <w:lvlText w:val="o"/>
+      <w:lvlJc w:val="left"/>
+      <w:pPr>
+        <w:tabs>
+          <w:tab w:val="num" w:pos="1440"/>
+        </w:tabs>
+        <w:ind w:left="1440" w:hanging="360"/>
+      </w:pPr>
+      <w:rPr>
+        <w:rFonts w:ascii="Courier New" w:hAnsi="Courier New" w:hint="default"/>
+        <w:sz w:val="20"/>
+      </w:rPr>
+    </w:lvl>
+    <w:lvl w:ilvl="2" w:tentative="1">
+      <w:start w:val="1"/>
+      <w:numFmt w:val="bullet"/>
+      <w:lvlText w:val=""/>
+      <w:lvlJc w:val="left"/>
+      <w:pPr>
+        <w:tabs>
+          <w:tab w:val="num" w:pos="2160"/>
+        </w:tabs>
+        <w:ind w:left="2160" w:hanging="360"/>
+      </w:pPr>
+      <w:rPr>
+        <w:rFonts w:ascii="Wingdings" w:hAnsi="Wingdings" w:hint="default"/>
+        <w:sz w:val="20"/>
+      </w:rPr>
+    </w:lvl>
+    <w:lvl w:ilvl="3" w:tentative="1">
+      <w:start w:val="1"/>
+      <w:numFmt w:val="bullet"/>
+      <w:lvlText w:val=""/>
+      <w:lvlJc w:val="left"/>
+      <w:pPr>
+        <w:tabs>
+          <w:tab w:val="num" w:pos="2880"/>
+        </w:tabs>
+        <w:ind w:left="2880" w:hanging="360"/>
+      </w:pPr>
+      <w:rPr>
+        <w:rFonts w:ascii="Wingdings" w:hAnsi="Wingdings" w:hint="default"/>
+        <w:sz w:val="20"/>
+      </w:rPr>
+    </w:lvl>
+    <w:lvl w:ilvl="4" w:tentative="1">
+      <w:start w:val="1"/>
+      <w:numFmt w:val="bullet"/>
+      <w:lvlText w:val=""/>
+      <w:lvlJc w:val="left"/>
+      <w:pPr>
+        <w:tabs>
+          <w:tab w:val="num" w:pos="3600"/>
+        </w:tabs>
+        <w:ind w:left="3600" w:hanging="360"/>
+      </w:pPr>
+      <w:rPr>
+        <w:rFonts w:ascii="Wingdings" w:hAnsi="Wingdings" w:hint="default"/>
+        <w:sz w:val="20"/>
+      </w:rPr>
+    </w:lvl>
+    <w:lvl w:ilvl="5" w:tentative="1">
+      <w:start w:val="1"/>
+      <w:numFmt w:val="bullet"/>
+      <w:lvlText w:val=""/>
+      <w:lvlJc w:val="left"/>
+      <w:pPr>
+        <w:tabs>
+          <w:tab w:val="num" w:pos="4320"/>
+        </w:tabs>
+        <w:ind w:left="4320" w:hanging="360"/>
+      </w:pPr>
+      <w:rPr>
+        <w:rFonts w:ascii="Wingdings" w:hAnsi="Wingdings" w:hint="default"/>
+        <w:sz w:val="20"/>
+      </w:rPr>
+    </w:lvl>
+    <w:lvl w:ilvl="6" w:tentative="1">
+      <w:start w:val="1"/>
+      <w:numFmt w:val="bullet"/>
+      <w:lvlText w:val=""/>
+      <w:lvlJc w:val="left"/>
+      <w:pPr>
+        <w:tabs>
+          <w:tab w:val="num" w:pos="5040"/>
+        </w:tabs>
+        <w:ind w:left="5040" w:hanging="360"/>
+      </w:pPr>
+      <w:rPr>
+        <w:rFonts w:ascii="Wingdings" w:hAnsi="Wingdings" w:hint="default"/>
+        <w:sz w:val="20"/>
+      </w:rPr>
+    </w:lvl>
+    <w:lvl w:ilvl="7" w:tentative="1">
+      <w:start w:val="1"/>
+      <w:numFmt w:val="bullet"/>
+      <w:lvlText w:val=""/>
+      <w:lvlJc w:val="left"/>
+      <w:pPr>
+        <w:tabs>
+          <w:tab w:val="num" w:pos="5760"/>
+        </w:tabs>
+        <w:ind w:left="5760" w:hanging="360"/>
+      </w:pPr>
+      <w:rPr>
+        <w:rFonts w:ascii="Wingdings" w:hAnsi="Wingdings" w:hint="default"/>
+        <w:sz w:val="20"/>
+      </w:rPr>
+    </w:lvl>
+    <w:lvl w:ilvl="8" w:tentative="1">
+      <w:start w:val="1"/>
+      <w:numFmt w:val="bullet"/>
+      <w:lvlText w:val=""/>
+      <w:lvlJc w:val="left"/>
+      <w:pPr>
+        <w:tabs>
+          <w:tab w:val="num" w:pos="6480"/>
+        </w:tabs>
+        <w:ind w:left="6480" w:hanging="360"/>
+      </w:pPr>
+      <w:rPr>
+        <w:rFonts w:ascii="Wingdings" w:hAnsi="Wingdings" w:hint="default"/>
+        <w:sz w:val="20"/>
+      </w:rPr>
+    </w:lvl>
+  </w:abstractNum>
+  <w:abstractNum w:abstractNumId="24" w15:restartNumberingAfterBreak="0">
     <w:nsid w:val="5D4C697D"/>
     <w:multiLevelType w:val="multilevel"/>
     <w:tmpl w:val="4DBA4B54"/>
@@ -10625,7 +15216,7 @@
       </w:rPr>
     </w:lvl>
   </w:abstractNum>
-  <w:abstractNum w:abstractNumId="7" w15:restartNumberingAfterBreak="0">
+  <w:abstractNum w:abstractNumId="25" w15:restartNumberingAfterBreak="0">
     <w:nsid w:val="64BD0396"/>
     <w:multiLevelType w:val="multilevel"/>
     <w:tmpl w:val="7C02DCDC"/>
@@ -10774,7 +15365,7 @@
       </w:rPr>
     </w:lvl>
   </w:abstractNum>
-  <w:abstractNum w:abstractNumId="8" w15:restartNumberingAfterBreak="0">
+  <w:abstractNum w:abstractNumId="26" w15:restartNumberingAfterBreak="0">
     <w:nsid w:val="65495E9E"/>
     <w:multiLevelType w:val="multilevel"/>
     <w:tmpl w:val="369C6A0E"/>
@@ -10923,7 +15514,7 @@
       </w:rPr>
     </w:lvl>
   </w:abstractNum>
-  <w:abstractNum w:abstractNumId="9" w15:restartNumberingAfterBreak="0">
+  <w:abstractNum w:abstractNumId="27" w15:restartNumberingAfterBreak="0">
     <w:nsid w:val="66AB6AB3"/>
     <w:multiLevelType w:val="multilevel"/>
     <w:tmpl w:val="27A2BB48"/>
@@ -11072,7 +15663,7 @@
       </w:rPr>
     </w:lvl>
   </w:abstractNum>
-  <w:abstractNum w:abstractNumId="10" w15:restartNumberingAfterBreak="0">
+  <w:abstractNum w:abstractNumId="28" w15:restartNumberingAfterBreak="0">
     <w:nsid w:val="68361F36"/>
     <w:multiLevelType w:val="multilevel"/>
     <w:tmpl w:val="0B3076A8"/>
@@ -11221,7 +15812,156 @@
       </w:rPr>
     </w:lvl>
   </w:abstractNum>
-  <w:abstractNum w:abstractNumId="11" w15:restartNumberingAfterBreak="0">
+  <w:abstractNum w:abstractNumId="29" w15:restartNumberingAfterBreak="0">
+    <w:nsid w:val="6B4E707E"/>
+    <w:multiLevelType w:val="multilevel"/>
+    <w:tmpl w:val="D77E99FE"/>
+    <w:lvl w:ilvl="0">
+      <w:start w:val="1"/>
+      <w:numFmt w:val="bullet"/>
+      <w:lvlText w:val=""/>
+      <w:lvlJc w:val="left"/>
+      <w:pPr>
+        <w:tabs>
+          <w:tab w:val="num" w:pos="720"/>
+        </w:tabs>
+        <w:ind w:left="720" w:hanging="360"/>
+      </w:pPr>
+      <w:rPr>
+        <w:rFonts w:ascii="Symbol" w:hAnsi="Symbol" w:hint="default"/>
+        <w:sz w:val="20"/>
+      </w:rPr>
+    </w:lvl>
+    <w:lvl w:ilvl="1" w:tentative="1">
+      <w:start w:val="1"/>
+      <w:numFmt w:val="bullet"/>
+      <w:lvlText w:val="o"/>
+      <w:lvlJc w:val="left"/>
+      <w:pPr>
+        <w:tabs>
+          <w:tab w:val="num" w:pos="1440"/>
+        </w:tabs>
+        <w:ind w:left="1440" w:hanging="360"/>
+      </w:pPr>
+      <w:rPr>
+        <w:rFonts w:ascii="Courier New" w:hAnsi="Courier New" w:hint="default"/>
+        <w:sz w:val="20"/>
+      </w:rPr>
+    </w:lvl>
+    <w:lvl w:ilvl="2" w:tentative="1">
+      <w:start w:val="1"/>
+      <w:numFmt w:val="bullet"/>
+      <w:lvlText w:val=""/>
+      <w:lvlJc w:val="left"/>
+      <w:pPr>
+        <w:tabs>
+          <w:tab w:val="num" w:pos="2160"/>
+        </w:tabs>
+        <w:ind w:left="2160" w:hanging="360"/>
+      </w:pPr>
+      <w:rPr>
+        <w:rFonts w:ascii="Wingdings" w:hAnsi="Wingdings" w:hint="default"/>
+        <w:sz w:val="20"/>
+      </w:rPr>
+    </w:lvl>
+    <w:lvl w:ilvl="3" w:tentative="1">
+      <w:start w:val="1"/>
+      <w:numFmt w:val="bullet"/>
+      <w:lvlText w:val=""/>
+      <w:lvlJc w:val="left"/>
+      <w:pPr>
+        <w:tabs>
+          <w:tab w:val="num" w:pos="2880"/>
+        </w:tabs>
+        <w:ind w:left="2880" w:hanging="360"/>
+      </w:pPr>
+      <w:rPr>
+        <w:rFonts w:ascii="Wingdings" w:hAnsi="Wingdings" w:hint="default"/>
+        <w:sz w:val="20"/>
+      </w:rPr>
+    </w:lvl>
+    <w:lvl w:ilvl="4" w:tentative="1">
+      <w:start w:val="1"/>
+      <w:numFmt w:val="bullet"/>
+      <w:lvlText w:val=""/>
+      <w:lvlJc w:val="left"/>
+      <w:pPr>
+        <w:tabs>
+          <w:tab w:val="num" w:pos="3600"/>
+        </w:tabs>
+        <w:ind w:left="3600" w:hanging="360"/>
+      </w:pPr>
+      <w:rPr>
+        <w:rFonts w:ascii="Wingdings" w:hAnsi="Wingdings" w:hint="default"/>
+        <w:sz w:val="20"/>
+      </w:rPr>
+    </w:lvl>
+    <w:lvl w:ilvl="5" w:tentative="1">
+      <w:start w:val="1"/>
+      <w:numFmt w:val="bullet"/>
+      <w:lvlText w:val=""/>
+      <w:lvlJc w:val="left"/>
+      <w:pPr>
+        <w:tabs>
+          <w:tab w:val="num" w:pos="4320"/>
+        </w:tabs>
+        <w:ind w:left="4320" w:hanging="360"/>
+      </w:pPr>
+      <w:rPr>
+        <w:rFonts w:ascii="Wingdings" w:hAnsi="Wingdings" w:hint="default"/>
+        <w:sz w:val="20"/>
+      </w:rPr>
+    </w:lvl>
+    <w:lvl w:ilvl="6" w:tentative="1">
+      <w:start w:val="1"/>
+      <w:numFmt w:val="bullet"/>
+      <w:lvlText w:val=""/>
+      <w:lvlJc w:val="left"/>
+      <w:pPr>
+        <w:tabs>
+          <w:tab w:val="num" w:pos="5040"/>
+        </w:tabs>
+        <w:ind w:left="5040" w:hanging="360"/>
+      </w:pPr>
+      <w:rPr>
+        <w:rFonts w:ascii="Wingdings" w:hAnsi="Wingdings" w:hint="default"/>
+        <w:sz w:val="20"/>
+      </w:rPr>
+    </w:lvl>
+    <w:lvl w:ilvl="7" w:tentative="1">
+      <w:start w:val="1"/>
+      <w:numFmt w:val="bullet"/>
+      <w:lvlText w:val=""/>
+      <w:lvlJc w:val="left"/>
+      <w:pPr>
+        <w:tabs>
+          <w:tab w:val="num" w:pos="5760"/>
+        </w:tabs>
+        <w:ind w:left="5760" w:hanging="360"/>
+      </w:pPr>
+      <w:rPr>
+        <w:rFonts w:ascii="Wingdings" w:hAnsi="Wingdings" w:hint="default"/>
+        <w:sz w:val="20"/>
+      </w:rPr>
+    </w:lvl>
+    <w:lvl w:ilvl="8" w:tentative="1">
+      <w:start w:val="1"/>
+      <w:numFmt w:val="bullet"/>
+      <w:lvlText w:val=""/>
+      <w:lvlJc w:val="left"/>
+      <w:pPr>
+        <w:tabs>
+          <w:tab w:val="num" w:pos="6480"/>
+        </w:tabs>
+        <w:ind w:left="6480" w:hanging="360"/>
+      </w:pPr>
+      <w:rPr>
+        <w:rFonts w:ascii="Wingdings" w:hAnsi="Wingdings" w:hint="default"/>
+        <w:sz w:val="20"/>
+      </w:rPr>
+    </w:lvl>
+  </w:abstractNum>
+  <w:abstractNum w:abstractNumId="30" w15:restartNumberingAfterBreak="0">
     <w:nsid w:val="6B7A7128"/>
     <w:multiLevelType w:val="multilevel"/>
     <w:tmpl w:val="C992947A"/>
@@ -11370,7 +16110,7 @@
       </w:rPr>
     </w:lvl>
   </w:abstractNum>
-  <w:abstractNum w:abstractNumId="12" w15:restartNumberingAfterBreak="0">
+  <w:abstractNum w:abstractNumId="31" w15:restartNumberingAfterBreak="0">
     <w:nsid w:val="6F2E744D"/>
     <w:multiLevelType w:val="multilevel"/>
     <w:tmpl w:val="F42CF918"/>
@@ -11519,7 +16259,156 @@
       </w:rPr>
     </w:lvl>
   </w:abstractNum>
-  <w:abstractNum w:abstractNumId="13" w15:restartNumberingAfterBreak="0">
+  <w:abstractNum w:abstractNumId="32" w15:restartNumberingAfterBreak="0">
+    <w:nsid w:val="72EF0D20"/>
+    <w:multiLevelType w:val="multilevel"/>
+    <w:tmpl w:val="77F8CA1E"/>
+    <w:lvl w:ilvl="0">
+      <w:start w:val="1"/>
+      <w:numFmt w:val="bullet"/>
+      <w:lvlText w:val=""/>
+      <w:lvlJc w:val="left"/>
+      <w:pPr>
+        <w:tabs>
+          <w:tab w:val="num" w:pos="720"/>
+        </w:tabs>
+        <w:ind w:left="720" w:hanging="360"/>
+      </w:pPr>
+      <w:rPr>
+        <w:rFonts w:ascii="Symbol" w:hAnsi="Symbol" w:hint="default"/>
+        <w:sz w:val="20"/>
+      </w:rPr>
+    </w:lvl>
+    <w:lvl w:ilvl="1" w:tentative="1">
+      <w:start w:val="1"/>
+      <w:numFmt w:val="bullet"/>
+      <w:lvlText w:val="o"/>
+      <w:lvlJc w:val="left"/>
+      <w:pPr>
+        <w:tabs>
+          <w:tab w:val="num" w:pos="1440"/>
+        </w:tabs>
+        <w:ind w:left="1440" w:hanging="360"/>
+      </w:pPr>
+      <w:rPr>
+        <w:rFonts w:ascii="Courier New" w:hAnsi="Courier New" w:hint="default"/>
+        <w:sz w:val="20"/>
+      </w:rPr>
+    </w:lvl>
+    <w:lvl w:ilvl="2" w:tentative="1">
+      <w:start w:val="1"/>
+      <w:numFmt w:val="bullet"/>
+      <w:lvlText w:val=""/>
+      <w:lvlJc w:val="left"/>
+      <w:pPr>
+        <w:tabs>
+          <w:tab w:val="num" w:pos="2160"/>
+        </w:tabs>
+        <w:ind w:left="2160" w:hanging="360"/>
+      </w:pPr>
+      <w:rPr>
+        <w:rFonts w:ascii="Wingdings" w:hAnsi="Wingdings" w:hint="default"/>
+        <w:sz w:val="20"/>
+      </w:rPr>
+    </w:lvl>
+    <w:lvl w:ilvl="3" w:tentative="1">
+      <w:start w:val="1"/>
+      <w:numFmt w:val="bullet"/>
+      <w:lvlText w:val=""/>
+      <w:lvlJc w:val="left"/>
+      <w:pPr>
+        <w:tabs>
+          <w:tab w:val="num" w:pos="2880"/>
+        </w:tabs>
+        <w:ind w:left="2880" w:hanging="360"/>
+      </w:pPr>
+      <w:rPr>
+        <w:rFonts w:ascii="Wingdings" w:hAnsi="Wingdings" w:hint="default"/>
+        <w:sz w:val="20"/>
+      </w:rPr>
+    </w:lvl>
+    <w:lvl w:ilvl="4" w:tentative="1">
+      <w:start w:val="1"/>
+      <w:numFmt w:val="bullet"/>
+      <w:lvlText w:val=""/>
+      <w:lvlJc w:val="left"/>
+      <w:pPr>
+        <w:tabs>
+          <w:tab w:val="num" w:pos="3600"/>
+        </w:tabs>
+        <w:ind w:left="3600" w:hanging="360"/>
+      </w:pPr>
+      <w:rPr>
+        <w:rFonts w:ascii="Wingdings" w:hAnsi="Wingdings" w:hint="default"/>
+        <w:sz w:val="20"/>
+      </w:rPr>
+    </w:lvl>
+    <w:lvl w:ilvl="5" w:tentative="1">
+      <w:start w:val="1"/>
+      <w:numFmt w:val="bullet"/>
+      <w:lvlText w:val=""/>
+      <w:lvlJc w:val="left"/>
+      <w:pPr>
+        <w:tabs>
+          <w:tab w:val="num" w:pos="4320"/>
+        </w:tabs>
+        <w:ind w:left="4320" w:hanging="360"/>
+      </w:pPr>
+      <w:rPr>
+        <w:rFonts w:ascii="Wingdings" w:hAnsi="Wingdings" w:hint="default"/>
+        <w:sz w:val="20"/>
+      </w:rPr>
+    </w:lvl>
+    <w:lvl w:ilvl="6" w:tentative="1">
+      <w:start w:val="1"/>
+      <w:numFmt w:val="bullet"/>
+      <w:lvlText w:val=""/>
+      <w:lvlJc w:val="left"/>
+      <w:pPr>
+        <w:tabs>
+          <w:tab w:val="num" w:pos="5040"/>
+        </w:tabs>
+        <w:ind w:left="5040" w:hanging="360"/>
+      </w:pPr>
+      <w:rPr>
+        <w:rFonts w:ascii="Wingdings" w:hAnsi="Wingdings" w:hint="default"/>
+        <w:sz w:val="20"/>
+      </w:rPr>
+    </w:lvl>
+    <w:lvl w:ilvl="7" w:tentative="1">
+      <w:start w:val="1"/>
+      <w:numFmt w:val="bullet"/>
+      <w:lvlText w:val=""/>
+      <w:lvlJc w:val="left"/>
+      <w:pPr>
+        <w:tabs>
+          <w:tab w:val="num" w:pos="5760"/>
+        </w:tabs>
+        <w:ind w:left="5760" w:hanging="360"/>
+      </w:pPr>
+      <w:rPr>
+        <w:rFonts w:ascii="Wingdings" w:hAnsi="Wingdings" w:hint="default"/>
+        <w:sz w:val="20"/>
+      </w:rPr>
+    </w:lvl>
+    <w:lvl w:ilvl="8" w:tentative="1">
+      <w:start w:val="1"/>
+      <w:numFmt w:val="bullet"/>
+      <w:lvlText w:val=""/>
+      <w:lvlJc w:val="left"/>
+      <w:pPr>
+        <w:tabs>
+          <w:tab w:val="num" w:pos="6480"/>
+        </w:tabs>
+        <w:ind w:left="6480" w:hanging="360"/>
+      </w:pPr>
+      <w:rPr>
+        <w:rFonts w:ascii="Wingdings" w:hAnsi="Wingdings" w:hint="default"/>
+        <w:sz w:val="20"/>
+      </w:rPr>
+    </w:lvl>
+  </w:abstractNum>
+  <w:abstractNum w:abstractNumId="33" w15:restartNumberingAfterBreak="0">
     <w:nsid w:val="78256984"/>
     <w:multiLevelType w:val="multilevel"/>
     <w:tmpl w:val="75280074"/>
@@ -11668,7 +16557,454 @@
       </w:rPr>
     </w:lvl>
   </w:abstractNum>
-  <w:abstractNum w:abstractNumId="14" w15:restartNumberingAfterBreak="0">
+  <w:abstractNum w:abstractNumId="34" w15:restartNumberingAfterBreak="0">
+    <w:nsid w:val="7C936189"/>
+    <w:multiLevelType w:val="multilevel"/>
+    <w:tmpl w:val="286040EA"/>
+    <w:lvl w:ilvl="0">
+      <w:start w:val="1"/>
+      <w:numFmt w:val="bullet"/>
+      <w:lvlText w:val=""/>
+      <w:lvlJc w:val="left"/>
+      <w:pPr>
+        <w:tabs>
+          <w:tab w:val="num" w:pos="720"/>
+        </w:tabs>
+        <w:ind w:left="720" w:hanging="360"/>
+      </w:pPr>
+      <w:rPr>
+        <w:rFonts w:ascii="Symbol" w:hAnsi="Symbol" w:hint="default"/>
+        <w:sz w:val="20"/>
+      </w:rPr>
+    </w:lvl>
+    <w:lvl w:ilvl="1" w:tentative="1">
+      <w:start w:val="1"/>
+      <w:numFmt w:val="bullet"/>
+      <w:lvlText w:val="o"/>
+      <w:lvlJc w:val="left"/>
+      <w:pPr>
+        <w:tabs>
+          <w:tab w:val="num" w:pos="1440"/>
+        </w:tabs>
+        <w:ind w:left="1440" w:hanging="360"/>
+      </w:pPr>
+      <w:rPr>
+        <w:rFonts w:ascii="Courier New" w:hAnsi="Courier New" w:hint="default"/>
+        <w:sz w:val="20"/>
+      </w:rPr>
+    </w:lvl>
+    <w:lvl w:ilvl="2" w:tentative="1">
+      <w:start w:val="1"/>
+      <w:numFmt w:val="bullet"/>
+      <w:lvlText w:val=""/>
+      <w:lvlJc w:val="left"/>
+      <w:pPr>
+        <w:tabs>
+          <w:tab w:val="num" w:pos="2160"/>
+        </w:tabs>
+        <w:ind w:left="2160" w:hanging="360"/>
+      </w:pPr>
+      <w:rPr>
+        <w:rFonts w:ascii="Wingdings" w:hAnsi="Wingdings" w:hint="default"/>
+        <w:sz w:val="20"/>
+      </w:rPr>
+    </w:lvl>
+    <w:lvl w:ilvl="3" w:tentative="1">
+      <w:start w:val="1"/>
+      <w:numFmt w:val="bullet"/>
+      <w:lvlText w:val=""/>
+      <w:lvlJc w:val="left"/>
+      <w:pPr>
+        <w:tabs>
+          <w:tab w:val="num" w:pos="2880"/>
+        </w:tabs>
+        <w:ind w:left="2880" w:hanging="360"/>
+      </w:pPr>
+      <w:rPr>
+        <w:rFonts w:ascii="Wingdings" w:hAnsi="Wingdings" w:hint="default"/>
+        <w:sz w:val="20"/>
+      </w:rPr>
+    </w:lvl>
+    <w:lvl w:ilvl="4" w:tentative="1">
+      <w:start w:val="1"/>
+      <w:numFmt w:val="bullet"/>
+      <w:lvlText w:val=""/>
+      <w:lvlJc w:val="left"/>
+      <w:pPr>
+        <w:tabs>
+          <w:tab w:val="num" w:pos="3600"/>
+        </w:tabs>
+        <w:ind w:left="3600" w:hanging="360"/>
+      </w:pPr>
+      <w:rPr>
+        <w:rFonts w:ascii="Wingdings" w:hAnsi="Wingdings" w:hint="default"/>
+        <w:sz w:val="20"/>
+      </w:rPr>
+    </w:lvl>
+    <w:lvl w:ilvl="5" w:tentative="1">
+      <w:start w:val="1"/>
+      <w:numFmt w:val="bullet"/>
+      <w:lvlText w:val=""/>
+      <w:lvlJc w:val="left"/>
+      <w:pPr>
+        <w:tabs>
+          <w:tab w:val="num" w:pos="4320"/>
+        </w:tabs>
+        <w:ind w:left="4320" w:hanging="360"/>
+      </w:pPr>
+      <w:rPr>
+        <w:rFonts w:ascii="Wingdings" w:hAnsi="Wingdings" w:hint="default"/>
+        <w:sz w:val="20"/>
+      </w:rPr>
+    </w:lvl>
+    <w:lvl w:ilvl="6" w:tentative="1">
+      <w:start w:val="1"/>
+      <w:numFmt w:val="bullet"/>
+      <w:lvlText w:val=""/>
+      <w:lvlJc w:val="left"/>
+      <w:pPr>
+        <w:tabs>
+          <w:tab w:val="num" w:pos="5040"/>
+        </w:tabs>
+        <w:ind w:left="5040" w:hanging="360"/>
+      </w:pPr>
+      <w:rPr>
+        <w:rFonts w:ascii="Wingdings" w:hAnsi="Wingdings" w:hint="default"/>
+        <w:sz w:val="20"/>
+      </w:rPr>
+    </w:lvl>
+    <w:lvl w:ilvl="7" w:tentative="1">
+      <w:start w:val="1"/>
+      <w:numFmt w:val="bullet"/>
+      <w:lvlText w:val=""/>
+      <w:lvlJc w:val="left"/>
+      <w:pPr>
+        <w:tabs>
+          <w:tab w:val="num" w:pos="5760"/>
+        </w:tabs>
+        <w:ind w:left="5760" w:hanging="360"/>
+      </w:pPr>
+      <w:rPr>
+        <w:rFonts w:ascii="Wingdings" w:hAnsi="Wingdings" w:hint="default"/>
+        <w:sz w:val="20"/>
+      </w:rPr>
+    </w:lvl>
+    <w:lvl w:ilvl="8" w:tentative="1">
+      <w:start w:val="1"/>
+      <w:numFmt w:val="bullet"/>
+      <w:lvlText w:val=""/>
+      <w:lvlJc w:val="left"/>
+      <w:pPr>
+        <w:tabs>
+          <w:tab w:val="num" w:pos="6480"/>
+        </w:tabs>
+        <w:ind w:left="6480" w:hanging="360"/>
+      </w:pPr>
+      <w:rPr>
+        <w:rFonts w:ascii="Wingdings" w:hAnsi="Wingdings" w:hint="default"/>
+        <w:sz w:val="20"/>
+      </w:rPr>
+    </w:lvl>
+  </w:abstractNum>
+  <w:abstractNum w:abstractNumId="35" w15:restartNumberingAfterBreak="0">
+    <w:nsid w:val="7EB77F6B"/>
+    <w:multiLevelType w:val="multilevel"/>
+    <w:tmpl w:val="FA44C7B0"/>
+    <w:lvl w:ilvl="0">
+      <w:start w:val="1"/>
+      <w:numFmt w:val="bullet"/>
+      <w:lvlText w:val=""/>
+      <w:lvlJc w:val="left"/>
+      <w:pPr>
+        <w:tabs>
+          <w:tab w:val="num" w:pos="720"/>
+        </w:tabs>
+        <w:ind w:left="720" w:hanging="360"/>
+      </w:pPr>
+      <w:rPr>
+        <w:rFonts w:ascii="Symbol" w:hAnsi="Symbol" w:hint="default"/>
+        <w:sz w:val="20"/>
+      </w:rPr>
+    </w:lvl>
+    <w:lvl w:ilvl="1" w:tentative="1">
+      <w:start w:val="1"/>
+      <w:numFmt w:val="bullet"/>
+      <w:lvlText w:val="o"/>
+      <w:lvlJc w:val="left"/>
+      <w:pPr>
+        <w:tabs>
+          <w:tab w:val="num" w:pos="1440"/>
+        </w:tabs>
+        <w:ind w:left="1440" w:hanging="360"/>
+      </w:pPr>
+      <w:rPr>
+        <w:rFonts w:ascii="Courier New" w:hAnsi="Courier New" w:hint="default"/>
+        <w:sz w:val="20"/>
+      </w:rPr>
+    </w:lvl>
+    <w:lvl w:ilvl="2" w:tentative="1">
+      <w:start w:val="1"/>
+      <w:numFmt w:val="bullet"/>
+      <w:lvlText w:val=""/>
+      <w:lvlJc w:val="left"/>
+      <w:pPr>
+        <w:tabs>
+          <w:tab w:val="num" w:pos="2160"/>
+        </w:tabs>
+        <w:ind w:left="2160" w:hanging="360"/>
+      </w:pPr>
+      <w:rPr>
+        <w:rFonts w:ascii="Wingdings" w:hAnsi="Wingdings" w:hint="default"/>
+        <w:sz w:val="20"/>
+      </w:rPr>
+    </w:lvl>
+    <w:lvl w:ilvl="3" w:tentative="1">
+      <w:start w:val="1"/>
+      <w:numFmt w:val="bullet"/>
+      <w:lvlText w:val=""/>
+      <w:lvlJc w:val="left"/>
+      <w:pPr>
+        <w:tabs>
+          <w:tab w:val="num" w:pos="2880"/>
+        </w:tabs>
+        <w:ind w:left="2880" w:hanging="360"/>
+      </w:pPr>
+      <w:rPr>
+        <w:rFonts w:ascii="Wingdings" w:hAnsi="Wingdings" w:hint="default"/>
+        <w:sz w:val="20"/>
+      </w:rPr>
+    </w:lvl>
+    <w:lvl w:ilvl="4" w:tentative="1">
+      <w:start w:val="1"/>
+      <w:numFmt w:val="bullet"/>
+      <w:lvlText w:val=""/>
+      <w:lvlJc w:val="left"/>
+      <w:pPr>
+        <w:tabs>
+          <w:tab w:val="num" w:pos="3600"/>
+        </w:tabs>
+        <w:ind w:left="3600" w:hanging="360"/>
+      </w:pPr>
+      <w:rPr>
+        <w:rFonts w:ascii="Wingdings" w:hAnsi="Wingdings" w:hint="default"/>
+        <w:sz w:val="20"/>
+      </w:rPr>
+    </w:lvl>
+    <w:lvl w:ilvl="5" w:tentative="1">
+      <w:start w:val="1"/>
+      <w:numFmt w:val="bullet"/>
+      <w:lvlText w:val=""/>
+      <w:lvlJc w:val="left"/>
+      <w:pPr>
+        <w:tabs>
+          <w:tab w:val="num" w:pos="4320"/>
+        </w:tabs>
+        <w:ind w:left="4320" w:hanging="360"/>
+      </w:pPr>
+      <w:rPr>
+        <w:rFonts w:ascii="Wingdings" w:hAnsi="Wingdings" w:hint="default"/>
+        <w:sz w:val="20"/>
+      </w:rPr>
+    </w:lvl>
+    <w:lvl w:ilvl="6" w:tentative="1">
+      <w:start w:val="1"/>
+      <w:numFmt w:val="bullet"/>
+      <w:lvlText w:val=""/>
+      <w:lvlJc w:val="left"/>
+      <w:pPr>
+        <w:tabs>
+          <w:tab w:val="num" w:pos="5040"/>
+        </w:tabs>
+        <w:ind w:left="5040" w:hanging="360"/>
+      </w:pPr>
+      <w:rPr>
+        <w:rFonts w:ascii="Wingdings" w:hAnsi="Wingdings" w:hint="default"/>
+        <w:sz w:val="20"/>
+      </w:rPr>
+    </w:lvl>
+    <w:lvl w:ilvl="7" w:tentative="1">
+      <w:start w:val="1"/>
+      <w:numFmt w:val="bullet"/>
+      <w:lvlText w:val=""/>
+      <w:lvlJc w:val="left"/>
+      <w:pPr>
+        <w:tabs>
+          <w:tab w:val="num" w:pos="5760"/>
+        </w:tabs>
+        <w:ind w:left="5760" w:hanging="360"/>
+      </w:pPr>
+      <w:rPr>
+        <w:rFonts w:ascii="Wingdings" w:hAnsi="Wingdings" w:hint="default"/>
+        <w:sz w:val="20"/>
+      </w:rPr>
+    </w:lvl>
+    <w:lvl w:ilvl="8" w:tentative="1">
+      <w:start w:val="1"/>
+      <w:numFmt w:val="bullet"/>
+      <w:lvlText w:val=""/>
+      <w:lvlJc w:val="left"/>
+      <w:pPr>
+        <w:tabs>
+          <w:tab w:val="num" w:pos="6480"/>
+        </w:tabs>
+        <w:ind w:left="6480" w:hanging="360"/>
+      </w:pPr>
+      <w:rPr>
+        <w:rFonts w:ascii="Wingdings" w:hAnsi="Wingdings" w:hint="default"/>
+        <w:sz w:val="20"/>
+      </w:rPr>
+    </w:lvl>
+  </w:abstractNum>
+  <w:abstractNum w:abstractNumId="36" w15:restartNumberingAfterBreak="0">
+    <w:nsid w:val="7F791404"/>
+    <w:multiLevelType w:val="multilevel"/>
+    <w:tmpl w:val="372626B2"/>
+    <w:lvl w:ilvl="0">
+      <w:start w:val="1"/>
+      <w:numFmt w:val="bullet"/>
+      <w:lvlText w:val=""/>
+      <w:lvlJc w:val="left"/>
+      <w:pPr>
+        <w:tabs>
+          <w:tab w:val="num" w:pos="720"/>
+        </w:tabs>
+        <w:ind w:left="720" w:hanging="360"/>
+      </w:pPr>
+      <w:rPr>
+        <w:rFonts w:ascii="Symbol" w:hAnsi="Symbol" w:hint="default"/>
+        <w:sz w:val="20"/>
+      </w:rPr>
+    </w:lvl>
+    <w:lvl w:ilvl="1" w:tentative="1">
+      <w:start w:val="1"/>
+      <w:numFmt w:val="bullet"/>
+      <w:lvlText w:val="o"/>
+      <w:lvlJc w:val="left"/>
+      <w:pPr>
+        <w:tabs>
+          <w:tab w:val="num" w:pos="1440"/>
+        </w:tabs>
+        <w:ind w:left="1440" w:hanging="360"/>
+      </w:pPr>
+      <w:rPr>
+        <w:rFonts w:ascii="Courier New" w:hAnsi="Courier New" w:hint="default"/>
+        <w:sz w:val="20"/>
+      </w:rPr>
+    </w:lvl>
+    <w:lvl w:ilvl="2" w:tentative="1">
+      <w:start w:val="1"/>
+      <w:numFmt w:val="bullet"/>
+      <w:lvlText w:val=""/>
+      <w:lvlJc w:val="left"/>
+      <w:pPr>
+        <w:tabs>
+          <w:tab w:val="num" w:pos="2160"/>
+        </w:tabs>
+        <w:ind w:left="2160" w:hanging="360"/>
+      </w:pPr>
+      <w:rPr>
+        <w:rFonts w:ascii="Wingdings" w:hAnsi="Wingdings" w:hint="default"/>
+        <w:sz w:val="20"/>
+      </w:rPr>
+    </w:lvl>
+    <w:lvl w:ilvl="3" w:tentative="1">
+      <w:start w:val="1"/>
+      <w:numFmt w:val="bullet"/>
+      <w:lvlText w:val=""/>
+      <w:lvlJc w:val="left"/>
+      <w:pPr>
+        <w:tabs>
+          <w:tab w:val="num" w:pos="2880"/>
+        </w:tabs>
+        <w:ind w:left="2880" w:hanging="360"/>
+      </w:pPr>
+      <w:rPr>
+        <w:rFonts w:ascii="Wingdings" w:hAnsi="Wingdings" w:hint="default"/>
+        <w:sz w:val="20"/>
+      </w:rPr>
+    </w:lvl>
+    <w:lvl w:ilvl="4" w:tentative="1">
+      <w:start w:val="1"/>
+      <w:numFmt w:val="bullet"/>
+      <w:lvlText w:val=""/>
+      <w:lvlJc w:val="left"/>
+      <w:pPr>
+        <w:tabs>
+          <w:tab w:val="num" w:pos="3600"/>
+        </w:tabs>
+        <w:ind w:left="3600" w:hanging="360"/>
+      </w:pPr>
+      <w:rPr>
+        <w:rFonts w:ascii="Wingdings" w:hAnsi="Wingdings" w:hint="default"/>
+        <w:sz w:val="20"/>
+      </w:rPr>
+    </w:lvl>
+    <w:lvl w:ilvl="5" w:tentative="1">
+      <w:start w:val="1"/>
+      <w:numFmt w:val="bullet"/>
+      <w:lvlText w:val=""/>
+      <w:lvlJc w:val="left"/>
+      <w:pPr>
+        <w:tabs>
+          <w:tab w:val="num" w:pos="4320"/>
+        </w:tabs>
+        <w:ind w:left="4320" w:hanging="360"/>
+      </w:pPr>
+      <w:rPr>
+        <w:rFonts w:ascii="Wingdings" w:hAnsi="Wingdings" w:hint="default"/>
+        <w:sz w:val="20"/>
+      </w:rPr>
+    </w:lvl>
+    <w:lvl w:ilvl="6" w:tentative="1">
+      <w:start w:val="1"/>
+      <w:numFmt w:val="bullet"/>
+      <w:lvlText w:val=""/>
+      <w:lvlJc w:val="left"/>
+      <w:pPr>
+        <w:tabs>
+          <w:tab w:val="num" w:pos="5040"/>
+        </w:tabs>
+        <w:ind w:left="5040" w:hanging="360"/>
+      </w:pPr>
+      <w:rPr>
+        <w:rFonts w:ascii="Wingdings" w:hAnsi="Wingdings" w:hint="default"/>
+        <w:sz w:val="20"/>
+      </w:rPr>
+    </w:lvl>
+    <w:lvl w:ilvl="7" w:tentative="1">
+      <w:start w:val="1"/>
+      <w:numFmt w:val="bullet"/>
+      <w:lvlText w:val=""/>
+      <w:lvlJc w:val="left"/>
+      <w:pPr>
+        <w:tabs>
+          <w:tab w:val="num" w:pos="5760"/>
+        </w:tabs>
+        <w:ind w:left="5760" w:hanging="360"/>
+      </w:pPr>
+      <w:rPr>
+        <w:rFonts w:ascii="Wingdings" w:hAnsi="Wingdings" w:hint="default"/>
+        <w:sz w:val="20"/>
+      </w:rPr>
+    </w:lvl>
+    <w:lvl w:ilvl="8" w:tentative="1">
+      <w:start w:val="1"/>
+      <w:numFmt w:val="bullet"/>
+      <w:lvlText w:val=""/>
+      <w:lvlJc w:val="left"/>
+      <w:pPr>
+        <w:tabs>
+          <w:tab w:val="num" w:pos="6480"/>
+        </w:tabs>
+        <w:ind w:left="6480" w:hanging="360"/>
+      </w:pPr>
+      <w:rPr>
+        <w:rFonts w:ascii="Wingdings" w:hAnsi="Wingdings" w:hint="default"/>
+        <w:sz w:val="20"/>
+      </w:rPr>
+    </w:lvl>
+  </w:abstractNum>
+  <w:abstractNum w:abstractNumId="37" w15:restartNumberingAfterBreak="0">
     <w:nsid w:val="7F930AE0"/>
     <w:multiLevelType w:val="multilevel"/>
     <w:tmpl w:val="A6360FDA"/>
@@ -11818,49 +17154,118 @@
     </w:lvl>
   </w:abstractNum>
   <w:num w:numId="1" w16cid:durableId="1506937275">
+    <w:abstractNumId w:val="14"/>
+  </w:num>
+  <w:num w:numId="2" w16cid:durableId="476729009">
+    <w:abstractNumId w:val="24"/>
+  </w:num>
+  <w:num w:numId="3" w16cid:durableId="1537811643">
+    <w:abstractNumId w:val="5"/>
+  </w:num>
+  <w:num w:numId="4" w16cid:durableId="979770229">
+    <w:abstractNumId w:val="30"/>
+  </w:num>
+  <w:num w:numId="5" w16cid:durableId="873154177">
+    <w:abstractNumId w:val="37"/>
+  </w:num>
+  <w:num w:numId="6" w16cid:durableId="1421486797">
+    <w:abstractNumId w:val="31"/>
+  </w:num>
+  <w:num w:numId="7" w16cid:durableId="1184976103">
+    <w:abstractNumId w:val="28"/>
+  </w:num>
+  <w:num w:numId="8" w16cid:durableId="585573912">
+    <w:abstractNumId w:val="13"/>
+  </w:num>
+  <w:num w:numId="9" w16cid:durableId="1864318625">
+    <w:abstractNumId w:val="6"/>
+  </w:num>
+  <w:num w:numId="10" w16cid:durableId="963803275">
+    <w:abstractNumId w:val="25"/>
+  </w:num>
+  <w:num w:numId="11" w16cid:durableId="1532692149">
+    <w:abstractNumId w:val="18"/>
+  </w:num>
+  <w:num w:numId="12" w16cid:durableId="1739325925">
+    <w:abstractNumId w:val="33"/>
+  </w:num>
+  <w:num w:numId="13" w16cid:durableId="613710014">
+    <w:abstractNumId w:val="27"/>
+  </w:num>
+  <w:num w:numId="14" w16cid:durableId="534465108">
+    <w:abstractNumId w:val="22"/>
+  </w:num>
+  <w:num w:numId="15" w16cid:durableId="128595194">
+    <w:abstractNumId w:val="26"/>
+  </w:num>
+  <w:num w:numId="16" w16cid:durableId="1515917724">
+    <w:abstractNumId w:val="19"/>
+  </w:num>
+  <w:num w:numId="17" w16cid:durableId="1690837011">
+    <w:abstractNumId w:val="20"/>
+  </w:num>
+  <w:num w:numId="18" w16cid:durableId="349645097">
+    <w:abstractNumId w:val="8"/>
+  </w:num>
+  <w:num w:numId="19" w16cid:durableId="622923289">
+    <w:abstractNumId w:val="2"/>
+  </w:num>
+  <w:num w:numId="20" w16cid:durableId="1709259322">
+    <w:abstractNumId w:val="36"/>
+  </w:num>
+  <w:num w:numId="21" w16cid:durableId="728655195">
+    <w:abstractNumId w:val="35"/>
+  </w:num>
+  <w:num w:numId="22" w16cid:durableId="177280654">
+    <w:abstractNumId w:val="4"/>
+  </w:num>
+  <w:num w:numId="23" w16cid:durableId="632905557">
+    <w:abstractNumId w:val="29"/>
+  </w:num>
+  <w:num w:numId="24" w16cid:durableId="113136676">
+    <w:abstractNumId w:val="1"/>
+  </w:num>
+  <w:num w:numId="25" w16cid:durableId="1622298136">
+    <w:abstractNumId w:val="11"/>
+  </w:num>
+  <w:num w:numId="26" w16cid:durableId="645936762">
+    <w:abstractNumId w:val="9"/>
+  </w:num>
+  <w:num w:numId="27" w16cid:durableId="125047371">
     <w:abstractNumId w:val="3"/>
   </w:num>
-  <w:num w:numId="2" w16cid:durableId="476729009">
-    <w:abstractNumId w:val="6"/>
+  <w:num w:numId="28" w16cid:durableId="1170566303">
+    <w:abstractNumId w:val="32"/>
   </w:num>
-  <w:num w:numId="3" w16cid:durableId="1537811643">
-    <w:abstractNumId w:val="0"/>
+  <w:num w:numId="29" w16cid:durableId="242763391">
+    <w:abstractNumId w:val="23"/>
   </w:num>
-  <w:num w:numId="4" w16cid:durableId="979770229">
-    <w:abstractNumId w:val="11"/>
+  <w:num w:numId="30" w16cid:durableId="338584364">
+    <w:abstractNumId w:val="16"/>
   </w:num>
-  <w:num w:numId="5" w16cid:durableId="873154177">
-    <w:abstractNumId w:val="14"/>
+  <w:num w:numId="31" w16cid:durableId="805196369">
+    <w:abstractNumId w:val="21"/>
   </w:num>
-  <w:num w:numId="6" w16cid:durableId="1421486797">
+  <w:num w:numId="32" w16cid:durableId="488449751">
+    <w:abstractNumId w:val="10"/>
+  </w:num>
+  <w:num w:numId="33" w16cid:durableId="760837407">
+    <w:abstractNumId w:val="15"/>
+  </w:num>
+  <w:num w:numId="34" w16cid:durableId="1584535067">
+    <w:abstractNumId w:val="34"/>
+  </w:num>
+  <w:num w:numId="35" w16cid:durableId="1355301139">
+    <w:abstractNumId w:val="7"/>
+  </w:num>
+  <w:num w:numId="36" w16cid:durableId="365524881">
     <w:abstractNumId w:val="12"/>
   </w:num>
-  <w:num w:numId="7" w16cid:durableId="1184976103">
-    <w:abstractNumId w:val="10"/>
+  <w:num w:numId="37" w16cid:durableId="560866746">
+    <w:abstractNumId w:val="17"/>
   </w:num>
-  <w:num w:numId="8" w16cid:durableId="585573912">
-    <w:abstractNumId w:val="2"/>
-  </w:num>
-  <w:num w:numId="9" w16cid:durableId="1864318625">
-    <w:abstractNumId w:val="1"/>
-  </w:num>
-  <w:num w:numId="10" w16cid:durableId="963803275">
-    <w:abstractNumId w:val="7"/>
-  </w:num>
-  <w:num w:numId="11" w16cid:durableId="1532692149">
-    <w:abstractNumId w:val="4"/>
-  </w:num>
-  <w:num w:numId="12" w16cid:durableId="1739325925">
-    <w:abstractNumId w:val="13"/>
-  </w:num>
-  <w:num w:numId="13" w16cid:durableId="613710014">
-    <w:abstractNumId w:val="9"/>
-  </w:num>
-  <w:num w:numId="14" w16cid:durableId="534465108">
-    <w:abstractNumId w:val="5"/>
-  </w:num>
-  <w:num w:numId="15" w16cid:durableId="128595194">
-    <w:abstractNumId w:val="8"/>
+  <w:num w:numId="38" w16cid:durableId="708802676">
+    <w:abstractNumId w:val="0"/>
   </w:num>
 </w:numbering>
 </file>
